--- a/Farm_Master_API_Documentation_Stage6.docx
+++ b/Farm_Master_API_Documentation_Stage6.docx
@@ -287,7 +287,267 @@
         <w:pStyle w:val="Heading1"/>
       </w:pPr>
       <w:r>
-        <w:t>3. Super Admin Endpoints (role: super_admin only)</w:t>
+        <w:t>3. Farmer Endpoints (role: farmer)</w:t>
+      </w:r>
+    </w:p>
+    <w:p>
+      <w:r>
+        <w:rPr>
+          <w:b w:val="0"/>
+          <w:i w:val="0"/>
+        </w:rPr>
+        <w:t>All routes require a farmer JWT. Accepting an opportunity the server no longer considers open returns a real 409 — not just a documented intent (see SDD Section 9).</w:t>
+      </w:r>
+    </w:p>
+    <w:tbl>
+      <w:tblPr>
+        <w:tblW w:type="auto" w:w="0"/>
+        <w:tblLayout w:type="fixed"/>
+        <w:tblLook w:firstColumn="1" w:firstRow="1" w:lastColumn="0" w:lastRow="0" w:noHBand="0" w:noVBand="1" w:val="04A0"/>
+        <w:tblBorders>
+          <w:top w:val="single" w:color="auto" w:sz="4"/>
+          <w:left w:val="single" w:color="auto" w:sz="4"/>
+          <w:bottom w:val="single" w:color="auto" w:sz="4"/>
+          <w:right w:val="single" w:color="auto" w:sz="4"/>
+          <w:insideH w:val="single" w:color="auto" w:sz="4"/>
+          <w:insideV w:val="single" w:color="auto" w:sz="4"/>
+        </w:tblBorders>
+      </w:tblPr>
+      <w:tblGrid>
+        <w:gridCol w:w="2160"/>
+        <w:gridCol w:w="2160"/>
+        <w:gridCol w:w="2160"/>
+        <w:gridCol w:w="2160"/>
+      </w:tblGrid>
+      <w:tr>
+        <w:tc>
+          <w:tcPr>
+            <w:tcW w:type="dxa" w:w="3024"/>
+          </w:tcPr>
+          <w:p>
+            <w:r>
+              <w:rPr>
+                <w:b/>
+              </w:rPr>
+              <w:t>Method &amp; path</w:t>
+            </w:r>
+          </w:p>
+        </w:tc>
+        <w:tc>
+          <w:tcPr>
+            <w:tcW w:type="dxa" w:w="2304"/>
+          </w:tcPr>
+          <w:p>
+            <w:r>
+              <w:rPr>
+                <w:b/>
+              </w:rPr>
+              <w:t>Request body</w:t>
+            </w:r>
+          </w:p>
+        </w:tc>
+        <w:tc>
+          <w:tcPr>
+            <w:tcW w:type="dxa" w:w="2736"/>
+          </w:tcPr>
+          <w:p>
+            <w:r>
+              <w:rPr>
+                <w:b/>
+              </w:rPr>
+              <w:t>Response</w:t>
+            </w:r>
+          </w:p>
+        </w:tc>
+        <w:tc>
+          <w:tcPr>
+            <w:tcW w:type="dxa" w:w="3888"/>
+          </w:tcPr>
+          <w:p>
+            <w:r>
+              <w:rPr>
+                <w:b/>
+              </w:rPr>
+              <w:t>Notes</w:t>
+            </w:r>
+          </w:p>
+        </w:tc>
+      </w:tr>
+      <w:tr>
+        <w:tc>
+          <w:tcPr>
+            <w:tcW w:type="dxa" w:w="3024"/>
+          </w:tcPr>
+          <w:p>
+            <w:r>
+              <w:t>GET /farmer/opportunities</w:t>
+            </w:r>
+          </w:p>
+        </w:tc>
+        <w:tc>
+          <w:tcPr>
+            <w:tcW w:type="dxa" w:w="2304"/>
+          </w:tcPr>
+          <w:p>
+            <w:r>
+              <w:t>—</w:t>
+            </w:r>
+          </w:p>
+        </w:tc>
+        <w:tc>
+          <w:tcPr>
+            <w:tcW w:type="dxa" w:w="2736"/>
+          </w:tcPr>
+          <w:p>
+            <w:r>
+              <w:t>List of open opportunities</w:t>
+            </w:r>
+          </w:p>
+        </w:tc>
+        <w:tc>
+          <w:tcPr>
+            <w:tcW w:type="dxa" w:w="3888"/>
+          </w:tcPr>
+          <w:p>
+            <w:r>
+              <w:t>Only status=open rows — an accepted opportunity disappears from this list for every farmer.</w:t>
+            </w:r>
+          </w:p>
+        </w:tc>
+      </w:tr>
+      <w:tr>
+        <w:tc>
+          <w:tcPr>
+            <w:tcW w:type="dxa" w:w="3024"/>
+          </w:tcPr>
+          <w:p>
+            <w:r>
+              <w:t>GET /farmer/opportunities/{id}</w:t>
+            </w:r>
+          </w:p>
+        </w:tc>
+        <w:tc>
+          <w:tcPr>
+            <w:tcW w:type="dxa" w:w="2304"/>
+          </w:tcPr>
+          <w:p>
+            <w:r>
+              <w:t>—</w:t>
+            </w:r>
+          </w:p>
+        </w:tc>
+        <w:tc>
+          <w:tcPr>
+            <w:tcW w:type="dxa" w:w="2736"/>
+          </w:tcPr>
+          <w:p>
+            <w:r>
+              <w:t>Opportunity object</w:t>
+            </w:r>
+          </w:p>
+        </w:tc>
+        <w:tc>
+          <w:tcPr>
+            <w:tcW w:type="dxa" w:w="3888"/>
+          </w:tcPr>
+          <w:p>
+            <w:r>
+              <w:t>404 if not found.</w:t>
+            </w:r>
+          </w:p>
+        </w:tc>
+      </w:tr>
+      <w:tr>
+        <w:tc>
+          <w:tcPr>
+            <w:tcW w:type="dxa" w:w="3024"/>
+          </w:tcPr>
+          <w:p>
+            <w:r>
+              <w:t>POST /farmer/opportunities/{id}/accept</w:t>
+            </w:r>
+          </w:p>
+        </w:tc>
+        <w:tc>
+          <w:tcPr>
+            <w:tcW w:type="dxa" w:w="2304"/>
+          </w:tcPr>
+          <w:p>
+            <w:r>
+              <w:t>commitments_confirmed: bool</w:t>
+            </w:r>
+          </w:p>
+        </w:tc>
+        <w:tc>
+          <w:tcPr>
+            <w:tcW w:type="dxa" w:w="2736"/>
+          </w:tcPr>
+          <w:p>
+            <w:r>
+              <w:t>ProductionFormula object</w:t>
+            </w:r>
+          </w:p>
+        </w:tc>
+        <w:tc>
+          <w:tcPr>
+            <w:tcW w:type="dxa" w:w="3888"/>
+          </w:tcPr>
+          <w:p>
+            <w:r>
+              <w:t>422 if commitments_confirmed is false. 409 if the opportunity is no longer open. On success: input quantities calculated server-side from rate_config's formula_* keys.</w:t>
+            </w:r>
+          </w:p>
+        </w:tc>
+      </w:tr>
+      <w:tr>
+        <w:tc>
+          <w:tcPr>
+            <w:tcW w:type="dxa" w:w="3024"/>
+          </w:tcPr>
+          <w:p>
+            <w:r>
+              <w:t>GET /farmer/formulas/mine</w:t>
+            </w:r>
+          </w:p>
+        </w:tc>
+        <w:tc>
+          <w:tcPr>
+            <w:tcW w:type="dxa" w:w="2304"/>
+          </w:tcPr>
+          <w:p>
+            <w:r>
+              <w:t>—</w:t>
+            </w:r>
+          </w:p>
+        </w:tc>
+        <w:tc>
+          <w:tcPr>
+            <w:tcW w:type="dxa" w:w="2736"/>
+          </w:tcPr>
+          <w:p>
+            <w:r>
+              <w:t>List of the caller's production formulas, newest first</w:t>
+            </w:r>
+          </w:p>
+        </w:tc>
+        <w:tc>
+          <w:tcPr>
+            <w:tcW w:type="dxa" w:w="3888"/>
+          </w:tcPr>
+          <w:p>
+            <w:r>
+              <w:t>—</w:t>
+            </w:r>
+          </w:p>
+        </w:tc>
+      </w:tr>
+    </w:tbl>
+    <w:p>
+      <w:pPr>
+        <w:pStyle w:val="Heading1"/>
+      </w:pPr>
+      <w:r>
+        <w:t>4. Super Admin Endpoints (role: super_admin only)</w:t>
       </w:r>
     </w:p>
     <w:p>
@@ -631,7 +891,7 @@
         <w:pStyle w:val="Heading1"/>
       </w:pPr>
       <w:r>
-        <w:t>4. Error Format</w:t>
+        <w:t>5. Error Format</w:t>
       </w:r>
     </w:p>
     <w:p>
@@ -648,7 +908,7 @@
         <w:pStyle w:val="Heading1"/>
       </w:pPr>
       <w:r>
-        <w:t>5. Not Yet Built</w:t>
+        <w:t>6. Not Yet Built</w:t>
       </w:r>
     </w:p>
     <w:p>
@@ -657,7 +917,7 @@
           <w:b w:val="0"/>
           <w:i w:val="0"/>
         </w:rPr>
-        <w:t>Farmer and Vendor endpoints, the remaining Internal Operations screens' endpoints (Matching Queue, Formula Builder, Logistics Dispatch, Fulfilment Intake, Finance &amp; Reconciliation, Reporting, MoFA Data Exchange), the vendor date-conflict override endpoint, and any real mobile money/USSD/MoFA gateway integration. See Farm_Master_SDD_Stage6.docx Section 8 for the full built/not-built breakdown.</w:t>
+        <w:t>Vendor endpoints, the remaining Internal Operations screens' endpoints (Matching Queue, Formula Builder, Logistics Dispatch, Fulfilment Intake, Finance &amp; Reconciliation, Reporting, MoFA Data Exchange), the vendor date-conflict override endpoint, and any real mobile money/USSD/MoFA gateway integration. See Farm_Master_SDD_Stage6.docx Section 8 for the full built/not-built breakdown.</w:t>
       </w:r>
     </w:p>
     <w:sectPr>

--- a/Farm_Master_API_Documentation_Stage6.docx
+++ b/Farm_Master_API_Documentation_Stage6.docx
@@ -547,7 +547,263 @@
         <w:pStyle w:val="Heading1"/>
       </w:pPr>
       <w:r>
-        <w:t>4. Super Admin Endpoints (role: super_admin only)</w:t>
+        <w:t>4. Vendor Endpoints (role: vendor)</w:t>
+      </w:r>
+    </w:p>
+    <w:p>
+      <w:r>
+        <w:t>All routes require a vendor JWT and are scoped to the caller's own requests. Confirming a date past requested_by_date does not error and does not finalise -- see override_needed in the response.</w:t>
+      </w:r>
+    </w:p>
+    <w:tbl>
+      <w:tblPr>
+        <w:tblW w:type="auto" w:w="0"/>
+        <w:tblLayout w:type="fixed"/>
+        <w:tblLook w:firstColumn="1" w:firstRow="1" w:lastColumn="0" w:lastRow="0" w:noHBand="0" w:noVBand="1" w:val="04A0"/>
+        <w:tblBorders>
+          <w:top w:val="single" w:color="auto" w:sz="4"/>
+          <w:left w:val="single" w:color="auto" w:sz="4"/>
+          <w:bottom w:val="single" w:color="auto" w:sz="4"/>
+          <w:right w:val="single" w:color="auto" w:sz="4"/>
+          <w:insideH w:val="single" w:color="auto" w:sz="4"/>
+          <w:insideV w:val="single" w:color="auto" w:sz="4"/>
+        </w:tblBorders>
+      </w:tblPr>
+      <w:tblGrid>
+        <w:gridCol w:w="2160"/>
+        <w:gridCol w:w="2160"/>
+        <w:gridCol w:w="2160"/>
+        <w:gridCol w:w="2160"/>
+      </w:tblGrid>
+      <w:tr>
+        <w:tc>
+          <w:tcPr>
+            <w:tcW w:type="dxa" w:w="3024"/>
+          </w:tcPr>
+          <w:p>
+            <w:r>
+              <w:rPr>
+                <w:b/>
+              </w:rPr>
+              <w:t>Method &amp; path</w:t>
+            </w:r>
+          </w:p>
+        </w:tc>
+        <w:tc>
+          <w:tcPr>
+            <w:tcW w:type="dxa" w:w="3024"/>
+          </w:tcPr>
+          <w:p>
+            <w:r>
+              <w:rPr>
+                <w:b/>
+              </w:rPr>
+              <w:t>Request body</w:t>
+            </w:r>
+          </w:p>
+        </w:tc>
+        <w:tc>
+          <w:tcPr>
+            <w:tcW w:type="dxa" w:w="2304"/>
+          </w:tcPr>
+          <w:p>
+            <w:r>
+              <w:rPr>
+                <w:b/>
+              </w:rPr>
+              <w:t>Response</w:t>
+            </w:r>
+          </w:p>
+        </w:tc>
+        <w:tc>
+          <w:tcPr>
+            <w:tcW w:type="dxa" w:w="4320"/>
+          </w:tcPr>
+          <w:p>
+            <w:r>
+              <w:rPr>
+                <w:b/>
+              </w:rPr>
+              <w:t>Notes</w:t>
+            </w:r>
+          </w:p>
+        </w:tc>
+      </w:tr>
+      <w:tr>
+        <w:tc>
+          <w:tcPr>
+            <w:tcW w:type="dxa" w:w="3024"/>
+          </w:tcPr>
+          <w:p>
+            <w:r>
+              <w:t>GET /vendor/requests</w:t>
+            </w:r>
+          </w:p>
+        </w:tc>
+        <w:tc>
+          <w:tcPr>
+            <w:tcW w:type="dxa" w:w="3024"/>
+          </w:tcPr>
+          <w:p>
+            <w:r>
+              <w:t>—</w:t>
+            </w:r>
+          </w:p>
+        </w:tc>
+        <w:tc>
+          <w:tcPr>
+            <w:tcW w:type="dxa" w:w="2304"/>
+          </w:tcPr>
+          <w:p>
+            <w:r>
+              <w:t>List of the caller's own requests, any status</w:t>
+            </w:r>
+          </w:p>
+        </w:tc>
+        <w:tc>
+          <w:tcPr>
+            <w:tcW w:type="dxa" w:w="4320"/>
+          </w:tcPr>
+          <w:p>
+            <w:r>
+              <w:t>Includes a computed suggested_quote (area_acres × rate_config's vendor_service_fee_per_tonne).</w:t>
+            </w:r>
+          </w:p>
+        </w:tc>
+      </w:tr>
+      <w:tr>
+        <w:tc>
+          <w:tcPr>
+            <w:tcW w:type="dxa" w:w="3024"/>
+          </w:tcPr>
+          <w:p>
+            <w:r>
+              <w:t>GET /vendor/requests/{id}</w:t>
+            </w:r>
+          </w:p>
+        </w:tc>
+        <w:tc>
+          <w:tcPr>
+            <w:tcW w:type="dxa" w:w="3024"/>
+          </w:tcPr>
+          <w:p>
+            <w:r>
+              <w:t>—</w:t>
+            </w:r>
+          </w:p>
+        </w:tc>
+        <w:tc>
+          <w:tcPr>
+            <w:tcW w:type="dxa" w:w="2304"/>
+          </w:tcPr>
+          <w:p>
+            <w:r>
+              <w:t>Request object</w:t>
+            </w:r>
+          </w:p>
+        </w:tc>
+        <w:tc>
+          <w:tcPr>
+            <w:tcW w:type="dxa" w:w="4320"/>
+          </w:tcPr>
+          <w:p>
+            <w:r>
+              <w:t>404 if not found or not owned.</w:t>
+            </w:r>
+          </w:p>
+        </w:tc>
+      </w:tr>
+      <w:tr>
+        <w:tc>
+          <w:tcPr>
+            <w:tcW w:type="dxa" w:w="3024"/>
+          </w:tcPr>
+          <w:p>
+            <w:r>
+              <w:t>POST /vendor/requests/{id}/confirm</w:t>
+            </w:r>
+          </w:p>
+        </w:tc>
+        <w:tc>
+          <w:tcPr>
+            <w:tcW w:type="dxa" w:w="3024"/>
+          </w:tcPr>
+          <w:p>
+            <w:r>
+              <w:t>confirmed_date (ISO date), notes (optional)</w:t>
+            </w:r>
+          </w:p>
+        </w:tc>
+        <w:tc>
+          <w:tcPr>
+            <w:tcW w:type="dxa" w:w="2304"/>
+          </w:tcPr>
+          <w:p>
+            <w:r>
+              <w:t>Request object</w:t>
+            </w:r>
+          </w:p>
+        </w:tc>
+        <w:tc>
+          <w:tcPr>
+            <w:tcW w:type="dxa" w:w="4320"/>
+          </w:tcPr>
+          <w:p>
+            <w:r>
+              <w:t>409 if not pending. If confirmed_date is within the window: status becomes confirmed immediately. If past it: override_needed=true, proposed_date/proposed_notes stored, status stays pending — the vendor cannot finalise this itself.</w:t>
+            </w:r>
+          </w:p>
+        </w:tc>
+      </w:tr>
+      <w:tr>
+        <w:tc>
+          <w:tcPr>
+            <w:tcW w:type="dxa" w:w="3024"/>
+          </w:tcPr>
+          <w:p>
+            <w:r>
+              <w:t>POST /vendor/requests/{id}/decline</w:t>
+            </w:r>
+          </w:p>
+        </w:tc>
+        <w:tc>
+          <w:tcPr>
+            <w:tcW w:type="dxa" w:w="3024"/>
+          </w:tcPr>
+          <w:p>
+            <w:r>
+              <w:t>—</w:t>
+            </w:r>
+          </w:p>
+        </w:tc>
+        <w:tc>
+          <w:tcPr>
+            <w:tcW w:type="dxa" w:w="2304"/>
+          </w:tcPr>
+          <w:p>
+            <w:r>
+              <w:t>Request object</w:t>
+            </w:r>
+          </w:p>
+        </w:tc>
+        <w:tc>
+          <w:tcPr>
+            <w:tcW w:type="dxa" w:w="4320"/>
+          </w:tcPr>
+          <w:p>
+            <w:r>
+              <w:t>409 if not pending. No date required.</w:t>
+            </w:r>
+          </w:p>
+        </w:tc>
+      </w:tr>
+    </w:tbl>
+    <w:p>
+      <w:pPr>
+        <w:pStyle w:val="Heading1"/>
+      </w:pPr>
+      <w:r>
+        <w:t>5. Super Admin Endpoints (role: super_admin only)</w:t>
       </w:r>
     </w:p>
     <w:p>
@@ -885,13 +1141,55 @@
           </w:p>
         </w:tc>
       </w:tr>
+      <w:tr>
+        <w:tc>
+          <w:tcPr>
+            <w:tcW w:type="dxa" w:w="2160"/>
+          </w:tcPr>
+          <w:p>
+            <w:r>
+              <w:t>POST /admin/vendor-requests/{id}/approve-override</w:t>
+            </w:r>
+          </w:p>
+        </w:tc>
+        <w:tc>
+          <w:tcPr>
+            <w:tcW w:type="dxa" w:w="2160"/>
+          </w:tcPr>
+          <w:p>
+            <w:r>
+              <w:t>—</w:t>
+            </w:r>
+          </w:p>
+        </w:tc>
+        <w:tc>
+          <w:tcPr>
+            <w:tcW w:type="dxa" w:w="2160"/>
+          </w:tcPr>
+          <w:p>
+            <w:r>
+              <w:t>Request object</w:t>
+            </w:r>
+          </w:p>
+        </w:tc>
+        <w:tc>
+          <w:tcPr>
+            <w:tcW w:type="dxa" w:w="2160"/>
+          </w:tcPr>
+          <w:p>
+            <w:r>
+              <w:t>409 if the request has no pending override. Finalises confirmed_date from the vendor's proposal and writes an audit log entry.</w:t>
+            </w:r>
+          </w:p>
+        </w:tc>
+      </w:tr>
     </w:tbl>
     <w:p>
       <w:pPr>
         <w:pStyle w:val="Heading1"/>
       </w:pPr>
       <w:r>
-        <w:t>5. Error Format</w:t>
+        <w:t>6. Error Format</w:t>
       </w:r>
     </w:p>
     <w:p>
@@ -908,7 +1206,7 @@
         <w:pStyle w:val="Heading1"/>
       </w:pPr>
       <w:r>
-        <w:t>6. Not Yet Built</w:t>
+        <w:t>7. Not Yet Built</w:t>
       </w:r>
     </w:p>
     <w:p>
@@ -917,7 +1215,7 @@
           <w:b w:val="0"/>
           <w:i w:val="0"/>
         </w:rPr>
-        <w:t>Vendor endpoints, the remaining Internal Operations screens' endpoints (Matching Queue, Formula Builder, Logistics Dispatch, Fulfilment Intake, Finance &amp; Reconciliation, Reporting, MoFA Data Exchange), the vendor date-conflict override endpoint, and any real mobile money/USSD/MoFA gateway integration. See Farm_Master_SDD_Stage6.docx Section 8 for the full built/not-built breakdown.</w:t>
+        <w:t>The remaining Internal Operations screens' endpoints (Matching Queue, Formula Builder, Logistics Dispatch, Fulfilment Intake, Finance &amp; Reconciliation, Reporting, MoFA Data Exchange), a Buyer-side path for the vendor date-conflict override (Super Admin only, this pass -- see SDD Section 10), and any real mobile money/USSD/MoFA gateway integration.</w:t>
       </w:r>
     </w:p>
     <w:sectPr>

--- a/Farm_Master_API_Documentation_Stage6.docx
+++ b/Farm_Master_API_Documentation_Stage6.docx
@@ -1189,7 +1189,220 @@
         <w:pStyle w:val="Heading1"/>
       </w:pPr>
       <w:r>
-        <w:t>6. Error Format</w:t>
+        <w:t>6. Agronomist Endpoints (role: agronomist)</w:t>
+      </w:r>
+    </w:p>
+    <w:p>
+      <w:r>
+        <w:t>The Matching Queue backend (SDD Section 12). Every route below 403s for any role other than Agronomist. “Candidate farmers” is every active Farmer account, not a scored shortlist -- PRD Section 8 confirms Phase 1 has no automated matching engine.</w:t>
+      </w:r>
+    </w:p>
+    <w:tbl>
+      <w:tblPr>
+        <w:tblW w:type="auto" w:w="0"/>
+        <w:tblLook w:firstColumn="1" w:firstRow="1" w:lastColumn="0" w:lastRow="0" w:noHBand="0" w:noVBand="1" w:val="04A0"/>
+        <w:tblBorders>
+          <w:top w:val="single" w:color="auto" w:sz="4"/>
+          <w:left w:val="single" w:color="auto" w:sz="4"/>
+          <w:bottom w:val="single" w:color="auto" w:sz="4"/>
+          <w:right w:val="single" w:color="auto" w:sz="4"/>
+          <w:insideH w:val="single" w:color="auto" w:sz="4"/>
+          <w:insideV w:val="single" w:color="auto" w:sz="4"/>
+        </w:tblBorders>
+      </w:tblPr>
+      <w:tblGrid>
+        <w:gridCol w:w="2160"/>
+        <w:gridCol w:w="2160"/>
+        <w:gridCol w:w="2160"/>
+        <w:gridCol w:w="2160"/>
+      </w:tblGrid>
+      <w:tr>
+        <w:tc>
+          <w:tcPr>
+            <w:tcW w:type="dxa" w:w="2160"/>
+          </w:tcPr>
+          <w:p>
+            <w:r>
+              <w:rPr>
+                <w:b/>
+              </w:rPr>
+              <w:t>Method &amp; path</w:t>
+            </w:r>
+          </w:p>
+        </w:tc>
+        <w:tc>
+          <w:tcPr>
+            <w:tcW w:type="dxa" w:w="2160"/>
+          </w:tcPr>
+          <w:p>
+            <w:r>
+              <w:rPr>
+                <w:b/>
+              </w:rPr>
+              <w:t>Request body</w:t>
+            </w:r>
+          </w:p>
+        </w:tc>
+        <w:tc>
+          <w:tcPr>
+            <w:tcW w:type="dxa" w:w="2160"/>
+          </w:tcPr>
+          <w:p>
+            <w:r>
+              <w:rPr>
+                <w:b/>
+              </w:rPr>
+              <w:t>Response</w:t>
+            </w:r>
+          </w:p>
+        </w:tc>
+        <w:tc>
+          <w:tcPr>
+            <w:tcW w:type="dxa" w:w="2160"/>
+          </w:tcPr>
+          <w:p>
+            <w:r>
+              <w:rPr>
+                <w:b/>
+              </w:rPr>
+              <w:t>Notes</w:t>
+            </w:r>
+          </w:p>
+        </w:tc>
+      </w:tr>
+      <w:tr>
+        <w:tc>
+          <w:tcPr>
+            <w:tcW w:type="dxa" w:w="2160"/>
+          </w:tcPr>
+          <w:p>
+            <w:r>
+              <w:t>GET /agronomist/requirements</w:t>
+            </w:r>
+          </w:p>
+        </w:tc>
+        <w:tc>
+          <w:tcPr>
+            <w:tcW w:type="dxa" w:w="2160"/>
+          </w:tcPr>
+          <w:p>
+            <w:r>
+              <w:t>—</w:t>
+            </w:r>
+          </w:p>
+        </w:tc>
+        <w:tc>
+          <w:tcPr>
+            <w:tcW w:type="dxa" w:w="2160"/>
+          </w:tcPr>
+          <w:p>
+            <w:r>
+              <w:t>List of requirements in MATCHING/PRODUCTION/AGGREGATION/SHIPMENT, with assigned_farmer_count</w:t>
+            </w:r>
+          </w:p>
+        </w:tc>
+        <w:tc>
+          <w:tcPr>
+            <w:tcW w:type="dxa" w:w="2160"/>
+          </w:tcPr>
+          <w:p>
+            <w:r>
+              <w:t>Shows both “needs review” and already-assigned rows in one list, per the Stage 3 wireframe.</w:t>
+            </w:r>
+          </w:p>
+        </w:tc>
+      </w:tr>
+      <w:tr>
+        <w:tc>
+          <w:tcPr>
+            <w:tcW w:type="dxa" w:w="2160"/>
+          </w:tcPr>
+          <w:p>
+            <w:r>
+              <w:t>GET /agronomist/farmers</w:t>
+            </w:r>
+          </w:p>
+        </w:tc>
+        <w:tc>
+          <w:tcPr>
+            <w:tcW w:type="dxa" w:w="2160"/>
+          </w:tcPr>
+          <w:p>
+            <w:r>
+              <w:t>—</w:t>
+            </w:r>
+          </w:p>
+        </w:tc>
+        <w:tc>
+          <w:tcPr>
+            <w:tcW w:type="dxa" w:w="2160"/>
+          </w:tcPr>
+          <w:p>
+            <w:r>
+              <w:t>List of active Farmer accounts (id, full_name, email)</w:t>
+            </w:r>
+          </w:p>
+        </w:tc>
+        <w:tc>
+          <w:tcPr>
+            <w:tcW w:type="dxa" w:w="2160"/>
+          </w:tcPr>
+          <w:p>
+            <w:r>
+              <w:t>Every active farmer -- no crop-history scoring in Phase 1 (PRD Section 8).</w:t>
+            </w:r>
+          </w:p>
+        </w:tc>
+      </w:tr>
+      <w:tr>
+        <w:tc>
+          <w:tcPr>
+            <w:tcW w:type="dxa" w:w="2160"/>
+          </w:tcPr>
+          <w:p>
+            <w:r>
+              <w:t>POST /agronomist/requirements/{id}/assign</w:t>
+            </w:r>
+          </w:p>
+        </w:tc>
+        <w:tc>
+          <w:tcPr>
+            <w:tcW w:type="dxa" w:w="2160"/>
+          </w:tcPr>
+          <w:p>
+            <w:r>
+              <w:t>farmer_ids: string[]</w:t>
+            </w:r>
+          </w:p>
+        </w:tc>
+        <w:tc>
+          <w:tcPr>
+            <w:tcW w:type="dxa" w:w="2160"/>
+          </w:tcPr>
+          <w:p>
+            <w:r>
+              <w:t>Requirement object incl. assigned_farmer_count</w:t>
+            </w:r>
+          </w:p>
+        </w:tc>
+        <w:tc>
+          <w:tcPr>
+            <w:tcW w:type="dxa" w:w="2160"/>
+          </w:tcPr>
+          <w:p>
+            <w:r>
+              <w:t>409 if the requirement isn't in MATCHING status. Creates one Opportunity per farmer, splitting quantity_tonnes evenly (PROVISIONAL placeholder, PRD Section 10). Writes an audit log entry.</w:t>
+            </w:r>
+          </w:p>
+        </w:tc>
+      </w:tr>
+    </w:tbl>
+    <w:p>
+      <w:pPr>
+        <w:pStyle w:val="Heading1"/>
+      </w:pPr>
+      <w:r>
+        <w:t>7. Error Format</w:t>
       </w:r>
     </w:p>
     <w:p>
@@ -1206,7 +1419,7 @@
         <w:pStyle w:val="Heading1"/>
       </w:pPr>
       <w:r>
-        <w:t>7. Not Yet Built</w:t>
+        <w:t>8. Not Yet Built</w:t>
       </w:r>
     </w:p>
     <w:p>
@@ -1215,7 +1428,7 @@
           <w:b w:val="0"/>
           <w:i w:val="0"/>
         </w:rPr>
-        <w:t>The remaining Internal Operations screens' endpoints (Matching Queue, Formula Builder, Logistics Dispatch, Fulfilment Intake, Finance &amp; Reconciliation, Reporting, MoFA Data Exchange), a Buyer-side path for the vendor date-conflict override (Super Admin only, this pass -- see SDD Section 10), and any real mobile money/USSD/MoFA gateway integration.</w:t>
+        <w:t>The remaining Internal Operations screens' endpoints (Production Formula Builder, Logistics Dispatch, Fulfilment Intake, Finance &amp; Reconciliation, Reporting, MoFA Data Exchange), a Buyer-side path for the vendor date-conflict override (Super Admin only, this pass -- see SDD Section 10), and any real mobile money/USSD/MoFA gateway integration.</w:t>
       </w:r>
     </w:p>
     <w:sectPr>

--- a/Farm_Master_API_Documentation_Stage6.docx
+++ b/Farm_Master_API_Documentation_Stage6.docx
@@ -70,7 +70,43 @@
           <w:b w:val="0"/>
           <w:i w:val="0"/>
         </w:rPr>
-        <w:t>POST /auth/login — body {email, password} — returns {access_token, token_type: "bearer", role, full_name}. Send the token on every subsequent request as header Authorization: Bearer &lt;token&gt;. Tokens expire after 8 hours (dev default, auth.py). There is no refresh-token endpoint yet.</w:t>
+        <w:t>Real-time OTP verification via phone and email was added 5 September 2026 (PRD Section 12) -- login is now two calls, not one, and self-registration is new. Delivery is SIMULATED: both codes are echoed in the OTP challenge response rather than actually sent (no SMS/email gateway is chosen yet, PRD Section 1.1/12).</w:t>
+      </w:r>
+    </w:p>
+    <w:p>
+      <w:r>
+        <w:rPr>
+          <w:b w:val="0"/>
+          <w:i w:val="0"/>
+        </w:rPr>
+        <w:t>POST /auth/register — body {email, phone, full_name, password, role, organisation_name (required for buyer/vendor)} — role must be farmer, buyer, or vendor (422 otherwise; Internal Operations roles are Super-Admin-provisioned, not self-registered). 409 if the email is already registered. Returns an OtpChallengeResponse: {challenge_id, purpose: "registration", expires_at, message, dev_only_phone_code, dev_only_email_code}.</w:t>
+      </w:r>
+    </w:p>
+    <w:p>
+      <w:r>
+        <w:rPr>
+          <w:b w:val="0"/>
+          <w:i w:val="0"/>
+        </w:rPr>
+        <w:t>POST /auth/register/verify-otp — body {challenge_id, phone_code, email_code} — both codes must match. Farmer accounts go straight to status "active". Buyer/Vendor accounts go to "pending_review" and a RegistrationApproval row is created (see Section 5) -- OTP verification is a precondition to entering that existing queue, not a replacement for it. Returns {status, message}.</w:t>
+      </w:r>
+    </w:p>
+    <w:p>
+      <w:r>
+        <w:rPr>
+          <w:b w:val="0"/>
+          <w:i w:val="0"/>
+        </w:rPr>
+        <w:t>POST /auth/login — body {email, password} — 403 if the account is pending_otp_verification, pending_review, or suspended. On success, returns an OtpChallengeResponse (purpose: "login") exactly like /auth/register above -- not a token yet.</w:t>
+      </w:r>
+    </w:p>
+    <w:p>
+      <w:r>
+        <w:rPr>
+          <w:b w:val="0"/>
+          <w:i w:val="0"/>
+        </w:rPr>
+        <w:t>POST /auth/login/verify-otp — body {challenge_id, phone_code, email_code} — both codes must match and the challenge must be unused and unexpired (401 / 409 / 410 respectively). Returns {access_token, token_type: "bearer", role, full_name} -- the same shape /auth/login used to return directly. Send the token on every subsequent request as header Authorization: Bearer &lt;token&gt;. Tokens expire after 8 hours (dev default, auth.py). There is no refresh-token endpoint yet.</w:t>
       </w:r>
     </w:p>
     <w:p>
@@ -1022,6 +1058,48 @@
           </w:tcPr>
           <w:p>
             <w:r>
+              <w:t>GET /admin/registrations</w:t>
+            </w:r>
+          </w:p>
+        </w:tc>
+        <w:tc>
+          <w:tcPr>
+            <w:tcW w:type="dxa" w:w="2304"/>
+          </w:tcPr>
+          <w:p>
+            <w:r>
+              <w:t>—</w:t>
+            </w:r>
+          </w:p>
+        </w:tc>
+        <w:tc>
+          <w:tcPr>
+            <w:tcW w:type="dxa" w:w="2448"/>
+          </w:tcPr>
+          <w:p>
+            <w:r>
+              <w:t>List of RegistrationApproval rows, newest first</w:t>
+            </w:r>
+          </w:p>
+        </w:tc>
+        <w:tc>
+          <w:tcPr>
+            <w:tcW w:type="dxa" w:w="3600"/>
+          </w:tcPr>
+          <w:p>
+            <w:r>
+              <w:t>Added 5 Sep 2026 -- approve/reject existed before this pass but nothing let Super Admin discover what was pending.</w:t>
+            </w:r>
+          </w:p>
+        </w:tc>
+      </w:tr>
+      <w:tr>
+        <w:tc>
+          <w:tcPr>
+            <w:tcW w:type="dxa" w:w="3024"/>
+          </w:tcPr>
+          <w:p>
+            <w:r>
               <w:t>GET /admin/audit-log</w:t>
             </w:r>
           </w:p>
@@ -1396,6 +1474,132 @@
           </w:p>
         </w:tc>
       </w:tr>
+      <w:tr>
+        <w:tc>
+          <w:tcPr>
+            <w:tcW w:type="dxa" w:w="2160"/>
+          </w:tcPr>
+          <w:p>
+            <w:r>
+              <w:t>GET /agronomist/requirements/{id}/formula</w:t>
+            </w:r>
+          </w:p>
+        </w:tc>
+        <w:tc>
+          <w:tcPr>
+            <w:tcW w:type="dxa" w:w="2160"/>
+          </w:tcPr>
+          <w:p>
+            <w:r>
+              <w:t>—</w:t>
+            </w:r>
+          </w:p>
+        </w:tc>
+        <w:tc>
+          <w:tcPr>
+            <w:tcW w:type="dxa" w:w="2160"/>
+          </w:tcPr>
+          <w:p>
+            <w:r>
+              <w:t>FormulaBuilderResponse: requirement summary, farmer_names, per_farmer_tonnes, computed input schedule, plan (calendar + published)</w:t>
+            </w:r>
+          </w:p>
+        </w:tc>
+        <w:tc>
+          <w:tcPr>
+            <w:tcW w:type="dxa" w:w="2160"/>
+          </w:tcPr>
+          <w:p>
+            <w:r>
+              <w:t>409 if the requirement has no assigned farmers yet. Reads tonnage/farmers from the Matching Queue’s own Opportunity rows rather than re-deriving them.</w:t>
+            </w:r>
+          </w:p>
+        </w:tc>
+      </w:tr>
+      <w:tr>
+        <w:tc>
+          <w:tcPr>
+            <w:tcW w:type="dxa" w:w="2160"/>
+          </w:tcPr>
+          <w:p>
+            <w:r>
+              <w:t>PUT /agronomist/requirements/{id}/formula</w:t>
+            </w:r>
+          </w:p>
+        </w:tc>
+        <w:tc>
+          <w:tcPr>
+            <w:tcW w:type="dxa" w:w="2160"/>
+          </w:tcPr>
+          <w:p>
+            <w:r>
+              <w:t>land_prep_week, planting_week, topdress_week, weeding_week, harvest_week (all int)</w:t>
+            </w:r>
+          </w:p>
+        </w:tc>
+        <w:tc>
+          <w:tcPr>
+            <w:tcW w:type="dxa" w:w="2160"/>
+          </w:tcPr>
+          <w:p>
+            <w:r>
+              <w:t>FormulaBuilderResponse</w:t>
+            </w:r>
+          </w:p>
+        </w:tc>
+        <w:tc>
+          <w:tcPr>
+            <w:tcW w:type="dxa" w:w="2160"/>
+          </w:tcPr>
+          <w:p>
+            <w:r>
+              <w:t>409 if already published (locked). Creates the plan on first save.</w:t>
+            </w:r>
+          </w:p>
+        </w:tc>
+      </w:tr>
+      <w:tr>
+        <w:tc>
+          <w:tcPr>
+            <w:tcW w:type="dxa" w:w="2160"/>
+          </w:tcPr>
+          <w:p>
+            <w:r>
+              <w:t>POST /agronomist/requirements/{id}/formula/publish</w:t>
+            </w:r>
+          </w:p>
+        </w:tc>
+        <w:tc>
+          <w:tcPr>
+            <w:tcW w:type="dxa" w:w="2160"/>
+          </w:tcPr>
+          <w:p>
+            <w:r>
+              <w:t>—</w:t>
+            </w:r>
+          </w:p>
+        </w:tc>
+        <w:tc>
+          <w:tcPr>
+            <w:tcW w:type="dxa" w:w="2160"/>
+          </w:tcPr>
+          <w:p>
+            <w:r>
+              <w:t>FormulaBuilderResponse</w:t>
+            </w:r>
+          </w:p>
+        </w:tc>
+        <w:tc>
+          <w:tcPr>
+            <w:tcW w:type="dxa" w:w="2160"/>
+          </w:tcPr>
+          <w:p>
+            <w:r>
+              <w:t>409 if no plan saved yet, or already published. Writes a formula_published audit entry. Does not advance the requirement’s status (SDD Section 13).</w:t>
+            </w:r>
+          </w:p>
+        </w:tc>
+      </w:tr>
     </w:tbl>
     <w:p>
       <w:pPr>
@@ -1428,7 +1632,7 @@
           <w:b w:val="0"/>
           <w:i w:val="0"/>
         </w:rPr>
-        <w:t>The remaining Internal Operations screens' endpoints (Production Formula Builder, Logistics Dispatch, Fulfilment Intake, Finance &amp; Reconciliation, Reporting, MoFA Data Exchange), a Buyer-side path for the vendor date-conflict override (Super Admin only, this pass -- see SDD Section 10), and any real mobile money/USSD/MoFA gateway integration.</w:t>
+        <w:t>The remaining Internal Operations screens' endpoints (Logistics Dispatch, Fulfilment Intake, Finance &amp; Reconciliation, Reporting, MoFA Data Exchange), a Buyer-side path for the vendor date-conflict override (Super Admin only, this pass -- see SDD Section 10), and any real mobile money/OTP/USSD/MoFA gateway integration -- OTP verification (Section 1) is real end to end but SIMULATED at the delivery layer only.</w:t>
       </w:r>
     </w:p>
     <w:sectPr>

--- a/Farm_Master_API_Documentation_Stage6.docx
+++ b/Farm_Master_API_Documentation_Stage6.docx
@@ -1606,7 +1606,224 @@
         <w:pStyle w:val="Heading1"/>
       </w:pPr>
       <w:r>
-        <w:t>7. Error Format</w:t>
+        <w:t>7. Logistics Endpoints (role: logistics)</w:t>
+      </w:r>
+    </w:p>
+    <w:p>
+      <w:r>
+        <w:rPr>
+          <w:b w:val="0"/>
+          <w:i w:val="0"/>
+        </w:rPr>
+        <w:t>Added alongside Logistics Dispatch (SDD Section 15). Every route below 403s for any role other than Logistics. A DispatchJob is created automatically by POST /vendor/requests/{id}/confirm (in-window) or POST /admin/vendor-requests/{id}/approve-override (out-of-window) -- there is no endpoint to create one directly, since the one real job source today is a CONFIRMED MechanisationRequest, not a Logistics-initiated action.</w:t>
+      </w:r>
+    </w:p>
+    <w:tbl>
+      <w:tblPr>
+        <w:tblW w:type="auto" w:w="0"/>
+        <w:tblLook w:firstColumn="1" w:firstRow="1" w:lastColumn="0" w:lastRow="0" w:noHBand="0" w:noVBand="1" w:val="04A0"/>
+        <w:tblBorders>
+          <w:top w:val="single" w:color="auto" w:sz="4"/>
+          <w:left w:val="single" w:color="auto" w:sz="4"/>
+          <w:bottom w:val="single" w:color="auto" w:sz="4"/>
+          <w:right w:val="single" w:color="auto" w:sz="4"/>
+          <w:insideH w:val="single" w:color="auto" w:sz="4"/>
+          <w:insideV w:val="single" w:color="auto" w:sz="4"/>
+        </w:tblBorders>
+      </w:tblPr>
+      <w:tblGrid>
+        <w:gridCol w:w="2160"/>
+        <w:gridCol w:w="2160"/>
+        <w:gridCol w:w="2160"/>
+        <w:gridCol w:w="2160"/>
+      </w:tblGrid>
+      <w:tr>
+        <w:tc>
+          <w:tcPr>
+            <w:tcW w:type="dxa" w:w="2160"/>
+          </w:tcPr>
+          <w:p>
+            <w:r>
+              <w:rPr>
+                <w:b/>
+              </w:rPr>
+              <w:t>Method &amp; path</w:t>
+            </w:r>
+          </w:p>
+        </w:tc>
+        <w:tc>
+          <w:tcPr>
+            <w:tcW w:type="dxa" w:w="2160"/>
+          </w:tcPr>
+          <w:p>
+            <w:r>
+              <w:rPr>
+                <w:b/>
+              </w:rPr>
+              <w:t>Request body</w:t>
+            </w:r>
+          </w:p>
+        </w:tc>
+        <w:tc>
+          <w:tcPr>
+            <w:tcW w:type="dxa" w:w="2160"/>
+          </w:tcPr>
+          <w:p>
+            <w:r>
+              <w:rPr>
+                <w:b/>
+              </w:rPr>
+              <w:t>Response</w:t>
+            </w:r>
+          </w:p>
+        </w:tc>
+        <w:tc>
+          <w:tcPr>
+            <w:tcW w:type="dxa" w:w="2160"/>
+          </w:tcPr>
+          <w:p>
+            <w:r>
+              <w:rPr>
+                <w:b/>
+              </w:rPr>
+              <w:t>Notes</w:t>
+            </w:r>
+          </w:p>
+        </w:tc>
+      </w:tr>
+      <w:tr>
+        <w:tc>
+          <w:tcPr>
+            <w:tcW w:type="dxa" w:w="2160"/>
+          </w:tcPr>
+          <w:p>
+            <w:r>
+              <w:t>GET /logistics/jobs</w:t>
+            </w:r>
+          </w:p>
+        </w:tc>
+        <w:tc>
+          <w:tcPr>
+            <w:tcW w:type="dxa" w:w="2160"/>
+          </w:tcPr>
+          <w:p>
+            <w:r>
+              <w:t>—</w:t>
+            </w:r>
+          </w:p>
+        </w:tc>
+        <w:tc>
+          <w:tcPr>
+            <w:tcW w:type="dxa" w:w="2160"/>
+          </w:tcPr>
+          <w:p>
+            <w:r>
+              <w:t>List of DispatchJob rows (farmer_name, service, area_acres, confirmed_date, direction, status, tricycle_label, delivered_at), newest first</w:t>
+            </w:r>
+          </w:p>
+        </w:tc>
+        <w:tc>
+          <w:tcPr>
+            <w:tcW w:type="dxa" w:w="2160"/>
+          </w:tcPr>
+          <w:p>
+            <w:r>
+              <w:t>direction is always "outbound" this pass -- "inbound" has no source until PRD Must-Have #4 (Fulfilment Centre Intake/Grading) is built.</w:t>
+            </w:r>
+          </w:p>
+        </w:tc>
+      </w:tr>
+      <w:tr>
+        <w:tc>
+          <w:tcPr>
+            <w:tcW w:type="dxa" w:w="2160"/>
+          </w:tcPr>
+          <w:p>
+            <w:r>
+              <w:t>POST /logistics/jobs/{id}/dispatch</w:t>
+            </w:r>
+          </w:p>
+        </w:tc>
+        <w:tc>
+          <w:tcPr>
+            <w:tcW w:type="dxa" w:w="2160"/>
+          </w:tcPr>
+          <w:p>
+            <w:r>
+              <w:t>tricycle_label: string</w:t>
+            </w:r>
+          </w:p>
+        </w:tc>
+        <w:tc>
+          <w:tcPr>
+            <w:tcW w:type="dxa" w:w="2160"/>
+          </w:tcPr>
+          <w:p>
+            <w:r>
+              <w:t>DispatchJob object</w:t>
+            </w:r>
+          </w:p>
+        </w:tc>
+        <w:tc>
+          <w:tcPr>
+            <w:tcW w:type="dxa" w:w="2160"/>
+          </w:tcPr>
+          <w:p>
+            <w:r>
+              <w:t>409 if the job isn’t "assigned". Sets status to "en_route" and records who dispatched it.</w:t>
+            </w:r>
+          </w:p>
+        </w:tc>
+      </w:tr>
+      <w:tr>
+        <w:tc>
+          <w:tcPr>
+            <w:tcW w:type="dxa" w:w="2160"/>
+          </w:tcPr>
+          <w:p>
+            <w:r>
+              <w:t>POST /logistics/jobs/{id}/deliver</w:t>
+            </w:r>
+          </w:p>
+        </w:tc>
+        <w:tc>
+          <w:tcPr>
+            <w:tcW w:type="dxa" w:w="2160"/>
+          </w:tcPr>
+          <w:p>
+            <w:r>
+              <w:t>—</w:t>
+            </w:r>
+          </w:p>
+        </w:tc>
+        <w:tc>
+          <w:tcPr>
+            <w:tcW w:type="dxa" w:w="2160"/>
+          </w:tcPr>
+          <w:p>
+            <w:r>
+              <w:t>DispatchJob object</w:t>
+            </w:r>
+          </w:p>
+        </w:tc>
+        <w:tc>
+          <w:tcPr>
+            <w:tcW w:type="dxa" w:w="2160"/>
+          </w:tcPr>
+          <w:p>
+            <w:r>
+              <w:t>409 if the job isn’t "en_route". Sets status to "delivered" and delivered_at.</w:t>
+            </w:r>
+          </w:p>
+        </w:tc>
+      </w:tr>
+    </w:tbl>
+    <w:p>
+      <w:pPr>
+        <w:pStyle w:val="Heading1"/>
+      </w:pPr>
+      <w:r>
+        <w:t>8. Error Format</w:t>
       </w:r>
     </w:p>
     <w:p>
@@ -1623,7 +1840,7 @@
         <w:pStyle w:val="Heading1"/>
       </w:pPr>
       <w:r>
-        <w:t>8. Not Yet Built</w:t>
+        <w:t>9. Not Yet Built</w:t>
       </w:r>
     </w:p>
     <w:p>
@@ -1632,7 +1849,7 @@
           <w:b w:val="0"/>
           <w:i w:val="0"/>
         </w:rPr>
-        <w:t>The remaining Internal Operations screens' endpoints (Logistics Dispatch, Fulfilment Intake, Finance &amp; Reconciliation, Reporting, MoFA Data Exchange), a Buyer-side path for the vendor date-conflict override (Super Admin only, this pass -- see SDD Section 10), and any real mobile money/OTP/USSD/MoFA gateway integration -- OTP verification (Section 1) is real end to end but SIMULATED at the delivery layer only.</w:t>
+        <w:t>The remaining Internal Operations screens' endpoints (Fulfilment Intake, Finance &amp; Reconciliation, Reporting, MoFA Data Exchange); real input ordering (Farmer Order Inputs, Vendor Product Catalogue -- the literal scope of PRD Must-Have #3, as distinct from the mechanisation-request dispatch that Section 7 covers); a Buyer-side path for the vendor date-conflict override (Super Admin only, this pass -- see SDD Section 10); and any real mobile money/OTP/USSD/MoFA gateway integration -- OTP verification (Section 1) is real end to end but SIMULATED at the delivery layer only.</w:t>
       </w:r>
     </w:p>
     <w:sectPr>

--- a/Farm_Master_API_Documentation_Stage6.docx
+++ b/Farm_Master_API_Documentation_Stage6.docx
@@ -573,6 +573,90 @@
           <w:p>
             <w:r>
               <w:t>—</w:t>
+            </w:r>
+          </w:p>
+        </w:tc>
+      </w:tr>
+      <w:tr>
+        <w:tc>
+          <w:tcPr>
+            <w:tcW w:type="dxa" w:w="3024"/>
+          </w:tcPr>
+          <w:p>
+            <w:r>
+              <w:t>POST /farmer/harvest-pickup</w:t>
+            </w:r>
+          </w:p>
+        </w:tc>
+        <w:tc>
+          <w:tcPr>
+            <w:tcW w:type="dxa" w:w="2304"/>
+          </w:tcPr>
+          <w:p>
+            <w:r>
+              <w:t>quantity_ready_tonnes, preferred_pickup_date</w:t>
+            </w:r>
+          </w:p>
+        </w:tc>
+        <w:tc>
+          <w:tcPr>
+            <w:tcW w:type="dxa" w:w="2736"/>
+          </w:tcPr>
+          <w:p>
+            <w:r>
+              <w:t>HarvestPickupRequestResponse incl. dispatch_status</w:t>
+            </w:r>
+          </w:p>
+        </w:tc>
+        <w:tc>
+          <w:tcPr>
+            <w:tcW w:type="dxa" w:w="3888"/>
+          </w:tcPr>
+          <w:p>
+            <w:r>
+              <w:t>No confirmation step -- creates a real inbound DispatchJob immediately (SDD Section 16).</w:t>
+            </w:r>
+          </w:p>
+        </w:tc>
+      </w:tr>
+      <w:tr>
+        <w:tc>
+          <w:tcPr>
+            <w:tcW w:type="dxa" w:w="3024"/>
+          </w:tcPr>
+          <w:p>
+            <w:r>
+              <w:t>GET /farmer/harvest-pickup/mine</w:t>
+            </w:r>
+          </w:p>
+        </w:tc>
+        <w:tc>
+          <w:tcPr>
+            <w:tcW w:type="dxa" w:w="2304"/>
+          </w:tcPr>
+          <w:p>
+            <w:r>
+              <w:t>—</w:t>
+            </w:r>
+          </w:p>
+        </w:tc>
+        <w:tc>
+          <w:tcPr>
+            <w:tcW w:type="dxa" w:w="2736"/>
+          </w:tcPr>
+          <w:p>
+            <w:r>
+              <w:t>List of the caller's own pickup requests, newest first</w:t>
+            </w:r>
+          </w:p>
+        </w:tc>
+        <w:tc>
+          <w:tcPr>
+            <w:tcW w:type="dxa" w:w="3888"/>
+          </w:tcPr>
+          <w:p>
+            <w:r>
+              <w:t>dispatch_status reflects the linked DispatchJob's live status (assigned/en_route/delivered).</w:t>
             </w:r>
           </w:p>
         </w:tc>
@@ -1823,7 +1907,182 @@
         <w:pStyle w:val="Heading1"/>
       </w:pPr>
       <w:r>
-        <w:t>8. Error Format</w:t>
+        <w:t>8. Fulfilment Endpoints (role: finance)</w:t>
+      </w:r>
+    </w:p>
+    <w:p>
+      <w:r>
+        <w:rPr>
+          <w:b w:val="0"/>
+          <w:i w:val="0"/>
+        </w:rPr>
+        <w:t>Added alongside Harvest Pickup Request (SDD Section 16). Every route below 403s for any role other than Finance -- the Stage 3 wireframe assigns Fulfilment Centre Intake &amp; Grading to "Finance (fulfilment centre staff)," not Logistics.</w:t>
+      </w:r>
+    </w:p>
+    <w:tbl>
+      <w:tblPr>
+        <w:tblW w:type="auto" w:w="0"/>
+        <w:tblLook w:firstColumn="1" w:firstRow="1" w:lastColumn="0" w:lastRow="0" w:noHBand="0" w:noVBand="1" w:val="04A0"/>
+        <w:tblBorders>
+          <w:top w:val="single" w:color="auto" w:sz="4"/>
+          <w:left w:val="single" w:color="auto" w:sz="4"/>
+          <w:bottom w:val="single" w:color="auto" w:sz="4"/>
+          <w:right w:val="single" w:color="auto" w:sz="4"/>
+          <w:insideH w:val="single" w:color="auto" w:sz="4"/>
+          <w:insideV w:val="single" w:color="auto" w:sz="4"/>
+        </w:tblBorders>
+      </w:tblPr>
+      <w:tblGrid>
+        <w:gridCol w:w="2160"/>
+        <w:gridCol w:w="2160"/>
+        <w:gridCol w:w="2160"/>
+        <w:gridCol w:w="2160"/>
+      </w:tblGrid>
+      <w:tr>
+        <w:tc>
+          <w:tcPr>
+            <w:tcW w:type="dxa" w:w="2160"/>
+          </w:tcPr>
+          <w:p>
+            <w:r>
+              <w:rPr>
+                <w:b/>
+              </w:rPr>
+              <w:t>Method &amp; path</w:t>
+            </w:r>
+          </w:p>
+        </w:tc>
+        <w:tc>
+          <w:tcPr>
+            <w:tcW w:type="dxa" w:w="2160"/>
+          </w:tcPr>
+          <w:p>
+            <w:r>
+              <w:rPr>
+                <w:b/>
+              </w:rPr>
+              <w:t>Request body</w:t>
+            </w:r>
+          </w:p>
+        </w:tc>
+        <w:tc>
+          <w:tcPr>
+            <w:tcW w:type="dxa" w:w="2160"/>
+          </w:tcPr>
+          <w:p>
+            <w:r>
+              <w:rPr>
+                <w:b/>
+              </w:rPr>
+              <w:t>Response</w:t>
+            </w:r>
+          </w:p>
+        </w:tc>
+        <w:tc>
+          <w:tcPr>
+            <w:tcW w:type="dxa" w:w="2160"/>
+          </w:tcPr>
+          <w:p>
+            <w:r>
+              <w:rPr>
+                <w:b/>
+              </w:rPr>
+              <w:t>Notes</w:t>
+            </w:r>
+          </w:p>
+        </w:tc>
+      </w:tr>
+      <w:tr>
+        <w:tc>
+          <w:tcPr>
+            <w:tcW w:type="dxa" w:w="2160"/>
+          </w:tcPr>
+          <w:p>
+            <w:r>
+              <w:t>GET /fulfilment/intake-queue</w:t>
+            </w:r>
+          </w:p>
+        </w:tc>
+        <w:tc>
+          <w:tcPr>
+            <w:tcW w:type="dxa" w:w="2160"/>
+          </w:tcPr>
+          <w:p>
+            <w:r>
+              <w:t>—</w:t>
+            </w:r>
+          </w:p>
+        </w:tc>
+        <w:tc>
+          <w:tcPr>
+            <w:tcW w:type="dxa" w:w="2160"/>
+          </w:tcPr>
+          <w:p>
+            <w:r>
+              <w:t>List of FulfilmentQueueEntry (harvest_pickup_request_id, farmer_name, quantity_ready_tonnes, delivered_at)</w:t>
+            </w:r>
+          </w:p>
+        </w:tc>
+        <w:tc>
+          <w:tcPr>
+            <w:tcW w:type="dxa" w:w="2160"/>
+          </w:tcPr>
+          <w:p>
+            <w:r>
+              <w:t>Only pickups whose DispatchJob is DELIVERED and not yet graded.</w:t>
+            </w:r>
+          </w:p>
+        </w:tc>
+      </w:tr>
+      <w:tr>
+        <w:tc>
+          <w:tcPr>
+            <w:tcW w:type="dxa" w:w="2160"/>
+          </w:tcPr>
+          <w:p>
+            <w:r>
+              <w:t>POST /fulfilment/intake/{harvest_pickup_request_id}</w:t>
+            </w:r>
+          </w:p>
+        </w:tc>
+        <w:tc>
+          <w:tcPr>
+            <w:tcW w:type="dxa" w:w="2160"/>
+          </w:tcPr>
+          <w:p>
+            <w:r>
+              <w:t>weigh_in_kg, grade (grade_1 | grade_2 | reject)</w:t>
+            </w:r>
+          </w:p>
+        </w:tc>
+        <w:tc>
+          <w:tcPr>
+            <w:tcW w:type="dxa" w:w="2160"/>
+          </w:tcPr>
+          <w:p>
+            <w:r>
+              <w:t>FulfilmentIntakeResponse</w:t>
+            </w:r>
+          </w:p>
+        </w:tc>
+        <w:tc>
+          <w:tcPr>
+            <w:tcW w:type="dxa" w:w="2160"/>
+          </w:tcPr>
+          <w:p>
+            <w:r>
+              <w:t>409 if the pickup hasn’t been delivered yet, or has already been graded. Writes a fulfilment_intake_graded audit entry.</w:t>
+            </w:r>
+          </w:p>
+        </w:tc>
+      </w:tr>
+    </w:tbl>
+    <w:p>
+      <w:pPr>
+        <w:pStyle w:val="Heading1"/>
+      </w:pPr>
+      <w:r>
+        <w:t>9. Error Format</w:t>
       </w:r>
     </w:p>
     <w:p>
@@ -1840,7 +2099,7 @@
         <w:pStyle w:val="Heading1"/>
       </w:pPr>
       <w:r>
-        <w:t>9. Not Yet Built</w:t>
+        <w:t>10. Not Yet Built</w:t>
       </w:r>
     </w:p>
     <w:p>
@@ -1849,7 +2108,7 @@
           <w:b w:val="0"/>
           <w:i w:val="0"/>
         </w:rPr>
-        <w:t>The remaining Internal Operations screens' endpoints (Fulfilment Intake, Finance &amp; Reconciliation, Reporting, MoFA Data Exchange); real input ordering (Farmer Order Inputs, Vendor Product Catalogue -- the literal scope of PRD Must-Have #3, as distinct from the mechanisation-request dispatch that Section 7 covers); a Buyer-side path for the vendor date-conflict override (Super Admin only, this pass -- see SDD Section 10); and any real mobile money/OTP/USSD/MoFA gateway integration -- OTP verification (Section 1) is real end to end but SIMULATED at the delivery layer only.</w:t>
+        <w:t>The remaining Internal Operations screens' endpoints (Finance &amp; Reconciliation, Reporting, MoFA Data Exchange); real input ordering (Farmer Order Inputs, Vendor Product Catalogue -- the literal scope of PRD Must-Have #3, as distinct from the mechanisation-request dispatch that Section 7 covers); feeding a graded intake (Section 8) into Buyer Compliance Docs or Farmer Wallet/Settlement (PRD Must-Have #5, Order Reconciliation); a Buyer-side path for the vendor date-conflict override (Super Admin only, this pass -- see SDD Section 10); and any real mobile money/OTP/USSD/MoFA gateway integration -- OTP verification (Section 1) is real end to end but SIMULATED at the delivery layer only.</w:t>
       </w:r>
     </w:p>
     <w:sectPr>

--- a/Farm_Master_API_Documentation_Stage6.docx
+++ b/Farm_Master_API_Documentation_Stage6.docx
@@ -594,7 +594,7 @@
           </w:tcPr>
           <w:p>
             <w:r>
-              <w:t>quantity_ready_tonnes, preferred_pickup_date</w:t>
+              <w:t>quantity_ready_tonnes, preferred_pickup_date, buyer_requirement_id (optional)</w:t>
             </w:r>
           </w:p>
         </w:tc>
@@ -614,7 +614,49 @@
           </w:tcPr>
           <w:p>
             <w:r>
-              <w:t>No confirmation step -- creates a real inbound DispatchJob immediately (SDD Section 16).</w:t>
+              <w:t>No confirmation step -- creates a real inbound DispatchJob immediately (SDD Section 16). buyer_requirement_id, if given, must be one of the caller’s own ACCEPTED opportunities for that order (422 otherwise) -- feeds Order Reconciliation, SDD Section 18.</w:t>
+            </w:r>
+          </w:p>
+        </w:tc>
+      </w:tr>
+      <w:tr>
+        <w:tc>
+          <w:tcPr>
+            <w:tcW w:type="dxa" w:w="3024"/>
+          </w:tcPr>
+          <w:p>
+            <w:r>
+              <w:t>GET /farmer/harvest-pickup/my-orders</w:t>
+            </w:r>
+          </w:p>
+        </w:tc>
+        <w:tc>
+          <w:tcPr>
+            <w:tcW w:type="dxa" w:w="2304"/>
+          </w:tcPr>
+          <w:p>
+            <w:r>
+              <w:t>—</w:t>
+            </w:r>
+          </w:p>
+        </w:tc>
+        <w:tc>
+          <w:tcPr>
+            <w:tcW w:type="dxa" w:w="2736"/>
+          </w:tcPr>
+          <w:p>
+            <w:r>
+              <w:t>List of FarmerOrderOption (buyer_requirement_id, buyer_name, grade, quantity_tonnes, price_per_tonne)</w:t>
+            </w:r>
+          </w:p>
+        </w:tc>
+        <w:tc>
+          <w:tcPr>
+            <w:tcW w:type="dxa" w:w="3888"/>
+          </w:tcPr>
+          <w:p>
+            <w:r>
+              <w:t>The caller’s own accepted, order-backed opportunities -- eligible targets for the field above. Excludes the seeded open pool (no buyer_requirement_id).</w:t>
             </w:r>
           </w:p>
         </w:tc>
@@ -2082,7 +2124,266 @@
         <w:pStyle w:val="Heading1"/>
       </w:pPr>
       <w:r>
-        <w:t>9. Error Format</w:t>
+        <w:t>9. Finance &amp; Reconciliation Endpoints (role: finance)</w:t>
+      </w:r>
+    </w:p>
+    <w:p>
+      <w:r>
+        <w:rPr>
+          <w:b w:val="0"/>
+          <w:i w:val="0"/>
+        </w:rPr>
+        <w:t>Added for PRD Section 6 Must-Have #5 (SDD Section 18) -- Order Reconciliation, the last of the pilot’s five must-haves. Every route below 403s for any role other than Finance. Figures are computed live on every call from real linked data, not stored -- see SDD Section 18 for the formula and the trading_margin_pct rate’s BUSINESS-UNCONFIRMED status.</w:t>
+      </w:r>
+    </w:p>
+    <w:tbl>
+      <w:tblPr>
+        <w:tblW w:type="auto" w:w="0"/>
+        <w:tblLook w:firstColumn="1" w:firstRow="1" w:lastColumn="0" w:lastRow="0" w:noHBand="0" w:noVBand="1" w:val="04A0"/>
+        <w:tblBorders>
+          <w:top w:val="single" w:color="auto" w:sz="4"/>
+          <w:left w:val="single" w:color="auto" w:sz="4"/>
+          <w:bottom w:val="single" w:color="auto" w:sz="4"/>
+          <w:right w:val="single" w:color="auto" w:sz="4"/>
+          <w:insideH w:val="single" w:color="auto" w:sz="4"/>
+          <w:insideV w:val="single" w:color="auto" w:sz="4"/>
+        </w:tblBorders>
+      </w:tblPr>
+      <w:tblGrid>
+        <w:gridCol w:w="2900"/>
+        <w:gridCol w:w="2400"/>
+        <w:gridCol w:w="3200"/>
+        <w:gridCol w:w="3324"/>
+      </w:tblGrid>
+      <w:tr>
+        <w:tc>
+          <w:tcPr>
+            <w:tcW w:type="dxa" w:w="2900"/>
+          </w:tcPr>
+          <w:p>
+            <w:r>
+              <w:rPr>
+                <w:b/>
+              </w:rPr>
+              <w:t>Method &amp; path</w:t>
+            </w:r>
+          </w:p>
+        </w:tc>
+        <w:tc>
+          <w:tcPr>
+            <w:tcW w:type="dxa" w:w="2400"/>
+          </w:tcPr>
+          <w:p>
+            <w:r>
+              <w:rPr>
+                <w:b/>
+              </w:rPr>
+              <w:t>Request body</w:t>
+            </w:r>
+          </w:p>
+        </w:tc>
+        <w:tc>
+          <w:tcPr>
+            <w:tcW w:type="dxa" w:w="3200"/>
+          </w:tcPr>
+          <w:p>
+            <w:r>
+              <w:rPr>
+                <w:b/>
+              </w:rPr>
+              <w:t>Response</w:t>
+            </w:r>
+          </w:p>
+        </w:tc>
+        <w:tc>
+          <w:tcPr>
+            <w:tcW w:type="dxa" w:w="3324"/>
+          </w:tcPr>
+          <w:p>
+            <w:r>
+              <w:rPr>
+                <w:b/>
+              </w:rPr>
+              <w:t>Notes</w:t>
+            </w:r>
+          </w:p>
+        </w:tc>
+      </w:tr>
+      <w:tr>
+        <w:tc>
+          <w:tcPr>
+            <w:tcW w:type="dxa" w:w="2900"/>
+          </w:tcPr>
+          <w:p>
+            <w:r>
+              <w:t>GET /finance/reconciliation</w:t>
+            </w:r>
+          </w:p>
+        </w:tc>
+        <w:tc>
+          <w:tcPr>
+            <w:tcW w:type="dxa" w:w="2400"/>
+          </w:tcPr>
+          <w:p>
+            <w:r>
+              <w:t>—</w:t>
+            </w:r>
+          </w:p>
+        </w:tc>
+        <w:tc>
+          <w:tcPr>
+            <w:tcW w:type="dxa" w:w="3200"/>
+          </w:tcPr>
+          <w:p>
+            <w:r>
+              <w:t>List of OrderReconciliationSummary</w:t>
+            </w:r>
+          </w:p>
+        </w:tc>
+        <w:tc>
+          <w:tcPr>
+            <w:tcW w:type="dxa" w:w="3324"/>
+          </w:tcPr>
+          <w:p>
+            <w:r>
+              <w:t>Every BuyerRequirement at status MATCHING or later (i.e. commitment fee already paid).</w:t>
+            </w:r>
+          </w:p>
+        </w:tc>
+      </w:tr>
+      <w:tr>
+        <w:tc>
+          <w:tcPr>
+            <w:tcW w:type="dxa" w:w="2900"/>
+          </w:tcPr>
+          <w:p>
+            <w:r>
+              <w:t>GET /finance/reconciliation/{buyer_requirement_id}</w:t>
+            </w:r>
+          </w:p>
+        </w:tc>
+        <w:tc>
+          <w:tcPr>
+            <w:tcW w:type="dxa" w:w="2400"/>
+          </w:tcPr>
+          <w:p>
+            <w:r>
+              <w:t>—</w:t>
+            </w:r>
+          </w:p>
+        </w:tc>
+        <w:tc>
+          <w:tcPr>
+            <w:tcW w:type="dxa" w:w="3200"/>
+          </w:tcPr>
+          <w:p>
+            <w:r>
+              <w:t>OrderReconciliationResponse</w:t>
+            </w:r>
+          </w:p>
+        </w:tc>
+        <w:tc>
+          <w:tcPr>
+            <w:tcW w:type="dxa" w:w="3324"/>
+          </w:tcPr>
+          <w:p>
+            <w:r>
+              <w:t>Commitment fee received, delivered &amp; graded (non-reject) tonnage, buyer invoice value, trading margin, farmer settlement due, vendor payout due, and both release states. 404 if the order isn’t eligible yet.</w:t>
+            </w:r>
+          </w:p>
+        </w:tc>
+      </w:tr>
+      <w:tr>
+        <w:tc>
+          <w:tcPr>
+            <w:tcW w:type="dxa" w:w="2900"/>
+          </w:tcPr>
+          <w:p>
+            <w:r>
+              <w:t>POST /finance/reconciliation/{id}/release-farmer-settlement</w:t>
+            </w:r>
+          </w:p>
+        </w:tc>
+        <w:tc>
+          <w:tcPr>
+            <w:tcW w:type="dxa" w:w="2400"/>
+          </w:tcPr>
+          <w:p>
+            <w:r>
+              <w:t>—</w:t>
+            </w:r>
+          </w:p>
+        </w:tc>
+        <w:tc>
+          <w:tcPr>
+            <w:tcW w:type="dxa" w:w="3200"/>
+          </w:tcPr>
+          <w:p>
+            <w:r>
+              <w:t>OrderReconciliationResponse</w:t>
+            </w:r>
+          </w:p>
+        </w:tc>
+        <w:tc>
+          <w:tcPr>
+            <w:tcW w:type="dxa" w:w="3324"/>
+          </w:tcPr>
+          <w:p>
+            <w:r>
+              <w:t>409 if already released, or if no graded non-reject delivery is linked to this order. Writes a farmer_settlement_released audit entry.</w:t>
+            </w:r>
+          </w:p>
+        </w:tc>
+      </w:tr>
+      <w:tr>
+        <w:tc>
+          <w:tcPr>
+            <w:tcW w:type="dxa" w:w="2900"/>
+          </w:tcPr>
+          <w:p>
+            <w:r>
+              <w:t>POST /finance/reconciliation/{id}/release-vendor-payout</w:t>
+            </w:r>
+          </w:p>
+        </w:tc>
+        <w:tc>
+          <w:tcPr>
+            <w:tcW w:type="dxa" w:w="2400"/>
+          </w:tcPr>
+          <w:p>
+            <w:r>
+              <w:t>—</w:t>
+            </w:r>
+          </w:p>
+        </w:tc>
+        <w:tc>
+          <w:tcPr>
+            <w:tcW w:type="dxa" w:w="3200"/>
+          </w:tcPr>
+          <w:p>
+            <w:r>
+              <w:t>OrderReconciliationResponse</w:t>
+            </w:r>
+          </w:p>
+        </w:tc>
+        <w:tc>
+          <w:tcPr>
+            <w:tcW w:type="dxa" w:w="3324"/>
+          </w:tcPr>
+          <w:p>
+            <w:r>
+              <w:t>409 if already released, or if no CONFIRMED vendor request is linked to this order. Writes a vendor_payout_released audit entry.</w:t>
+            </w:r>
+          </w:p>
+        </w:tc>
+      </w:tr>
+    </w:tbl>
+    <w:p>
+      <w:pPr>
+        <w:pStyle w:val="Heading1"/>
+      </w:pPr>
+      <w:r>
+        <w:t>10. Error Format</w:t>
       </w:r>
     </w:p>
     <w:p>
@@ -2099,7 +2400,7 @@
         <w:pStyle w:val="Heading1"/>
       </w:pPr>
       <w:r>
-        <w:t>10. Not Yet Built</w:t>
+        <w:t>11. Not Yet Built</w:t>
       </w:r>
     </w:p>
     <w:p>
@@ -2108,7 +2409,7 @@
           <w:b w:val="0"/>
           <w:i w:val="0"/>
         </w:rPr>
-        <w:t>The remaining Internal Operations screens' endpoints (Finance &amp; Reconciliation, Reporting, MoFA Data Exchange); real input ordering (Farmer Order Inputs, Vendor Product Catalogue -- the literal scope of PRD Must-Have #3, as distinct from the mechanisation-request dispatch that Section 7 covers); feeding a graded intake (Section 8) into Buyer Compliance Docs or Farmer Wallet/Settlement (PRD Must-Have #5, Order Reconciliation); a Buyer-side path for the vendor date-conflict override (Super Admin only, this pass -- see SDD Section 10); and any real mobile money/OTP/USSD/MoFA gateway integration -- OTP verification (Section 1) is real end to end but SIMULATED at the delivery layer only.</w:t>
+        <w:t>The remaining Internal Operations screens' endpoints (Reporting, MoFA Data Exchange); real input ordering (Farmer Order Inputs, Vendor Product Catalogue -- the literal scope of PRD Must-Have #3, as distinct from the mechanisation-request dispatch that Section 7 covers) -- Section 9's vendor payout is consequently seed-data-only, since there's no real endpoint to set a MechanisationRequest's order link through; feeding a graded intake (Section 8) into Buyer Compliance Docs (Section 9 covers Farmer Wallet/Settlement, not this half); a Buyer-side path for the vendor date-conflict override (Super Admin only, this pass -- see SDD Section 10); and any real mobile money/OTP/USSD/MoFA gateway integration -- OTP verification (Section 1) is real end to end but SIMULATED at the delivery layer only.</w:t>
       </w:r>
     </w:p>
     <w:sectPr>

--- a/Farm_Master_API_Documentation_Stage6.docx
+++ b/Farm_Master_API_Documentation_Stage6.docx
@@ -703,6 +703,132 @@
           </w:p>
         </w:tc>
       </w:tr>
+      <w:tr>
+        <w:tc>
+          <w:tcPr>
+            <w:tcW w:type="dxa" w:w="3024"/>
+          </w:tcPr>
+          <w:p>
+            <w:r>
+              <w:t>GET /farmer/catalogue</w:t>
+            </w:r>
+          </w:p>
+        </w:tc>
+        <w:tc>
+          <w:tcPr>
+            <w:tcW w:type="dxa" w:w="2304"/>
+          </w:tcPr>
+          <w:p>
+            <w:r>
+              <w:t>—</w:t>
+            </w:r>
+          </w:p>
+        </w:tc>
+        <w:tc>
+          <w:tcPr>
+            <w:tcW w:type="dxa" w:w="2736"/>
+          </w:tcPr>
+          <w:p>
+            <w:r>
+              <w:t>List of ProductResponse across every vendor</w:t>
+            </w:r>
+          </w:p>
+        </w:tc>
+        <w:tc>
+          <w:tcPr>
+            <w:tcW w:type="dxa" w:w="3888"/>
+          </w:tcPr>
+          <w:p>
+            <w:r>
+              <w:t>formula_input_type (seed | npk | topdress | other) tags which line of a ProductionFormula each item pre-fills on the frontend.</w:t>
+            </w:r>
+          </w:p>
+        </w:tc>
+      </w:tr>
+      <w:tr>
+        <w:tc>
+          <w:tcPr>
+            <w:tcW w:type="dxa" w:w="3024"/>
+          </w:tcPr>
+          <w:p>
+            <w:r>
+              <w:t>POST /farmer/input-orders</w:t>
+            </w:r>
+          </w:p>
+        </w:tc>
+        <w:tc>
+          <w:tcPr>
+            <w:tcW w:type="dxa" w:w="2304"/>
+          </w:tcPr>
+          <w:p>
+            <w:r>
+              <w:t>vendor_id, production_formula_id (optional), lines: [{product_id, quantity}]</w:t>
+            </w:r>
+          </w:p>
+        </w:tc>
+        <w:tc>
+          <w:tcPr>
+            <w:tcW w:type="dxa" w:w="2736"/>
+          </w:tcPr>
+          <w:p>
+            <w:r>
+              <w:t>InputOrderResponse</w:t>
+            </w:r>
+          </w:p>
+        </w:tc>
+        <w:tc>
+          <w:tcPr>
+            <w:tcW w:type="dxa" w:w="3888"/>
+          </w:tcPr>
+          <w:p>
+            <w:r>
+              <w:t>422 if a line’s product isn’t the given vendor’s, or production_formula_id isn’t the caller’s own. 409 if a quantity exceeds real stock. Decrements stock immediately as a reservation.</w:t>
+            </w:r>
+          </w:p>
+        </w:tc>
+      </w:tr>
+      <w:tr>
+        <w:tc>
+          <w:tcPr>
+            <w:tcW w:type="dxa" w:w="3024"/>
+          </w:tcPr>
+          <w:p>
+            <w:r>
+              <w:t>GET /farmer/input-orders/mine</w:t>
+            </w:r>
+          </w:p>
+        </w:tc>
+        <w:tc>
+          <w:tcPr>
+            <w:tcW w:type="dxa" w:w="2304"/>
+          </w:tcPr>
+          <w:p>
+            <w:r>
+              <w:t>—</w:t>
+            </w:r>
+          </w:p>
+        </w:tc>
+        <w:tc>
+          <w:tcPr>
+            <w:tcW w:type="dxa" w:w="2736"/>
+          </w:tcPr>
+          <w:p>
+            <w:r>
+              <w:t>List of the caller's own InputOrderResponse, newest first</w:t>
+            </w:r>
+          </w:p>
+        </w:tc>
+        <w:tc>
+          <w:tcPr>
+            <w:tcW w:type="dxa" w:w="3888"/>
+          </w:tcPr>
+          <w:p>
+            <w:r>
+              <w:t>dispatch_status is null until the vendor confirms (see Section 4).</w:t>
+            </w:r>
+          </w:p>
+        </w:tc>
+      </w:tr>
     </w:tbl>
     <w:p>
       <w:pPr>
@@ -955,6 +1081,298 @@
           <w:p>
             <w:r>
               <w:t>409 if not pending. No date required.</w:t>
+            </w:r>
+          </w:p>
+        </w:tc>
+      </w:tr>
+    </w:tbl>
+    <w:p>
+      <w:r>
+        <w:rPr>
+          <w:b/>
+        </w:rPr>
+        <w:t>Product Catalogue &amp; Input Orders (PRD Section 6 Must-Have #3’s literal scope -- SDD Section 20)</w:t>
+      </w:r>
+    </w:p>
+    <w:tbl>
+      <w:tblPr>
+        <w:tblW w:type="auto" w:w="0"/>
+        <w:tblLook w:firstColumn="1" w:firstRow="1" w:lastColumn="0" w:lastRow="0" w:noHBand="0" w:noVBand="1" w:val="04A0"/>
+        <w:tblBorders>
+          <w:top w:val="single" w:color="auto" w:sz="4"/>
+          <w:left w:val="single" w:color="auto" w:sz="4"/>
+          <w:bottom w:val="single" w:color="auto" w:sz="4"/>
+          <w:right w:val="single" w:color="auto" w:sz="4"/>
+          <w:insideH w:val="single" w:color="auto" w:sz="4"/>
+          <w:insideV w:val="single" w:color="auto" w:sz="4"/>
+        </w:tblBorders>
+      </w:tblPr>
+      <w:tblGrid>
+        <w:gridCol w:w="2900"/>
+        <w:gridCol w:w="2400"/>
+        <w:gridCol w:w="3200"/>
+        <w:gridCol w:w="3324"/>
+      </w:tblGrid>
+      <w:tr>
+        <w:tc>
+          <w:tcPr>
+            <w:tcW w:type="dxa" w:w="2900"/>
+          </w:tcPr>
+          <w:p>
+            <w:r>
+              <w:rPr>
+                <w:b/>
+              </w:rPr>
+              <w:t>Method &amp; path</w:t>
+            </w:r>
+          </w:p>
+        </w:tc>
+        <w:tc>
+          <w:tcPr>
+            <w:tcW w:type="dxa" w:w="2400"/>
+          </w:tcPr>
+          <w:p>
+            <w:r>
+              <w:rPr>
+                <w:b/>
+              </w:rPr>
+              <w:t>Request body</w:t>
+            </w:r>
+          </w:p>
+        </w:tc>
+        <w:tc>
+          <w:tcPr>
+            <w:tcW w:type="dxa" w:w="3200"/>
+          </w:tcPr>
+          <w:p>
+            <w:r>
+              <w:rPr>
+                <w:b/>
+              </w:rPr>
+              <w:t>Response</w:t>
+            </w:r>
+          </w:p>
+        </w:tc>
+        <w:tc>
+          <w:tcPr>
+            <w:tcW w:type="dxa" w:w="3324"/>
+          </w:tcPr>
+          <w:p>
+            <w:r>
+              <w:rPr>
+                <w:b/>
+              </w:rPr>
+              <w:t>Notes</w:t>
+            </w:r>
+          </w:p>
+        </w:tc>
+      </w:tr>
+      <w:tr>
+        <w:tc>
+          <w:tcPr>
+            <w:tcW w:type="dxa" w:w="2900"/>
+          </w:tcPr>
+          <w:p>
+            <w:r>
+              <w:t>GET /vendor/catalogue</w:t>
+            </w:r>
+          </w:p>
+        </w:tc>
+        <w:tc>
+          <w:tcPr>
+            <w:tcW w:type="dxa" w:w="2400"/>
+          </w:tcPr>
+          <w:p>
+            <w:r>
+              <w:t>—</w:t>
+            </w:r>
+          </w:p>
+        </w:tc>
+        <w:tc>
+          <w:tcPr>
+            <w:tcW w:type="dxa" w:w="3200"/>
+          </w:tcPr>
+          <w:p>
+            <w:r>
+              <w:t>List of the caller’s own ProductResponse</w:t>
+            </w:r>
+          </w:p>
+        </w:tc>
+        <w:tc>
+          <w:tcPr>
+            <w:tcW w:type="dxa" w:w="3324"/>
+          </w:tcPr>
+          <w:p>
+            <w:r>
+              <w:t>—</w:t>
+            </w:r>
+          </w:p>
+        </w:tc>
+      </w:tr>
+      <w:tr>
+        <w:tc>
+          <w:tcPr>
+            <w:tcW w:type="dxa" w:w="2900"/>
+          </w:tcPr>
+          <w:p>
+            <w:r>
+              <w:t>POST /vendor/catalogue</w:t>
+            </w:r>
+          </w:p>
+        </w:tc>
+        <w:tc>
+          <w:tcPr>
+            <w:tcW w:type="dxa" w:w="2400"/>
+          </w:tcPr>
+          <w:p>
+            <w:r>
+              <w:t>name, category, formula_input_type (optional), unit, unit_price, stock_qty</w:t>
+            </w:r>
+          </w:p>
+        </w:tc>
+        <w:tc>
+          <w:tcPr>
+            <w:tcW w:type="dxa" w:w="3200"/>
+          </w:tcPr>
+          <w:p>
+            <w:r>
+              <w:t>ProductResponse</w:t>
+            </w:r>
+          </w:p>
+        </w:tc>
+        <w:tc>
+          <w:tcPr>
+            <w:tcW w:type="dxa" w:w="3324"/>
+          </w:tcPr>
+          <w:p>
+            <w:r>
+              <w:t>422 if unit_price isn’t positive or stock_qty is negative. No edit/delete endpoint yet.</w:t>
+            </w:r>
+          </w:p>
+        </w:tc>
+      </w:tr>
+      <w:tr>
+        <w:tc>
+          <w:tcPr>
+            <w:tcW w:type="dxa" w:w="2900"/>
+          </w:tcPr>
+          <w:p>
+            <w:r>
+              <w:t>GET /vendor/input-orders</w:t>
+            </w:r>
+          </w:p>
+        </w:tc>
+        <w:tc>
+          <w:tcPr>
+            <w:tcW w:type="dxa" w:w="2400"/>
+          </w:tcPr>
+          <w:p>
+            <w:r>
+              <w:t>—</w:t>
+            </w:r>
+          </w:p>
+        </w:tc>
+        <w:tc>
+          <w:tcPr>
+            <w:tcW w:type="dxa" w:w="3200"/>
+          </w:tcPr>
+          <w:p>
+            <w:r>
+              <w:t>List of InputOrderResponse against the caller’s own catalogue, newest first</w:t>
+            </w:r>
+          </w:p>
+        </w:tc>
+        <w:tc>
+          <w:tcPr>
+            <w:tcW w:type="dxa" w:w="3324"/>
+          </w:tcPr>
+          <w:p>
+            <w:r>
+              <w:t>—</w:t>
+            </w:r>
+          </w:p>
+        </w:tc>
+      </w:tr>
+      <w:tr>
+        <w:tc>
+          <w:tcPr>
+            <w:tcW w:type="dxa" w:w="2900"/>
+          </w:tcPr>
+          <w:p>
+            <w:r>
+              <w:t>POST /vendor/input-orders/{id}/confirm</w:t>
+            </w:r>
+          </w:p>
+        </w:tc>
+        <w:tc>
+          <w:tcPr>
+            <w:tcW w:type="dxa" w:w="2400"/>
+          </w:tcPr>
+          <w:p>
+            <w:r>
+              <w:t>—</w:t>
+            </w:r>
+          </w:p>
+        </w:tc>
+        <w:tc>
+          <w:tcPr>
+            <w:tcW w:type="dxa" w:w="3200"/>
+          </w:tcPr>
+          <w:p>
+            <w:r>
+              <w:t>InputOrderResponse</w:t>
+            </w:r>
+          </w:p>
+        </w:tc>
+        <w:tc>
+          <w:tcPr>
+            <w:tcW w:type="dxa" w:w="3324"/>
+          </w:tcPr>
+          <w:p>
+            <w:r>
+              <w:t>409 if not PENDING. Creates the real outbound DispatchJob (Section 7).</w:t>
+            </w:r>
+          </w:p>
+        </w:tc>
+      </w:tr>
+      <w:tr>
+        <w:tc>
+          <w:tcPr>
+            <w:tcW w:type="dxa" w:w="2900"/>
+          </w:tcPr>
+          <w:p>
+            <w:r>
+              <w:t>POST /vendor/input-orders/{id}/decline</w:t>
+            </w:r>
+          </w:p>
+        </w:tc>
+        <w:tc>
+          <w:tcPr>
+            <w:tcW w:type="dxa" w:w="2400"/>
+          </w:tcPr>
+          <w:p>
+            <w:r>
+              <w:t>—</w:t>
+            </w:r>
+          </w:p>
+        </w:tc>
+        <w:tc>
+          <w:tcPr>
+            <w:tcW w:type="dxa" w:w="3200"/>
+          </w:tcPr>
+          <w:p>
+            <w:r>
+              <w:t>InputOrderResponse</w:t>
+            </w:r>
+          </w:p>
+        </w:tc>
+        <w:tc>
+          <w:tcPr>
+            <w:tcW w:type="dxa" w:w="3324"/>
+          </w:tcPr>
+          <w:p>
+            <w:r>
+              <w:t>409 if not PENDING. Restores every line’s reserved stock_qty.</w:t>
             </w:r>
           </w:p>
         </w:tc>
@@ -1741,7 +2159,7 @@
           <w:b w:val="0"/>
           <w:i w:val="0"/>
         </w:rPr>
-        <w:t>Added alongside Logistics Dispatch (SDD Section 15). Every route below 403s for any role other than Logistics. A DispatchJob is created automatically by POST /vendor/requests/{id}/confirm (in-window) or POST /admin/vendor-requests/{id}/approve-override (out-of-window) -- there is no endpoint to create one directly, since the one real job source today is a CONFIRMED MechanisationRequest, not a Logistics-initiated action.</w:t>
+        <w:t>Added alongside Logistics Dispatch (SDD Section 15). Every route below 403s for any role other than Logistics. There is no endpoint to create a DispatchJob directly -- one is created automatically by whichever of three real actions happens: POST /vendor/requests/{id}/confirm or POST /admin/vendor-requests/{id}/approve-override (a CONFIRMED MechanisationRequest, outbound), POST /vendor/input-orders/{id}/confirm (a CONFIRMED InputOrder, outbound, Section 4/20), or POST /farmer/harvest-pickup (a HarvestPickupRequest, inbound, immediately, no confirmation step -- Section 16).</w:t>
       </w:r>
     </w:p>
     <w:tbl>
@@ -1844,7 +2262,7 @@
           </w:tcPr>
           <w:p>
             <w:r>
-              <w:t>List of DispatchJob rows (farmer_name, service, area_acres, confirmed_date, direction, status, tricycle_label, delivered_at), newest first</w:t>
+              <w:t>List of DispatchJobResponse -- job_type (mechanisation | harvest_pickup | input_order) plus that type’s own fields: area_acres/confirmed_date, quantity_tonnes/preferred_pickup_date, or item_count/total_cost</w:t>
             </w:r>
           </w:p>
         </w:tc>
@@ -1854,7 +2272,7 @@
           </w:tcPr>
           <w:p>
             <w:r>
-              <w:t>direction is always "outbound" this pass -- "inbound" has no source until PRD Must-Have #4 (Fulfilment Centre Intake/Grading) is built.</w:t>
+              <w:t>direction is outbound for mechanisation and input_order jobs, inbound for harvest_pickup jobs.</w:t>
             </w:r>
           </w:p>
         </w:tc>
@@ -2409,7 +2827,7 @@
           <w:b w:val="0"/>
           <w:i w:val="0"/>
         </w:rPr>
-        <w:t>The remaining Internal Operations screens' endpoints (Reporting, MoFA Data Exchange); real input ordering (Farmer Order Inputs, Vendor Product Catalogue -- the literal scope of PRD Must-Have #3, as distinct from the mechanisation-request dispatch that Section 7 covers) -- Section 9's vendor payout is consequently seed-data-only, since there's no real endpoint to set a MechanisationRequest's order link through; feeding a graded intake (Section 8) into Buyer Compliance Docs (Section 9 covers Farmer Wallet/Settlement, not this half); a Buyer-side path for the vendor date-conflict override (Super Admin only, this pass -- see SDD Section 10); and any real mobile money/OTP/USSD/MoFA gateway integration -- OTP verification (Section 1) is real end to end but SIMULATED at the delivery layer only.</w:t>
+        <w:t>The remaining Internal Operations screens' endpoints (Reporting, MoFA Data Exchange); feeding a graded intake (Section 8) into Buyer Compliance Docs (Section 9 covers Farmer Wallet/Settlement, not this half); a confirmed InputOrder's real cost feeding into Section 9's vendor payout (Section 9 still reads only confirmed MechanisationRequest rows -- Order Inputs, Section 4, is real but not yet wired into reconciliation); a Buyer-side path for the vendor date-conflict override (Super Admin only, this pass -- see SDD Section 10); catalogue item edit/delete (Section 4); and any real mobile money/OTP/USSD/MoFA gateway integration -- OTP verification (Section 1) is real end to end but SIMULATED at the delivery layer only.</w:t>
       </w:r>
     </w:p>
     <w:sectPr>

--- a/Farm_Master_API_Documentation_Stage6.docx
+++ b/Farm_Master_API_Documentation_Stage6.docx
@@ -2790,7 +2790,7 @@
           </w:tcPr>
           <w:p>
             <w:r>
-              <w:t>409 if already released, or if no CONFIRMED vendor request is linked to this order. Writes a vendor_payout_released audit entry.</w:t>
+              <w:t>409 if already released, or if nothing real is linked to this order (a CONFIRMED MechanisationRequest or a CONFIRMED InputOrder reached via its own ProductionFormula -- fixed 7 Sep 2026, previously only the former counted). Writes a vendor_payout_released audit entry.</w:t>
             </w:r>
           </w:p>
         </w:tc>
@@ -2801,7 +2801,224 @@
         <w:pStyle w:val="Heading1"/>
       </w:pPr>
       <w:r>
-        <w:t>10. Error Format</w:t>
+        <w:t>10. MoFA Compliance Report Endpoints (role: finance)</w:t>
+      </w:r>
+    </w:p>
+    <w:p>
+      <w:r>
+        <w:rPr>
+          <w:b w:val="0"/>
+          <w:i w:val="0"/>
+        </w:rPr>
+        <w:t>Added for PRD Section 1.1/9 -- a generic exportable report (CSV/PDF) covering volume, quality grade, buyer, and delivery date, explicitly a placeholder pending an actual MoFA data standard (SDD Section 22). Every route below 403s for any role other than Finance. Scoped to the export half of the Stage 3 wireframe’s “MoFA Data Exchange” screen -- its import half is a static stub even in the wireframe, not built here.</w:t>
+      </w:r>
+    </w:p>
+    <w:tbl>
+      <w:tblPr>
+        <w:tblW w:type="auto" w:w="0"/>
+        <w:tblLook w:firstColumn="1" w:firstRow="1" w:lastColumn="0" w:lastRow="0" w:noHBand="0" w:noVBand="1" w:val="04A0"/>
+        <w:tblBorders>
+          <w:top w:val="single" w:color="auto" w:sz="4"/>
+          <w:left w:val="single" w:color="auto" w:sz="4"/>
+          <w:bottom w:val="single" w:color="auto" w:sz="4"/>
+          <w:right w:val="single" w:color="auto" w:sz="4"/>
+          <w:insideH w:val="single" w:color="auto" w:sz="4"/>
+          <w:insideV w:val="single" w:color="auto" w:sz="4"/>
+        </w:tblBorders>
+      </w:tblPr>
+      <w:tblGrid>
+        <w:gridCol w:w="2900"/>
+        <w:gridCol w:w="2400"/>
+        <w:gridCol w:w="3200"/>
+        <w:gridCol w:w="3324"/>
+      </w:tblGrid>
+      <w:tr>
+        <w:tc>
+          <w:tcPr>
+            <w:tcW w:type="dxa" w:w="2900"/>
+          </w:tcPr>
+          <w:p>
+            <w:r>
+              <w:rPr>
+                <w:b/>
+              </w:rPr>
+              <w:t>Method &amp; path</w:t>
+            </w:r>
+          </w:p>
+        </w:tc>
+        <w:tc>
+          <w:tcPr>
+            <w:tcW w:type="dxa" w:w="2400"/>
+          </w:tcPr>
+          <w:p>
+            <w:r>
+              <w:rPr>
+                <w:b/>
+              </w:rPr>
+              <w:t>Request body</w:t>
+            </w:r>
+          </w:p>
+        </w:tc>
+        <w:tc>
+          <w:tcPr>
+            <w:tcW w:type="dxa" w:w="3200"/>
+          </w:tcPr>
+          <w:p>
+            <w:r>
+              <w:rPr>
+                <w:b/>
+              </w:rPr>
+              <w:t>Response</w:t>
+            </w:r>
+          </w:p>
+        </w:tc>
+        <w:tc>
+          <w:tcPr>
+            <w:tcW w:type="dxa" w:w="3324"/>
+          </w:tcPr>
+          <w:p>
+            <w:r>
+              <w:rPr>
+                <w:b/>
+              </w:rPr>
+              <w:t>Notes</w:t>
+            </w:r>
+          </w:p>
+        </w:tc>
+      </w:tr>
+      <w:tr>
+        <w:tc>
+          <w:tcPr>
+            <w:tcW w:type="dxa" w:w="2900"/>
+          </w:tcPr>
+          <w:p>
+            <w:r>
+              <w:t>GET /mofa/compliance-report</w:t>
+            </w:r>
+          </w:p>
+        </w:tc>
+        <w:tc>
+          <w:tcPr>
+            <w:tcW w:type="dxa" w:w="2400"/>
+          </w:tcPr>
+          <w:p>
+            <w:r>
+              <w:t>—</w:t>
+            </w:r>
+          </w:p>
+        </w:tc>
+        <w:tc>
+          <w:tcPr>
+            <w:tcW w:type="dxa" w:w="3200"/>
+          </w:tcPr>
+          <w:p>
+            <w:r>
+              <w:t>List of ComplianceReportRowResponse (farmer_name, crop, buyer_name, grade, volume_kg, delivery_date)</w:t>
+            </w:r>
+          </w:p>
+        </w:tc>
+        <w:tc>
+          <w:tcPr>
+            <w:tcW w:type="dxa" w:w="3324"/>
+          </w:tcPr>
+          <w:p>
+            <w:r>
+              <w:t>One row per graded FulfilmentIntake linked to a real buyer order. REJECT-graded rows are included; rows with no buyer_requirement_id link are excluded.</w:t>
+            </w:r>
+          </w:p>
+        </w:tc>
+      </w:tr>
+      <w:tr>
+        <w:tc>
+          <w:tcPr>
+            <w:tcW w:type="dxa" w:w="2900"/>
+          </w:tcPr>
+          <w:p>
+            <w:r>
+              <w:t>GET /mofa/compliance-report/export.csv</w:t>
+            </w:r>
+          </w:p>
+        </w:tc>
+        <w:tc>
+          <w:tcPr>
+            <w:tcW w:type="dxa" w:w="2400"/>
+          </w:tcPr>
+          <w:p>
+            <w:r>
+              <w:t>—</w:t>
+            </w:r>
+          </w:p>
+        </w:tc>
+        <w:tc>
+          <w:tcPr>
+            <w:tcW w:type="dxa" w:w="3200"/>
+          </w:tcPr>
+          <w:p>
+            <w:r>
+              <w:t>CSV file (Content-Disposition: attachment)</w:t>
+            </w:r>
+          </w:p>
+        </w:tc>
+        <w:tc>
+          <w:tcPr>
+            <w:tcW w:type="dxa" w:w="3324"/>
+          </w:tcPr>
+          <w:p>
+            <w:r>
+              <w:t>Exactly the four confirmed columns (Volume (kg), Quality Grade, Buyer, Delivery Date), in that order -- no extra internal-reference columns.</w:t>
+            </w:r>
+          </w:p>
+        </w:tc>
+      </w:tr>
+      <w:tr>
+        <w:tc>
+          <w:tcPr>
+            <w:tcW w:type="dxa" w:w="2900"/>
+          </w:tcPr>
+          <w:p>
+            <w:r>
+              <w:t>GET /mofa/compliance-report/export.pdf</w:t>
+            </w:r>
+          </w:p>
+        </w:tc>
+        <w:tc>
+          <w:tcPr>
+            <w:tcW w:type="dxa" w:w="2400"/>
+          </w:tcPr>
+          <w:p>
+            <w:r>
+              <w:t>—</w:t>
+            </w:r>
+          </w:p>
+        </w:tc>
+        <w:tc>
+          <w:tcPr>
+            <w:tcW w:type="dxa" w:w="3200"/>
+          </w:tcPr>
+          <w:p>
+            <w:r>
+              <w:t>PDF file (Content-Disposition: attachment)</w:t>
+            </w:r>
+          </w:p>
+        </w:tc>
+        <w:tc>
+          <w:tcPr>
+            <w:tcW w:type="dxa" w:w="3324"/>
+          </w:tcPr>
+          <w:p>
+            <w:r>
+              <w:t>Same four columns, rendered as a table via reportlab. Same row scope as the JSON/CSV routes -- one shared computation (app/reporting.py).</w:t>
+            </w:r>
+          </w:p>
+        </w:tc>
+      </w:tr>
+    </w:tbl>
+    <w:p>
+      <w:pPr>
+        <w:pStyle w:val="Heading1"/>
+      </w:pPr>
+      <w:r>
+        <w:t>11. Error Format</w:t>
       </w:r>
     </w:p>
     <w:p>
@@ -2818,7 +3035,7 @@
         <w:pStyle w:val="Heading1"/>
       </w:pPr>
       <w:r>
-        <w:t>11. Not Yet Built</w:t>
+        <w:t>12. Not Yet Built</w:t>
       </w:r>
     </w:p>
     <w:p>
@@ -2827,7 +3044,7 @@
           <w:b w:val="0"/>
           <w:i w:val="0"/>
         </w:rPr>
-        <w:t>The remaining Internal Operations screens' endpoints (Reporting, MoFA Data Exchange); feeding a graded intake (Section 8) into Buyer Compliance Docs (Section 9 covers Farmer Wallet/Settlement, not this half); a confirmed InputOrder's real cost feeding into Section 9's vendor payout (Section 9 still reads only confirmed MechanisationRequest rows -- Order Inputs, Section 4, is real but not yet wired into reconciliation); a Buyer-side path for the vendor date-conflict override (Super Admin only, this pass -- see SDD Section 10); catalogue item edit/delete (Section 4); and any real mobile money/OTP/USSD/MoFA gateway integration -- OTP verification (Section 1) is real end to end but SIMULATED at the delivery layer only.</w:t>
+        <w:t>The Reporting screen's own revenue-stream/pilot-metrics dashboard (Section 10 covers the MoFA compliance export, a distinct concern); the MoFA import half (a static stub even in the Stage 3 wireframe); feeding a graded intake (Section 8) into Buyer Compliance Docs (Section 9 covers Farmer Wallet/Settlement, Section 10 covers the compliance export -- neither is this); a Buyer-side path for the vendor date-conflict override (Super Admin only, this pass -- see SDD Section 10); catalogue item edit/delete (Section 4); and any real mobile money/OTP/USSD/MoFA gateway integration -- OTP verification (Section 1) is real end to end but SIMULATED at the delivery layer only.</w:t>
       </w:r>
     </w:p>
     <w:sectPr>

--- a/Farm_Master_API_Documentation_Stage6.docx
+++ b/Farm_Master_API_Documentation_Stage6.docx
@@ -1507,6 +1507,174 @@
           <w:p>
             <w:r>
               <w:t>Writes an audit log entry (old role -&gt; new role).</w:t>
+            </w:r>
+          </w:p>
+        </w:tc>
+      </w:tr>
+      <w:tr>
+        <w:tc>
+          <w:tcPr>
+            <w:tcW w:type="dxa" w:w="3024"/>
+          </w:tcPr>
+          <w:p>
+            <w:r>
+              <w:t>GET /admin/users</w:t>
+            </w:r>
+          </w:p>
+        </w:tc>
+        <w:tc>
+          <w:tcPr>
+            <w:tcW w:type="dxa" w:w="2304"/>
+          </w:tcPr>
+          <w:p>
+            <w:r>
+              <w:t>—</w:t>
+            </w:r>
+          </w:p>
+        </w:tc>
+        <w:tc>
+          <w:tcPr>
+            <w:tcW w:type="dxa" w:w="2448"/>
+          </w:tcPr>
+          <w:p>
+            <w:r>
+              <w:t>AdminUsersResponse: {internal: [...], external: [...]}</w:t>
+            </w:r>
+          </w:p>
+        </w:tc>
+        <w:tc>
+          <w:tcPr>
+            <w:tcW w:type="dxa" w:w="3600"/>
+          </w:tcPr>
+          <w:p>
+            <w:r>
+              <w:t>Internal rows carry a fixed, per-role "scope" string (verbatim from the confirmed Stage 4 visual). External rows carry registration_approval_id when pending_review.</w:t>
+            </w:r>
+          </w:p>
+        </w:tc>
+      </w:tr>
+      <w:tr>
+        <w:tc>
+          <w:tcPr>
+            <w:tcW w:type="dxa" w:w="3024"/>
+          </w:tcPr>
+          <w:p>
+            <w:r>
+              <w:t>POST /admin/users</w:t>
+            </w:r>
+          </w:p>
+        </w:tc>
+        <w:tc>
+          <w:tcPr>
+            <w:tcW w:type="dxa" w:w="2304"/>
+          </w:tcPr>
+          <w:p>
+            <w:r>
+              <w:t>full_name, email, phone, role, password</w:t>
+            </w:r>
+          </w:p>
+        </w:tc>
+        <w:tc>
+          <w:tcPr>
+            <w:tcW w:type="dxa" w:w="2448"/>
+          </w:tcPr>
+          <w:p>
+            <w:r>
+              <w:t>AdminUserResponse</w:t>
+            </w:r>
+          </w:p>
+        </w:tc>
+        <w:tc>
+          <w:tcPr>
+            <w:tcW w:type="dxa" w:w="3600"/>
+          </w:tcPr>
+          <w:p>
+            <w:r>
+              <w:t>422 if role isn’t Agronomist/Logistics/Finance/Super Admin (those self-register instead). 409 on a duplicate email. Created ACTIVE immediately, no OTP challenge. Writes an internal_user_created audit entry.</w:t>
+            </w:r>
+          </w:p>
+        </w:tc>
+      </w:tr>
+      <w:tr>
+        <w:tc>
+          <w:tcPr>
+            <w:tcW w:type="dxa" w:w="3024"/>
+          </w:tcPr>
+          <w:p>
+            <w:r>
+              <w:t>POST /admin/users/{id}/suspend</w:t>
+            </w:r>
+          </w:p>
+        </w:tc>
+        <w:tc>
+          <w:tcPr>
+            <w:tcW w:type="dxa" w:w="2304"/>
+          </w:tcPr>
+          <w:p>
+            <w:r>
+              <w:t>—</w:t>
+            </w:r>
+          </w:p>
+        </w:tc>
+        <w:tc>
+          <w:tcPr>
+            <w:tcW w:type="dxa" w:w="2448"/>
+          </w:tcPr>
+          <w:p>
+            <w:r>
+              <w:t>AdminUserResponse</w:t>
+            </w:r>
+          </w:p>
+        </w:tc>
+        <w:tc>
+          <w:tcPr>
+            <w:tcW w:type="dxa" w:w="3600"/>
+          </w:tcPr>
+          <w:p>
+            <w:r>
+              <w:t>409 if already suspended. A suspended account’s next POST /auth/login returns 403. Writes an account_suspended audit entry.</w:t>
+            </w:r>
+          </w:p>
+        </w:tc>
+      </w:tr>
+      <w:tr>
+        <w:tc>
+          <w:tcPr>
+            <w:tcW w:type="dxa" w:w="3024"/>
+          </w:tcPr>
+          <w:p>
+            <w:r>
+              <w:t>POST /admin/users/{id}/reactivate</w:t>
+            </w:r>
+          </w:p>
+        </w:tc>
+        <w:tc>
+          <w:tcPr>
+            <w:tcW w:type="dxa" w:w="2304"/>
+          </w:tcPr>
+          <w:p>
+            <w:r>
+              <w:t>—</w:t>
+            </w:r>
+          </w:p>
+        </w:tc>
+        <w:tc>
+          <w:tcPr>
+            <w:tcW w:type="dxa" w:w="2448"/>
+          </w:tcPr>
+          <w:p>
+            <w:r>
+              <w:t>AdminUserResponse</w:t>
+            </w:r>
+          </w:p>
+        </w:tc>
+        <w:tc>
+          <w:tcPr>
+            <w:tcW w:type="dxa" w:w="3600"/>
+          </w:tcPr>
+          <w:p>
+            <w:r>
+              <w:t>409 if not currently suspended. Writes an account_reactivated audit entry.</w:t>
             </w:r>
           </w:p>
         </w:tc>
@@ -3044,7 +3212,7 @@
           <w:b w:val="0"/>
           <w:i w:val="0"/>
         </w:rPr>
-        <w:t>The Reporting screen's own revenue-stream/pilot-metrics dashboard (Section 10 covers the MoFA compliance export, a distinct concern); the MoFA import half (a static stub even in the Stage 3 wireframe); feeding a graded intake (Section 8) into Buyer Compliance Docs (Section 9 covers Farmer Wallet/Settlement, Section 10 covers the compliance export -- neither is this); a Buyer-side path for the vendor date-conflict override (Super Admin only, this pass -- see SDD Section 10); catalogue item edit/delete (Section 4); and any real mobile money/OTP/USSD/MoFA gateway integration -- OTP verification (Section 1) is real end to end but SIMULATED at the delivery layer only.</w:t>
+        <w:t>The Reporting screen's own revenue-stream/pilot-metrics dashboard (Section 10 covers the MoFA compliance export, a distinct concern); the MoFA import half (a static stub even in the Stage 3 wireframe); a dedicated Registration Approval Queue screen of its own (Stage 4 visual id “approvals” -- Section 5's approve/reject endpoints are real and now have a working UI, but it lives inline on User &amp; Role Admin, Section 5, rather than its own separate screen); feeding a graded intake (Section 8) into Buyer Compliance Docs (Section 9 covers Farmer Wallet/Settlement, Section 10 covers the compliance export -- neither is this); a Buyer-side path for the vendor date-conflict override (Super Admin only, this pass -- see SDD Section 10); catalogue item edit/delete (Section 4); Field Visit Logs, Proof of Pickup/Delivery, and Trunking (Stage 4 visual screens never in Stage 6's Must-Have scope); and any real mobile money or OTP/USSD/MoFA gateway integration -- OTP verification (Section 1) is real end to end but SIMULATED at the delivery layer only.</w:t>
       </w:r>
     </w:p>
     <w:sectPr>

--- a/Farm_Master_API_Documentation_Stage6.docx
+++ b/Farm_Master_API_Documentation_Stage6.docx
@@ -317,6 +317,216 @@
           </w:p>
         </w:tc>
       </w:tr>
+      <w:tr>
+        <w:tc>
+          <w:tcPr>
+            <w:tcW w:type="dxa" w:w="2448"/>
+          </w:tcPr>
+          <w:p>
+            <w:r>
+              <w:t>GET /buyer/requirements</w:t>
+            </w:r>
+          </w:p>
+        </w:tc>
+        <w:tc>
+          <w:tcPr>
+            <w:tcW w:type="dxa" w:w="2736"/>
+          </w:tcPr>
+          <w:p>
+            <w:r>
+              <w:t>—</w:t>
+            </w:r>
+          </w:p>
+        </w:tc>
+        <w:tc>
+          <w:tcPr>
+            <w:tcW w:type="dxa" w:w="2448"/>
+          </w:tcPr>
+          <w:p>
+            <w:r>
+              <w:t>List of RequirementResponse, newest first</w:t>
+            </w:r>
+          </w:p>
+        </w:tc>
+        <w:tc>
+          <w:tcPr>
+            <w:tcW w:type="dxa" w:w="3744"/>
+          </w:tcPr>
+          <w:p>
+            <w:r>
+              <w:t>The caller’s own requirements -- Buyer Dashboard’s data source.</w:t>
+            </w:r>
+          </w:p>
+        </w:tc>
+      </w:tr>
+      <w:tr>
+        <w:tc>
+          <w:tcPr>
+            <w:tcW w:type="dxa" w:w="2448"/>
+          </w:tcPr>
+          <w:p>
+            <w:r>
+              <w:t>GET /buyer/dashboard</w:t>
+            </w:r>
+          </w:p>
+        </w:tc>
+        <w:tc>
+          <w:tcPr>
+            <w:tcW w:type="dxa" w:w="2736"/>
+          </w:tcPr>
+          <w:p>
+            <w:r>
+              <w:t>—</w:t>
+            </w:r>
+          </w:p>
+        </w:tc>
+        <w:tc>
+          <w:tcPr>
+            <w:tcW w:type="dxa" w:w="2448"/>
+          </w:tcPr>
+          <w:p>
+            <w:r>
+              <w:t>BuyerDashboardResponse</w:t>
+            </w:r>
+          </w:p>
+        </w:tc>
+        <w:tc>
+          <w:tcPr>
+            <w:tcW w:type="dxa" w:w="3744"/>
+          </w:tcPr>
+          <w:p>
+            <w:r>
+              <w:t>Active-order stats + 5 most recent orders. Added 8 Sep 2026.</w:t>
+            </w:r>
+          </w:p>
+        </w:tc>
+      </w:tr>
+      <w:tr>
+        <w:tc>
+          <w:tcPr>
+            <w:tcW w:type="dxa" w:w="2448"/>
+          </w:tcPr>
+          <w:p>
+            <w:r>
+              <w:t>GET /buyer/requirements/{id}/docs</w:t>
+            </w:r>
+          </w:p>
+        </w:tc>
+        <w:tc>
+          <w:tcPr>
+            <w:tcW w:type="dxa" w:w="2736"/>
+          </w:tcPr>
+          <w:p>
+            <w:r>
+              <w:t>—</w:t>
+            </w:r>
+          </w:p>
+        </w:tc>
+        <w:tc>
+          <w:tcPr>
+            <w:tcW w:type="dxa" w:w="2448"/>
+          </w:tcPr>
+          <w:p>
+            <w:r>
+              <w:t>BuyerDocumentsResponse</w:t>
+            </w:r>
+          </w:p>
+        </w:tc>
+        <w:tc>
+          <w:tcPr>
+            <w:tcW w:type="dxa" w:w="3744"/>
+          </w:tcPr>
+          <w:p>
+            <w:r>
+              <w:t>Real FulfilmentIntake grading rows presented as documents, plus a MoFA-export placeholder row. Added 8 Sep 2026.</w:t>
+            </w:r>
+          </w:p>
+        </w:tc>
+      </w:tr>
+      <w:tr>
+        <w:tc>
+          <w:tcPr>
+            <w:tcW w:type="dxa" w:w="2448"/>
+          </w:tcPr>
+          <w:p>
+            <w:r>
+              <w:t>GET /buyer/requirements/{id}/tracking</w:t>
+            </w:r>
+          </w:p>
+        </w:tc>
+        <w:tc>
+          <w:tcPr>
+            <w:tcW w:type="dxa" w:w="2736"/>
+          </w:tcPr>
+          <w:p>
+            <w:r>
+              <w:t>—</w:t>
+            </w:r>
+          </w:p>
+        </w:tc>
+        <w:tc>
+          <w:tcPr>
+            <w:tcW w:type="dxa" w:w="2448"/>
+          </w:tcPr>
+          <w:p>
+            <w:r>
+              <w:t>BuyerTrackingResponse</w:t>
+            </w:r>
+          </w:p>
+        </w:tc>
+        <w:tc>
+          <w:tcPr>
+            <w:tcW w:type="dxa" w:w="3744"/>
+          </w:tcPr>
+          <w:p>
+            <w:r>
+              <w:t>Real delivery log from DispatchJob/FulfilmentIntake for the caller’s own order. Added 8 Sep 2026.</w:t>
+            </w:r>
+          </w:p>
+        </w:tc>
+      </w:tr>
+      <w:tr>
+        <w:tc>
+          <w:tcPr>
+            <w:tcW w:type="dxa" w:w="2448"/>
+          </w:tcPr>
+          <w:p>
+            <w:r>
+              <w:t>GET /buyer/requirements/{id}/invoice</w:t>
+            </w:r>
+          </w:p>
+        </w:tc>
+        <w:tc>
+          <w:tcPr>
+            <w:tcW w:type="dxa" w:w="2736"/>
+          </w:tcPr>
+          <w:p>
+            <w:r>
+              <w:t>—</w:t>
+            </w:r>
+          </w:p>
+        </w:tc>
+        <w:tc>
+          <w:tcPr>
+            <w:tcW w:type="dxa" w:w="2448"/>
+          </w:tcPr>
+          <w:p>
+            <w:r>
+              <w:t>BuyerInvoiceResponse</w:t>
+            </w:r>
+          </w:p>
+        </w:tc>
+        <w:tc>
+          <w:tcPr>
+            <w:tcW w:type="dxa" w:w="3744"/>
+          </w:tcPr>
+          <w:p>
+            <w:r>
+              <w:t>Reuses reconciliation.py’s compute_figures for the buyer’s own net payable. Added 8 Sep 2026.</w:t>
+            </w:r>
+          </w:p>
+        </w:tc>
+      </w:tr>
     </w:tbl>
     <w:p>
       <w:pPr>
@@ -829,6 +1039,174 @@
           </w:p>
         </w:tc>
       </w:tr>
+      <w:tr>
+        <w:tc>
+          <w:tcPr>
+            <w:tcW w:type="dxa" w:w="2448"/>
+          </w:tcPr>
+          <w:p>
+            <w:r>
+              <w:t>GET /farmer/dashboard</w:t>
+            </w:r>
+          </w:p>
+        </w:tc>
+        <w:tc>
+          <w:tcPr>
+            <w:tcW w:type="dxa" w:w="2736"/>
+          </w:tcPr>
+          <w:p>
+            <w:r>
+              <w:t>—</w:t>
+            </w:r>
+          </w:p>
+        </w:tc>
+        <w:tc>
+          <w:tcPr>
+            <w:tcW w:type="dxa" w:w="2448"/>
+          </w:tcPr>
+          <w:p>
+            <w:r>
+              <w:t>FarmerDashboardResponse</w:t>
+            </w:r>
+          </w:p>
+        </w:tc>
+        <w:tc>
+          <w:tcPr>
+            <w:tcW w:type="dxa" w:w="3744"/>
+          </w:tcPr>
+          <w:p>
+            <w:r>
+              <w:t>Open/accepted opportunity counts, pending pickups, unread-message flag. Added 8 Sep 2026.</w:t>
+            </w:r>
+          </w:p>
+        </w:tc>
+      </w:tr>
+      <w:tr>
+        <w:tc>
+          <w:tcPr>
+            <w:tcW w:type="dxa" w:w="2448"/>
+          </w:tcPr>
+          <w:p>
+            <w:r>
+              <w:t>GET/POST /farmer/milestones</w:t>
+            </w:r>
+          </w:p>
+        </w:tc>
+        <w:tc>
+          <w:tcPr>
+            <w:tcW w:type="dxa" w:w="2736"/>
+          </w:tcPr>
+          <w:p>
+            <w:r>
+              <w:t>title, note, opportunity_id (POST)</w:t>
+            </w:r>
+          </w:p>
+        </w:tc>
+        <w:tc>
+          <w:tcPr>
+            <w:tcW w:type="dxa" w:w="2448"/>
+          </w:tcPr>
+          <w:p>
+            <w:r>
+              <w:t>List/one MilestoneLogEntryResponse</w:t>
+            </w:r>
+          </w:p>
+        </w:tc>
+        <w:tc>
+          <w:tcPr>
+            <w:tcW w:type="dxa" w:w="3744"/>
+          </w:tcPr>
+          <w:p>
+            <w:r>
+              <w:t>Structure-only -- offline-tolerant sync explicitly out of scope. Added 8 Sep 2026.</w:t>
+            </w:r>
+          </w:p>
+        </w:tc>
+      </w:tr>
+      <w:tr>
+        <w:tc>
+          <w:tcPr>
+            <w:tcW w:type="dxa" w:w="2448"/>
+          </w:tcPr>
+          <w:p>
+            <w:r>
+              <w:t>GET/POST /farmer/messages</w:t>
+            </w:r>
+          </w:p>
+        </w:tc>
+        <w:tc>
+          <w:tcPr>
+            <w:tcW w:type="dxa" w:w="2736"/>
+          </w:tcPr>
+          <w:p>
+            <w:r>
+              <w:t>body (POST)</w:t>
+            </w:r>
+          </w:p>
+        </w:tc>
+        <w:tc>
+          <w:tcPr>
+            <w:tcW w:type="dxa" w:w="2448"/>
+          </w:tcPr>
+          <w:p>
+            <w:r>
+              <w:t>List/one AgronomistMessageResponse</w:t>
+            </w:r>
+          </w:p>
+        </w:tc>
+        <w:tc>
+          <w:tcPr>
+            <w:tcW w:type="dxa" w:w="3744"/>
+          </w:tcPr>
+          <w:p>
+            <w:r>
+              <w:t>Farmer side of the single shared Agronomy inbox. Added 8 Sep 2026.</w:t>
+            </w:r>
+          </w:p>
+        </w:tc>
+      </w:tr>
+      <w:tr>
+        <w:tc>
+          <w:tcPr>
+            <w:tcW w:type="dxa" w:w="2448"/>
+          </w:tcPr>
+          <w:p>
+            <w:r>
+              <w:t>GET /farmer/wallet</w:t>
+            </w:r>
+          </w:p>
+        </w:tc>
+        <w:tc>
+          <w:tcPr>
+            <w:tcW w:type="dxa" w:w="2736"/>
+          </w:tcPr>
+          <w:p>
+            <w:r>
+              <w:t>—</w:t>
+            </w:r>
+          </w:p>
+        </w:tc>
+        <w:tc>
+          <w:tcPr>
+            <w:tcW w:type="dxa" w:w="2448"/>
+          </w:tcPr>
+          <w:p>
+            <w:r>
+              <w:t>FarmerWalletResponse</w:t>
+            </w:r>
+          </w:p>
+        </w:tc>
+        <w:tc>
+          <w:tcPr>
+            <w:tcW w:type="dxa" w:w="3744"/>
+          </w:tcPr>
+          <w:p>
+            <w:r>
+              <w:t>The caller’s own delivered tonnage and settlement, order by order -- see wallet.py. Added 8 Sep 2026.</w:t>
+            </w:r>
+          </w:p>
+        </w:tc>
+      </w:tr>
     </w:tbl>
     <w:p>
       <w:pPr>
@@ -1373,6 +1751,216 @@
           <w:p>
             <w:r>
               <w:t>409 if not PENDING. Restores every line’s reserved stock_qty.</w:t>
+            </w:r>
+          </w:p>
+        </w:tc>
+      </w:tr>
+      <w:tr>
+        <w:tc>
+          <w:tcPr>
+            <w:tcW w:type="dxa" w:w="2448"/>
+          </w:tcPr>
+          <w:p>
+            <w:r>
+              <w:t>GET /vendor/dashboard</w:t>
+            </w:r>
+          </w:p>
+        </w:tc>
+        <w:tc>
+          <w:tcPr>
+            <w:tcW w:type="dxa" w:w="2736"/>
+          </w:tcPr>
+          <w:p>
+            <w:r>
+              <w:t>—</w:t>
+            </w:r>
+          </w:p>
+        </w:tc>
+        <w:tc>
+          <w:tcPr>
+            <w:tcW w:type="dxa" w:w="2448"/>
+          </w:tcPr>
+          <w:p>
+            <w:r>
+              <w:t>VendorDashboardResponse</w:t>
+            </w:r>
+          </w:p>
+        </w:tc>
+        <w:tc>
+          <w:tcPr>
+            <w:tcW w:type="dxa" w:w="3744"/>
+          </w:tcPr>
+          <w:p>
+            <w:r>
+              <w:t>Pending requests/orders, catalogue size and low-stock count. Added 8 Sep 2026.</w:t>
+            </w:r>
+          </w:p>
+        </w:tc>
+      </w:tr>
+      <w:tr>
+        <w:tc>
+          <w:tcPr>
+            <w:tcW w:type="dxa" w:w="2448"/>
+          </w:tcPr>
+          <w:p>
+            <w:r>
+              <w:t>GET /vendor/billing</w:t>
+            </w:r>
+          </w:p>
+        </w:tc>
+        <w:tc>
+          <w:tcPr>
+            <w:tcW w:type="dxa" w:w="2736"/>
+          </w:tcPr>
+          <w:p>
+            <w:r>
+              <w:t>—</w:t>
+            </w:r>
+          </w:p>
+        </w:tc>
+        <w:tc>
+          <w:tcPr>
+            <w:tcW w:type="dxa" w:w="2448"/>
+          </w:tcPr>
+          <w:p>
+            <w:r>
+              <w:t>VendorBillingResponse</w:t>
+            </w:r>
+          </w:p>
+        </w:tc>
+        <w:tc>
+          <w:tcPr>
+            <w:tcW w:type="dxa" w:w="3744"/>
+          </w:tcPr>
+          <w:p>
+            <w:r>
+              <w:t>Subscription plan/status + payment history. Lazily creates the row on first read. Added 8 Sep 2026.</w:t>
+            </w:r>
+          </w:p>
+        </w:tc>
+      </w:tr>
+      <w:tr>
+        <w:tc>
+          <w:tcPr>
+            <w:tcW w:type="dxa" w:w="2448"/>
+          </w:tcPr>
+          <w:p>
+            <w:r>
+              <w:t>POST /vendor/billing/pay</w:t>
+            </w:r>
+          </w:p>
+        </w:tc>
+        <w:tc>
+          <w:tcPr>
+            <w:tcW w:type="dxa" w:w="2736"/>
+          </w:tcPr>
+          <w:p>
+            <w:r>
+              <w:t>method: momo | vodafone | airteltigo | card</w:t>
+            </w:r>
+          </w:p>
+        </w:tc>
+        <w:tc>
+          <w:tcPr>
+            <w:tcW w:type="dxa" w:w="2448"/>
+          </w:tcPr>
+          <w:p>
+            <w:r>
+              <w:t>VendorBillingResponse</w:t>
+            </w:r>
+          </w:p>
+        </w:tc>
+        <w:tc>
+          <w:tcPr>
+            <w:tcW w:type="dxa" w:w="3744"/>
+          </w:tcPr>
+          <w:p>
+            <w:r>
+              <w:t>501 for card (Paystack/Hubtel TBD) -- same treatment as the Buyer commitment fee. Writes vendor_subscription_paid audit entry. Added 8 Sep 2026.</w:t>
+            </w:r>
+          </w:p>
+        </w:tc>
+      </w:tr>
+      <w:tr>
+        <w:tc>
+          <w:tcPr>
+            <w:tcW w:type="dxa" w:w="2448"/>
+          </w:tcPr>
+          <w:p>
+            <w:r>
+              <w:t>GET /vendor/payout</w:t>
+            </w:r>
+          </w:p>
+        </w:tc>
+        <w:tc>
+          <w:tcPr>
+            <w:tcW w:type="dxa" w:w="2736"/>
+          </w:tcPr>
+          <w:p>
+            <w:r>
+              <w:t>—</w:t>
+            </w:r>
+          </w:p>
+        </w:tc>
+        <w:tc>
+          <w:tcPr>
+            <w:tcW w:type="dxa" w:w="2448"/>
+          </w:tcPr>
+          <w:p>
+            <w:r>
+              <w:t>List of VendorPayoutRow</w:t>
+            </w:r>
+          </w:p>
+        </w:tc>
+        <w:tc>
+          <w:tcPr>
+            <w:tcW w:type="dxa" w:w="3744"/>
+          </w:tcPr>
+          <w:p>
+            <w:r>
+              <w:t>Read-only -- see payout.py. Release stays a Finance-only action. Added 8 Sep 2026.</w:t>
+            </w:r>
+          </w:p>
+        </w:tc>
+      </w:tr>
+      <w:tr>
+        <w:tc>
+          <w:tcPr>
+            <w:tcW w:type="dxa" w:w="2448"/>
+          </w:tcPr>
+          <w:p>
+            <w:r>
+              <w:t>GET /vendor/handoff</w:t>
+            </w:r>
+          </w:p>
+        </w:tc>
+        <w:tc>
+          <w:tcPr>
+            <w:tcW w:type="dxa" w:w="2736"/>
+          </w:tcPr>
+          <w:p>
+            <w:r>
+              <w:t>—</w:t>
+            </w:r>
+          </w:p>
+        </w:tc>
+        <w:tc>
+          <w:tcPr>
+            <w:tcW w:type="dxa" w:w="2448"/>
+          </w:tcPr>
+          <w:p>
+            <w:r>
+              <w:t>List of VendorHandoffRow</w:t>
+            </w:r>
+          </w:p>
+        </w:tc>
+        <w:tc>
+          <w:tcPr>
+            <w:tcW w:type="dxa" w:w="3744"/>
+          </w:tcPr>
+          <w:p>
+            <w:r>
+              <w:t>Vendor-sourced DispatchJobs (mechanisation + input order) with proof-captured status. Added 8 Sep 2026.</w:t>
             </w:r>
           </w:p>
         </w:tc>
@@ -1973,6 +2561,48 @@
           </w:p>
         </w:tc>
       </w:tr>
+      <w:tr>
+        <w:tc>
+          <w:tcPr>
+            <w:tcW w:type="dxa" w:w="2448"/>
+          </w:tcPr>
+          <w:p>
+            <w:r>
+              <w:t>GET /admin/audit-log</w:t>
+            </w:r>
+          </w:p>
+        </w:tc>
+        <w:tc>
+          <w:tcPr>
+            <w:tcW w:type="dxa" w:w="2736"/>
+          </w:tcPr>
+          <w:p>
+            <w:r>
+              <w:t>—</w:t>
+            </w:r>
+          </w:p>
+        </w:tc>
+        <w:tc>
+          <w:tcPr>
+            <w:tcW w:type="dxa" w:w="2448"/>
+          </w:tcPr>
+          <w:p>
+            <w:r>
+              <w:t>List of AuditLogEntry</w:t>
+            </w:r>
+          </w:p>
+        </w:tc>
+        <w:tc>
+          <w:tcPr>
+            <w:tcW w:type="dxa" w:w="3744"/>
+          </w:tcPr>
+          <w:p>
+            <w:r>
+              <w:t>Unchanged endpoint (3 Sep 2026) -- now has its first real browsing UI (approvals_flow_live.html), added 8 Sep 2026.</w:t>
+            </w:r>
+          </w:p>
+        </w:tc>
+      </w:tr>
     </w:tbl>
     <w:p>
       <w:pPr>
@@ -2308,6 +2938,174 @@
           <w:p>
             <w:r>
               <w:t>409 if no plan saved yet, or already published. Writes a formula_published audit entry. Does not advance the requirement’s status (SDD Section 13).</w:t>
+            </w:r>
+          </w:p>
+        </w:tc>
+      </w:tr>
+      <w:tr>
+        <w:tc>
+          <w:tcPr>
+            <w:tcW w:type="dxa" w:w="2448"/>
+          </w:tcPr>
+          <w:p>
+            <w:r>
+              <w:t>GET/POST /agronomist/visit-logs</w:t>
+            </w:r>
+          </w:p>
+        </w:tc>
+        <w:tc>
+          <w:tcPr>
+            <w:tcW w:type="dxa" w:w="2736"/>
+          </w:tcPr>
+          <w:p>
+            <w:r>
+              <w:t>farmer_id, checkpoint_label, scheduled_date, opportunity_id, notes (POST)</w:t>
+            </w:r>
+          </w:p>
+        </w:tc>
+        <w:tc>
+          <w:tcPr>
+            <w:tcW w:type="dxa" w:w="2448"/>
+          </w:tcPr>
+          <w:p>
+            <w:r>
+              <w:t>List/one FieldVisitLogResponse</w:t>
+            </w:r>
+          </w:p>
+        </w:tc>
+        <w:tc>
+          <w:tcPr>
+            <w:tcW w:type="dxa" w:w="3744"/>
+          </w:tcPr>
+          <w:p>
+            <w:r>
+              <w:t>Field Visit Logs -- Section 26, SDD. Added 8 Sep 2026.</w:t>
+            </w:r>
+          </w:p>
+        </w:tc>
+      </w:tr>
+      <w:tr>
+        <w:tc>
+          <w:tcPr>
+            <w:tcW w:type="dxa" w:w="2448"/>
+          </w:tcPr>
+          <w:p>
+            <w:r>
+              <w:t>POST /agronomist/visit-logs/{id}/complete</w:t>
+            </w:r>
+          </w:p>
+        </w:tc>
+        <w:tc>
+          <w:tcPr>
+            <w:tcW w:type="dxa" w:w="2736"/>
+          </w:tcPr>
+          <w:p>
+            <w:r>
+              <w:t>notes (optional)</w:t>
+            </w:r>
+          </w:p>
+        </w:tc>
+        <w:tc>
+          <w:tcPr>
+            <w:tcW w:type="dxa" w:w="2448"/>
+          </w:tcPr>
+          <w:p>
+            <w:r>
+              <w:t>FieldVisitLogResponse</w:t>
+            </w:r>
+          </w:p>
+        </w:tc>
+        <w:tc>
+          <w:tcPr>
+            <w:tcW w:type="dxa" w:w="3744"/>
+          </w:tcPr>
+          <w:p>
+            <w:r>
+              <w:t>409 if already completed. Added 8 Sep 2026.</w:t>
+            </w:r>
+          </w:p>
+        </w:tc>
+      </w:tr>
+      <w:tr>
+        <w:tc>
+          <w:tcPr>
+            <w:tcW w:type="dxa" w:w="2448"/>
+          </w:tcPr>
+          <w:p>
+            <w:r>
+              <w:t>GET /agronomist/messages</w:t>
+            </w:r>
+          </w:p>
+        </w:tc>
+        <w:tc>
+          <w:tcPr>
+            <w:tcW w:type="dxa" w:w="2736"/>
+          </w:tcPr>
+          <w:p>
+            <w:r>
+              <w:t>—</w:t>
+            </w:r>
+          </w:p>
+        </w:tc>
+        <w:tc>
+          <w:tcPr>
+            <w:tcW w:type="dxa" w:w="2448"/>
+          </w:tcPr>
+          <w:p>
+            <w:r>
+              <w:t>List of AgronomistMessageResponse</w:t>
+            </w:r>
+          </w:p>
+        </w:tc>
+        <w:tc>
+          <w:tcPr>
+            <w:tcW w:type="dxa" w:w="3744"/>
+          </w:tcPr>
+          <w:p>
+            <w:r>
+              <w:t>The whole shared Agronomy inbox (agronomist side). Added 8 Sep 2026.</w:t>
+            </w:r>
+          </w:p>
+        </w:tc>
+      </w:tr>
+      <w:tr>
+        <w:tc>
+          <w:tcPr>
+            <w:tcW w:type="dxa" w:w="2448"/>
+          </w:tcPr>
+          <w:p>
+            <w:r>
+              <w:t>POST /agronomist/messages/{farmer_id}/reply</w:t>
+            </w:r>
+          </w:p>
+        </w:tc>
+        <w:tc>
+          <w:tcPr>
+            <w:tcW w:type="dxa" w:w="2736"/>
+          </w:tcPr>
+          <w:p>
+            <w:r>
+              <w:t>body</w:t>
+            </w:r>
+          </w:p>
+        </w:tc>
+        <w:tc>
+          <w:tcPr>
+            <w:tcW w:type="dxa" w:w="2448"/>
+          </w:tcPr>
+          <w:p>
+            <w:r>
+              <w:t>AgronomistMessageResponse</w:t>
+            </w:r>
+          </w:p>
+        </w:tc>
+        <w:tc>
+          <w:tcPr>
+            <w:tcW w:type="dxa" w:w="3744"/>
+          </w:tcPr>
+          <w:p>
+            <w:r>
+              <w:t>Added 8 Sep 2026.</w:t>
             </w:r>
           </w:p>
         </w:tc>
@@ -2529,6 +3327,216 @@
           </w:p>
         </w:tc>
       </w:tr>
+      <w:tr>
+        <w:tc>
+          <w:tcPr>
+            <w:tcW w:type="dxa" w:w="2448"/>
+          </w:tcPr>
+          <w:p>
+            <w:r>
+              <w:t>GET/POST /logistics/jobs/{id}/proof</w:t>
+            </w:r>
+          </w:p>
+        </w:tc>
+        <w:tc>
+          <w:tcPr>
+            <w:tcW w:type="dxa" w:w="2736"/>
+          </w:tcPr>
+          <w:p>
+            <w:r>
+              <w:t>gps_lat, gps_lng, signature_captured, photo_captured (POST)</w:t>
+            </w:r>
+          </w:p>
+        </w:tc>
+        <w:tc>
+          <w:tcPr>
+            <w:tcW w:type="dxa" w:w="2448"/>
+          </w:tcPr>
+          <w:p>
+            <w:r>
+              <w:t>ProofOfDeliveryResponse</w:t>
+            </w:r>
+          </w:p>
+        </w:tc>
+        <w:tc>
+          <w:tcPr>
+            <w:tcW w:type="dxa" w:w="3744"/>
+          </w:tcPr>
+          <w:p>
+            <w:r>
+              <w:t>409 if the job isn’t DELIVERED yet, or if proof already exists. GPS via the browser’s real Geolocation API, manual fallback. Added 8 Sep 2026.</w:t>
+            </w:r>
+          </w:p>
+        </w:tc>
+      </w:tr>
+      <w:tr>
+        <w:tc>
+          <w:tcPr>
+            <w:tcW w:type="dxa" w:w="2448"/>
+          </w:tcPr>
+          <w:p>
+            <w:r>
+              <w:t>GET /logistics/trunking/availability</w:t>
+            </w:r>
+          </w:p>
+        </w:tc>
+        <w:tc>
+          <w:tcPr>
+            <w:tcW w:type="dxa" w:w="2736"/>
+          </w:tcPr>
+          <w:p>
+            <w:r>
+              <w:t>—</w:t>
+            </w:r>
+          </w:p>
+        </w:tc>
+        <w:tc>
+          <w:tcPr>
+            <w:tcW w:type="dxa" w:w="2448"/>
+          </w:tcPr>
+          <w:p>
+            <w:r>
+              <w:t>TrunkingAvailabilityResponse</w:t>
+            </w:r>
+          </w:p>
+        </w:tc>
+        <w:tc>
+          <w:tcPr>
+            <w:tcW w:type="dxa" w:w="3744"/>
+          </w:tcPr>
+          <w:p>
+            <w:r>
+              <w:t>Real graded, non-REJECT tonnage not yet claimed by a TrunkingJob. Added 8 Sep 2026.</w:t>
+            </w:r>
+          </w:p>
+        </w:tc>
+      </w:tr>
+      <w:tr>
+        <w:tc>
+          <w:tcPr>
+            <w:tcW w:type="dxa" w:w="2448"/>
+          </w:tcPr>
+          <w:p>
+            <w:r>
+              <w:t>GET/POST /logistics/trunking</w:t>
+            </w:r>
+          </w:p>
+        </w:tc>
+        <w:tc>
+          <w:tcPr>
+            <w:tcW w:type="dxa" w:w="2736"/>
+          </w:tcPr>
+          <w:p>
+            <w:r>
+              <w:t>produce_tonnes, destination, vehicle_label (POST)</w:t>
+            </w:r>
+          </w:p>
+        </w:tc>
+        <w:tc>
+          <w:tcPr>
+            <w:tcW w:type="dxa" w:w="2448"/>
+          </w:tcPr>
+          <w:p>
+            <w:r>
+              <w:t>List/one TrunkingJobResponse</w:t>
+            </w:r>
+          </w:p>
+        </w:tc>
+        <w:tc>
+          <w:tcPr>
+            <w:tcW w:type="dxa" w:w="3744"/>
+          </w:tcPr>
+          <w:p>
+            <w:r>
+              <w:t>409 if produce_tonnes exceeds real availability. Added 8 Sep 2026.</w:t>
+            </w:r>
+          </w:p>
+        </w:tc>
+      </w:tr>
+      <w:tr>
+        <w:tc>
+          <w:tcPr>
+            <w:tcW w:type="dxa" w:w="2448"/>
+          </w:tcPr>
+          <w:p>
+            <w:r>
+              <w:t>POST /logistics/trunking/{id}/dispatch</w:t>
+            </w:r>
+          </w:p>
+        </w:tc>
+        <w:tc>
+          <w:tcPr>
+            <w:tcW w:type="dxa" w:w="2736"/>
+          </w:tcPr>
+          <w:p>
+            <w:r>
+              <w:t>—</w:t>
+            </w:r>
+          </w:p>
+        </w:tc>
+        <w:tc>
+          <w:tcPr>
+            <w:tcW w:type="dxa" w:w="2448"/>
+          </w:tcPr>
+          <w:p>
+            <w:r>
+              <w:t>TrunkingJobResponse</w:t>
+            </w:r>
+          </w:p>
+        </w:tc>
+        <w:tc>
+          <w:tcPr>
+            <w:tcW w:type="dxa" w:w="3744"/>
+          </w:tcPr>
+          <w:p>
+            <w:r>
+              <w:t>409 unless SCHEDULED. Added 8 Sep 2026.</w:t>
+            </w:r>
+          </w:p>
+        </w:tc>
+      </w:tr>
+      <w:tr>
+        <w:tc>
+          <w:tcPr>
+            <w:tcW w:type="dxa" w:w="2448"/>
+          </w:tcPr>
+          <w:p>
+            <w:r>
+              <w:t>POST /logistics/trunking/{id}/deliver</w:t>
+            </w:r>
+          </w:p>
+        </w:tc>
+        <w:tc>
+          <w:tcPr>
+            <w:tcW w:type="dxa" w:w="2736"/>
+          </w:tcPr>
+          <w:p>
+            <w:r>
+              <w:t>—</w:t>
+            </w:r>
+          </w:p>
+        </w:tc>
+        <w:tc>
+          <w:tcPr>
+            <w:tcW w:type="dxa" w:w="2448"/>
+          </w:tcPr>
+          <w:p>
+            <w:r>
+              <w:t>TrunkingJobResponse</w:t>
+            </w:r>
+          </w:p>
+        </w:tc>
+        <w:tc>
+          <w:tcPr>
+            <w:tcW w:type="dxa" w:w="3744"/>
+          </w:tcPr>
+          <w:p>
+            <w:r>
+              <w:t>409 unless DISPATCHED. Added 8 Sep 2026.</w:t>
+            </w:r>
+          </w:p>
+        </w:tc>
+      </w:tr>
     </w:tbl>
     <w:p>
       <w:pPr>
@@ -2963,6 +3971,48 @@
           </w:p>
         </w:tc>
       </w:tr>
+      <w:tr>
+        <w:tc>
+          <w:tcPr>
+            <w:tcW w:type="dxa" w:w="2448"/>
+          </w:tcPr>
+          <w:p>
+            <w:r>
+              <w:t>GET /reporting/dashboard</w:t>
+            </w:r>
+          </w:p>
+        </w:tc>
+        <w:tc>
+          <w:tcPr>
+            <w:tcW w:type="dxa" w:w="2736"/>
+          </w:tcPr>
+          <w:p>
+            <w:r>
+              <w:t>—</w:t>
+            </w:r>
+          </w:p>
+        </w:tc>
+        <w:tc>
+          <w:tcPr>
+            <w:tcW w:type="dxa" w:w="2448"/>
+          </w:tcPr>
+          <w:p>
+            <w:r>
+              <w:t>ReportingDashboardResponse</w:t>
+            </w:r>
+          </w:p>
+        </w:tc>
+        <w:tc>
+          <w:tcPr>
+            <w:tcW w:type="dxa" w:w="3744"/>
+          </w:tcPr>
+          <w:p>
+            <w:r>
+              <w:t>PRD Section 7’s six revenue streams (three live, three deferred-phase) + pilot metrics. Added 8 Sep 2026 -- see Section 11 below.</w:t>
+            </w:r>
+          </w:p>
+        </w:tc>
+      </w:tr>
     </w:tbl>
     <w:p>
       <w:pPr>
@@ -3180,13 +4230,571 @@
           </w:p>
         </w:tc>
       </w:tr>
+      <w:tr>
+        <w:tc>
+          <w:tcPr>
+            <w:tcW w:type="dxa" w:w="2448"/>
+          </w:tcPr>
+          <w:p>
+            <w:r>
+              <w:t>GET/POST /mofa/import-records</w:t>
+            </w:r>
+          </w:p>
+        </w:tc>
+        <w:tc>
+          <w:tcPr>
+            <w:tcW w:type="dxa" w:w="2736"/>
+          </w:tcPr>
+          <w:p>
+            <w:r>
+              <w:t>buyer_name, verified (POST)</w:t>
+            </w:r>
+          </w:p>
+        </w:tc>
+        <w:tc>
+          <w:tcPr>
+            <w:tcW w:type="dxa" w:w="2448"/>
+          </w:tcPr>
+          <w:p>
+            <w:r>
+              <w:t>List/one MofaImportRecordResponse</w:t>
+            </w:r>
+          </w:p>
+        </w:tc>
+        <w:tc>
+          <w:tcPr>
+            <w:tcW w:type="dxa" w:w="3744"/>
+          </w:tcPr>
+          <w:p>
+            <w:r>
+              <w:t>The wireframe’s "Manual import (no live API yet)" panel -- a real record, not a stub. Added 8 Sep 2026.</w:t>
+            </w:r>
+          </w:p>
+        </w:tc>
+      </w:tr>
     </w:tbl>
     <w:p>
       <w:pPr>
         <w:pStyle w:val="Heading1"/>
       </w:pPr>
       <w:r>
-        <w:t>11. Error Format</w:t>
+        <w:t>11. Reporting Dashboard Endpoints (role: finance)</w:t>
+      </w:r>
+    </w:p>
+    <w:p>
+      <w:r>
+        <w:t>Added 8 Sep 2026, closing a gap this session’s own completeness audit surfaced. Distinct from Section 10’s MoFA Compliance Report (an external/buyer-facing export) -- this is Farm Master’s own internal Phase 1 success-metrics dashboard (PRD Section 7).</w:t>
+      </w:r>
+    </w:p>
+    <w:tbl>
+      <w:tblPr>
+        <w:tblW w:type="auto" w:w="0"/>
+        <w:tblLayout w:type="fixed"/>
+        <w:tblLook w:firstColumn="1" w:firstRow="1" w:lastColumn="0" w:lastRow="0" w:noHBand="0" w:noVBand="1" w:val="04A0"/>
+        <w:tblBorders>
+          <w:top w:val="single" w:color="auto" w:sz="4"/>
+          <w:left w:val="single" w:color="auto" w:sz="4"/>
+          <w:bottom w:val="single" w:color="auto" w:sz="4"/>
+          <w:right w:val="single" w:color="auto" w:sz="4"/>
+          <w:insideH w:val="single" w:color="auto" w:sz="4"/>
+          <w:insideV w:val="single" w:color="auto" w:sz="4"/>
+        </w:tblBorders>
+      </w:tblPr>
+      <w:tblGrid>
+        <w:gridCol w:w="2160"/>
+        <w:gridCol w:w="2160"/>
+        <w:gridCol w:w="2160"/>
+        <w:gridCol w:w="2160"/>
+      </w:tblGrid>
+      <w:tr>
+        <w:tc>
+          <w:tcPr>
+            <w:tcW w:type="dxa" w:w="2448"/>
+          </w:tcPr>
+          <w:p>
+            <w:r>
+              <w:rPr>
+                <w:b/>
+              </w:rPr>
+              <w:t>Method &amp; path</w:t>
+            </w:r>
+          </w:p>
+        </w:tc>
+        <w:tc>
+          <w:tcPr>
+            <w:tcW w:type="dxa" w:w="2736"/>
+          </w:tcPr>
+          <w:p>
+            <w:r>
+              <w:rPr>
+                <w:b/>
+              </w:rPr>
+              <w:t>Request body</w:t>
+            </w:r>
+          </w:p>
+        </w:tc>
+        <w:tc>
+          <w:tcPr>
+            <w:tcW w:type="dxa" w:w="2448"/>
+          </w:tcPr>
+          <w:p>
+            <w:r>
+              <w:rPr>
+                <w:b/>
+              </w:rPr>
+              <w:t>Response</w:t>
+            </w:r>
+          </w:p>
+        </w:tc>
+        <w:tc>
+          <w:tcPr>
+            <w:tcW w:type="dxa" w:w="3744"/>
+          </w:tcPr>
+          <w:p>
+            <w:r>
+              <w:rPr>
+                <w:b/>
+              </w:rPr>
+              <w:t>Notes</w:t>
+            </w:r>
+          </w:p>
+        </w:tc>
+      </w:tr>
+      <w:tr>
+        <w:tc>
+          <w:tcPr>
+            <w:tcW w:type="dxa" w:w="2448"/>
+          </w:tcPr>
+          <w:p>
+            <w:r>
+              <w:t>GET /reporting/dashboard</w:t>
+            </w:r>
+          </w:p>
+        </w:tc>
+        <w:tc>
+          <w:tcPr>
+            <w:tcW w:type="dxa" w:w="2736"/>
+          </w:tcPr>
+          <w:p>
+            <w:r>
+              <w:t>—</w:t>
+            </w:r>
+          </w:p>
+        </w:tc>
+        <w:tc>
+          <w:tcPr>
+            <w:tcW w:type="dxa" w:w="2448"/>
+          </w:tcPr>
+          <w:p>
+            <w:r>
+              <w:t>ReportingDashboardResponse: {revenue_streams: [...], registered_farmers, active_buyers, volume_aggregated_tonnes, spec_compliance_rate_pct}</w:t>
+            </w:r>
+          </w:p>
+        </w:tc>
+        <w:tc>
+          <w:tcPr>
+            <w:tcW w:type="dxa" w:w="3744"/>
+          </w:tcPr>
+          <w:p>
+            <w:r>
+              <w:t>revenue_streams has 6 entries -- 3 live (value set), 3 deferred (deferred_phase set, value null). Never fabricates a number for a deferred stream.</w:t>
+            </w:r>
+          </w:p>
+        </w:tc>
+      </w:tr>
+    </w:tbl>
+    <w:p>
+      <w:pPr>
+        <w:pStyle w:val="Heading1"/>
+      </w:pPr>
+      <w:r>
+        <w:t>12. Control Centre Dashboard Endpoints (roles: agronomist, logistics, finance, super_admin)</w:t>
+      </w:r>
+    </w:p>
+    <w:p>
+      <w:r>
+        <w:t>Added 8 Sep 2026, same audit. One shared entry point for all four internal roles (Stage 3 wireframe: "one shared entry point, but the tiles that render depend on the logged-in role").</w:t>
+      </w:r>
+    </w:p>
+    <w:tbl>
+      <w:tblPr>
+        <w:tblW w:type="auto" w:w="0"/>
+        <w:tblLayout w:type="fixed"/>
+        <w:tblLook w:firstColumn="1" w:firstRow="1" w:lastColumn="0" w:lastRow="0" w:noHBand="0" w:noVBand="1" w:val="04A0"/>
+        <w:tblBorders>
+          <w:top w:val="single" w:color="auto" w:sz="4"/>
+          <w:left w:val="single" w:color="auto" w:sz="4"/>
+          <w:bottom w:val="single" w:color="auto" w:sz="4"/>
+          <w:right w:val="single" w:color="auto" w:sz="4"/>
+          <w:insideH w:val="single" w:color="auto" w:sz="4"/>
+          <w:insideV w:val="single" w:color="auto" w:sz="4"/>
+        </w:tblBorders>
+      </w:tblPr>
+      <w:tblGrid>
+        <w:gridCol w:w="2160"/>
+        <w:gridCol w:w="2160"/>
+        <w:gridCol w:w="2160"/>
+        <w:gridCol w:w="2160"/>
+      </w:tblGrid>
+      <w:tr>
+        <w:tc>
+          <w:tcPr>
+            <w:tcW w:type="dxa" w:w="2448"/>
+          </w:tcPr>
+          <w:p>
+            <w:r>
+              <w:rPr>
+                <w:b/>
+              </w:rPr>
+              <w:t>Method &amp; path</w:t>
+            </w:r>
+          </w:p>
+        </w:tc>
+        <w:tc>
+          <w:tcPr>
+            <w:tcW w:type="dxa" w:w="2736"/>
+          </w:tcPr>
+          <w:p>
+            <w:r>
+              <w:rPr>
+                <w:b/>
+              </w:rPr>
+              <w:t>Request body</w:t>
+            </w:r>
+          </w:p>
+        </w:tc>
+        <w:tc>
+          <w:tcPr>
+            <w:tcW w:type="dxa" w:w="2448"/>
+          </w:tcPr>
+          <w:p>
+            <w:r>
+              <w:rPr>
+                <w:b/>
+              </w:rPr>
+              <w:t>Response</w:t>
+            </w:r>
+          </w:p>
+        </w:tc>
+        <w:tc>
+          <w:tcPr>
+            <w:tcW w:type="dxa" w:w="3744"/>
+          </w:tcPr>
+          <w:p>
+            <w:r>
+              <w:rPr>
+                <w:b/>
+              </w:rPr>
+              <w:t>Notes</w:t>
+            </w:r>
+          </w:p>
+        </w:tc>
+      </w:tr>
+      <w:tr>
+        <w:tc>
+          <w:tcPr>
+            <w:tcW w:type="dxa" w:w="2448"/>
+          </w:tcPr>
+          <w:p>
+            <w:r>
+              <w:t>GET /dashboard/control-centre</w:t>
+            </w:r>
+          </w:p>
+        </w:tc>
+        <w:tc>
+          <w:tcPr>
+            <w:tcW w:type="dxa" w:w="2736"/>
+          </w:tcPr>
+          <w:p>
+            <w:r>
+              <w:t>—</w:t>
+            </w:r>
+          </w:p>
+        </w:tc>
+        <w:tc>
+          <w:tcPr>
+            <w:tcW w:type="dxa" w:w="2448"/>
+          </w:tcPr>
+          <w:p>
+            <w:r>
+              <w:t>ControlCentreDashboardResponse: {role, registered_farmers, active_buyers, volume_aggregated_tonnes, tiles: {...}}</w:t>
+            </w:r>
+          </w:p>
+        </w:tc>
+        <w:tc>
+          <w:tcPr>
+            <w:tcW w:type="dxa" w:w="3744"/>
+          </w:tcPr>
+          <w:p>
+            <w:r>
+              <w:t>The season snapshot is identical for every role (non-sensitive, already visible to Finance via Section 11). `tiles` is scoped to the caller’s own role’s domain only -- Finance never sees account-admin counts, Super Admin never sees reconciliation figures.</w:t>
+            </w:r>
+          </w:p>
+        </w:tc>
+      </w:tr>
+    </w:tbl>
+    <w:p>
+      <w:pPr>
+        <w:pStyle w:val="Heading1"/>
+      </w:pPr>
+      <w:r>
+        <w:t>13. USSD/SMS Channel Endpoints (role: farmer)</w:t>
+      </w:r>
+    </w:p>
+    <w:p>
+      <w:r>
+        <w:t>Added 8 Sep 2026, same audit -- the feature-phone fallback (PRD Section 8) had a Stage 3 wireframe but no Stage 4 visual and zero build of any kind before this pass. Reuses the same JWT session as the rest of the app rather than a separate PIN-based auth system -- see SDD Section 26 for why. Every push is logged to UssdSmsLog so delivery is an assertable fact.</w:t>
+      </w:r>
+    </w:p>
+    <w:tbl>
+      <w:tblPr>
+        <w:tblW w:type="auto" w:w="0"/>
+        <w:tblLayout w:type="fixed"/>
+        <w:tblLook w:firstColumn="1" w:firstRow="1" w:lastColumn="0" w:lastRow="0" w:noHBand="0" w:noVBand="1" w:val="04A0"/>
+        <w:tblBorders>
+          <w:top w:val="single" w:color="auto" w:sz="4"/>
+          <w:left w:val="single" w:color="auto" w:sz="4"/>
+          <w:bottom w:val="single" w:color="auto" w:sz="4"/>
+          <w:right w:val="single" w:color="auto" w:sz="4"/>
+          <w:insideH w:val="single" w:color="auto" w:sz="4"/>
+          <w:insideV w:val="single" w:color="auto" w:sz="4"/>
+        </w:tblBorders>
+      </w:tblPr>
+      <w:tblGrid>
+        <w:gridCol w:w="2160"/>
+        <w:gridCol w:w="2160"/>
+        <w:gridCol w:w="2160"/>
+        <w:gridCol w:w="2160"/>
+      </w:tblGrid>
+      <w:tr>
+        <w:tc>
+          <w:tcPr>
+            <w:tcW w:type="dxa" w:w="2448"/>
+          </w:tcPr>
+          <w:p>
+            <w:r>
+              <w:rPr>
+                <w:b/>
+              </w:rPr>
+              <w:t>Method &amp; path</w:t>
+            </w:r>
+          </w:p>
+        </w:tc>
+        <w:tc>
+          <w:tcPr>
+            <w:tcW w:type="dxa" w:w="2736"/>
+          </w:tcPr>
+          <w:p>
+            <w:r>
+              <w:rPr>
+                <w:b/>
+              </w:rPr>
+              <w:t>Request body</w:t>
+            </w:r>
+          </w:p>
+        </w:tc>
+        <w:tc>
+          <w:tcPr>
+            <w:tcW w:type="dxa" w:w="2448"/>
+          </w:tcPr>
+          <w:p>
+            <w:r>
+              <w:rPr>
+                <w:b/>
+              </w:rPr>
+              <w:t>Response</w:t>
+            </w:r>
+          </w:p>
+        </w:tc>
+        <w:tc>
+          <w:tcPr>
+            <w:tcW w:type="dxa" w:w="3744"/>
+          </w:tcPr>
+          <w:p>
+            <w:r>
+              <w:rPr>
+                <w:b/>
+              </w:rPr>
+              <w:t>Notes</w:t>
+            </w:r>
+          </w:p>
+        </w:tc>
+      </w:tr>
+      <w:tr>
+        <w:tc>
+          <w:tcPr>
+            <w:tcW w:type="dxa" w:w="2448"/>
+          </w:tcPr>
+          <w:p>
+            <w:r>
+              <w:t>POST /ussd/opportunities/{id}/push-alert</w:t>
+            </w:r>
+          </w:p>
+        </w:tc>
+        <w:tc>
+          <w:tcPr>
+            <w:tcW w:type="dxa" w:w="2736"/>
+          </w:tcPr>
+          <w:p>
+            <w:r>
+              <w:t>—</w:t>
+            </w:r>
+          </w:p>
+        </w:tc>
+        <w:tc>
+          <w:tcPr>
+            <w:tcW w:type="dxa" w:w="2448"/>
+          </w:tcPr>
+          <w:p>
+            <w:r>
+              <w:t>UssdOpportunityAlert: {opportunity_id, sms_text, ussd_detail_text}</w:t>
+            </w:r>
+          </w:p>
+        </w:tc>
+        <w:tc>
+          <w:tcPr>
+            <w:tcW w:type="dxa" w:w="3744"/>
+          </w:tcPr>
+          <w:p>
+            <w:r>
+              <w:t>PRD Touchpoint 1. 404 if the opportunity is gone/no longer OPEN. Logs an opportunity_alert row.</w:t>
+            </w:r>
+          </w:p>
+        </w:tc>
+      </w:tr>
+      <w:tr>
+        <w:tc>
+          <w:tcPr>
+            <w:tcW w:type="dxa" w:w="2448"/>
+          </w:tcPr>
+          <w:p>
+            <w:r>
+              <w:t>POST /ussd/pickup-confirm</w:t>
+            </w:r>
+          </w:p>
+        </w:tc>
+        <w:tc>
+          <w:tcPr>
+            <w:tcW w:type="dxa" w:w="2736"/>
+          </w:tcPr>
+          <w:p>
+            <w:r>
+              <w:t>quantity_ready_tonnes, preferred_pickup_date, buyer_requirement_id (optional)</w:t>
+            </w:r>
+          </w:p>
+        </w:tc>
+        <w:tc>
+          <w:tcPr>
+            <w:tcW w:type="dxa" w:w="2448"/>
+          </w:tcPr>
+          <w:p>
+            <w:r>
+              <w:t>HarvestPickupRequestResponse</w:t>
+            </w:r>
+          </w:p>
+        </w:tc>
+        <w:tc>
+          <w:tcPr>
+            <w:tcW w:type="dxa" w:w="3744"/>
+          </w:tcPr>
+          <w:p>
+            <w:r>
+              <w:t>PRD Touchpoint 2. Calls farmer.py’s request_harvest_pickup directly -- same validation, same real DispatchJob. Logs a pickup_confirmation row.</w:t>
+            </w:r>
+          </w:p>
+        </w:tc>
+      </w:tr>
+      <w:tr>
+        <w:tc>
+          <w:tcPr>
+            <w:tcW w:type="dxa" w:w="2448"/>
+          </w:tcPr>
+          <w:p>
+            <w:r>
+              <w:t>GET /ussd/payment-notification</w:t>
+            </w:r>
+          </w:p>
+        </w:tc>
+        <w:tc>
+          <w:tcPr>
+            <w:tcW w:type="dxa" w:w="2736"/>
+          </w:tcPr>
+          <w:p>
+            <w:r>
+              <w:t>—</w:t>
+            </w:r>
+          </w:p>
+        </w:tc>
+        <w:tc>
+          <w:tcPr>
+            <w:tcW w:type="dxa" w:w="2448"/>
+          </w:tcPr>
+          <w:p>
+            <w:r>
+              <w:t>UssdPaymentNotification: {sms_text, balance_text}</w:t>
+            </w:r>
+          </w:p>
+        </w:tc>
+        <w:tc>
+          <w:tcPr>
+            <w:tcW w:type="dxa" w:w="3744"/>
+          </w:tcPr>
+          <w:p>
+            <w:r>
+              <w:t>PRD Touchpoint 3. Reuses wallet.py’s compute_farmer_wallet. Logs a payment_notification row.</w:t>
+            </w:r>
+          </w:p>
+        </w:tc>
+      </w:tr>
+      <w:tr>
+        <w:tc>
+          <w:tcPr>
+            <w:tcW w:type="dxa" w:w="2448"/>
+          </w:tcPr>
+          <w:p>
+            <w:r>
+              <w:t>GET /ussd/sms-log</w:t>
+            </w:r>
+          </w:p>
+        </w:tc>
+        <w:tc>
+          <w:tcPr>
+            <w:tcW w:type="dxa" w:w="2736"/>
+          </w:tcPr>
+          <w:p>
+            <w:r>
+              <w:t>—</w:t>
+            </w:r>
+          </w:p>
+        </w:tc>
+        <w:tc>
+          <w:tcPr>
+            <w:tcW w:type="dxa" w:w="2448"/>
+          </w:tcPr>
+          <w:p>
+            <w:r>
+              <w:t>List of UssdSmsLogEntry</w:t>
+            </w:r>
+          </w:p>
+        </w:tc>
+        <w:tc>
+          <w:tcPr>
+            <w:tcW w:type="dxa" w:w="3744"/>
+          </w:tcPr>
+          <w:p>
+            <w:r>
+              <w:t>The caller’s own simulated-SMS history -- what "the farmer was notified" actually asserts against.</w:t>
+            </w:r>
+          </w:p>
+        </w:tc>
+      </w:tr>
+    </w:tbl>
+    <w:p>
+      <w:pPr>
+        <w:pStyle w:val="Heading1"/>
+      </w:pPr>
+      <w:r>
+        <w:t>14. Error Format</w:t>
       </w:r>
     </w:p>
     <w:p>
@@ -3203,7 +4811,7 @@
         <w:pStyle w:val="Heading1"/>
       </w:pPr>
       <w:r>
-        <w:t>12. Not Yet Built</w:t>
+        <w:t>15. Not Yet Built</w:t>
       </w:r>
     </w:p>
     <w:p>
@@ -3212,7 +4820,7 @@
           <w:b w:val="0"/>
           <w:i w:val="0"/>
         </w:rPr>
-        <w:t>The Reporting screen's own revenue-stream/pilot-metrics dashboard (Section 10 covers the MoFA compliance export, a distinct concern); the MoFA import half (a static stub even in the Stage 3 wireframe); a dedicated Registration Approval Queue screen of its own (Stage 4 visual id “approvals” -- Section 5's approve/reject endpoints are real and now have a working UI, but it lives inline on User &amp; Role Admin, Section 5, rather than its own separate screen); feeding a graded intake (Section 8) into Buyer Compliance Docs (Section 9 covers Farmer Wallet/Settlement, Section 10 covers the compliance export -- neither is this); a Buyer-side path for the vendor date-conflict override (Super Admin only, this pass -- see SDD Section 10); catalogue item edit/delete (Section 4); Field Visit Logs, Proof of Pickup/Delivery, and Trunking (Stage 4 visual screens never in Stage 6's Must-Have scope); and any real mobile money or OTP/USSD/MoFA gateway integration -- OTP verification (Section 1) is real end to end but SIMULATED at the delivery layer only.</w:t>
+        <w:t>Only one item remains, confirmed 8 Sep 2026 as a deliberate, unchanged decision (not an oversight): any real mobile money or OTP/USSD/SMS gateway integration -- OTP verification (Section 1) and the USSD/SMS channel (Section 13) are both real end to end but SIMULATED at the delivery layer only. A Buyer-side path for the vendor date-conflict override (Super Admin only, this pass -- see SDD Section 10) and catalogue item edit/delete (Section 4) remain the only other known small gaps, both pre-existing and unrelated to this pass’s scope-closing work. Every screen named in prior versions of this list -- the Reporting dashboard (Section 11), MoFA's import half (Section 10), the Registration Approval Queue's own screen, Field Visit Logs, Proof of Pickup/Delivery, Trunking, all four portal dashboards, Farmer Wallet/Milestone Log/Messaging, Vendor Billing/Payout/Handoff, Buyer Documents/Tracking/Invoice, the Control Centre Dashboard (Section 12), and the Audit Log's browsing UI (Section 5) -- is now real and tested.</w:t>
       </w:r>
     </w:p>
     <w:sectPr>

--- a/Farm_Master_API_Documentation_Stage6.docx
+++ b/Farm_Master_API_Documentation_Stage6.docx
@@ -4821,6 +4821,23 @@
           <w:i w:val="0"/>
         </w:rPr>
         <w:t>Only one item remains, confirmed 8 Sep 2026 as a deliberate, unchanged decision (not an oversight): any real mobile money or OTP/USSD/SMS gateway integration -- OTP verification (Section 1) and the USSD/SMS channel (Section 13) are both real end to end but SIMULATED at the delivery layer only. A Buyer-side path for the vendor date-conflict override (Super Admin only, this pass -- see SDD Section 10) and catalogue item edit/delete (Section 4) remain the only other known small gaps, both pre-existing and unrelated to this pass’s scope-closing work. Every screen named in prior versions of this list -- the Reporting dashboard (Section 11), MoFA's import half (Section 10), the Registration Approval Queue's own screen, Field Visit Logs, Proof of Pickup/Delivery, Trunking, all four portal dashboards, Farmer Wallet/Milestone Log/Messaging, Vendor Billing/Payout/Handoff, Buyer Documents/Tracking/Invoice, the Control Centre Dashboard (Section 12), and the Audit Log's browsing UI (Section 5) -- is now real and tested.</w:t>
+      </w:r>
+    </w:p>
+    <w:p>
+      <w:pPr>
+        <w:pStyle w:val="Heading1"/>
+      </w:pPr>
+      <w:r>
+        <w:t>16. Stage 7 — Test Coverage</w:t>
+      </w:r>
+    </w:p>
+    <w:p>
+      <w:r>
+        <w:rPr>
+          <w:b w:val="0"/>
+          <w:i w:val="0"/>
+        </w:rPr>
+        <w:t>Stage 7 is a testing pass, not a build pass: no endpoints were added, removed, or changed from the contract documented in Sections 1-13. Every endpoint listed in this document is now covered by an automated test asserting its happy path, its documented error responses, and its RBAC boundary -- see Stage 6 Build/tests/api/ and Stage 6 Build/TEST_PLAN.md for the endpoint-by-endpoint mapping. The RBAC matrix (tests/api/test_rbac_matrix.py) systematically re-confirms every GET endpoint's role restrictions against all 7 roles rather than the narrative spot-checks this document has relied on through Stage 6. The Section 15 simulated-delivery boundary (OTP, mobile money, USSD/SMS) is now also enforced by a source scan (tests/api/test_simulated_integrations.py) that fails if any real payment/SMS gateway call, SDK import, or live API URL is ever introduced into auth.py, buyer.py, vendor.py, or ussd.py.</w:t>
       </w:r>
     </w:p>
     <w:sectPr>

--- a/Farm_Master_API_Documentation_Stage6.docx
+++ b/Farm_Master_API_Documentation_Stage6.docx
@@ -2178,7 +2178,7 @@
           </w:tcPr>
           <w:p>
             <w:r>
-              <w:t>422 if role isn’t Agronomist/Logistics/Finance/Super Admin (those self-register instead). 409 on a duplicate email. Created ACTIVE immediately, no OTP challenge. Writes an internal_user_created audit entry.</w:t>
+              <w:t>422 if role isn’t Agronomist/Logistics/Finance/Super Admin/Pilot Operations Coordinator/Compliance-Reporting Officer (those self-register instead). 409 on a duplicate email. Created ACTIVE immediately, no OTP challenge. Writes an internal_user_created audit entry.</w:t>
             </w:r>
           </w:p>
         </w:tc>
@@ -2614,7 +2614,7 @@
     </w:p>
     <w:p>
       <w:r>
-        <w:t>The Matching Queue backend (SDD Section 12). Every route below 403s for any role other than Agronomist. “Candidate farmers” is every active Farmer account, not a scored shortlist -- PRD Section 8 confirms Phase 1 has no automated matching engine.</w:t>
+        <w:t>The Matching Queue backend (SDD Section 12). As of 9 Sep 2026, the first three routes (GET /agronomist/requirements, GET /agronomist/farmers, POST .../assign) also accept Role.OPERATIONS_COORDINATOR -- every other route below (formula, visit-logs, messaging) still 403s for any role other than Agronomist. “Candidate farmers” is every active Farmer account, not a scored shortlist -- PRD Section 8 confirms Phase 1 has no automated matching engine.</w:t>
       </w:r>
     </w:p>
     <w:tbl>
@@ -3727,7 +3727,7 @@
           <w:b w:val="0"/>
           <w:i w:val="0"/>
         </w:rPr>
-        <w:t>Added for PRD Section 6 Must-Have #5 (SDD Section 18) -- Order Reconciliation, the last of the pilot’s five must-haves. Every route below 403s for any role other than Finance. Figures are computed live on every call from real linked data, not stored -- see SDD Section 18 for the formula and the trading_margin_pct rate’s BUSINESS-UNCONFIRMED status.</w:t>
+        <w:t>Added for PRD Section 6 Must-Have #5 (SDD Section 18) -- Order Reconciliation, the last of the pilot’s five must-haves. As of 9 Sep 2026, the two GET routes below also accept Role.COMPLIANCE_OFFICER (read-only) -- both release-* routes still 403 for any role other than Finance. Figures are computed live on every call from real linked data, not stored -- see SDD Section 18 for the formula and the trading_margin_pct rate’s BUSINESS-UNCONFIRMED status.</w:t>
       </w:r>
     </w:p>
     <w:tbl>
@@ -4028,7 +4028,7 @@
           <w:b w:val="0"/>
           <w:i w:val="0"/>
         </w:rPr>
-        <w:t>Added for PRD Section 1.1/9 -- a generic exportable report (CSV/PDF) covering volume, quality grade, buyer, and delivery date, explicitly a placeholder pending an actual MoFA data standard (SDD Section 22). Every route below 403s for any role other than Finance. Scoped to the export half of the Stage 3 wireframe’s “MoFA Data Exchange” screen -- its import half is a static stub even in the wireframe, not built here.</w:t>
+        <w:t>Added for PRD Section 1.1/9 -- a generic exportable report (CSV/PDF) covering volume, quality grade, buyer, and delivery date, explicitly a placeholder pending an actual MoFA data standard (SDD Section 22). As of 9 Sep 2026, the three compliance-report routes below also accept Role.COMPLIANCE_OFFICER -- GET/POST /mofa/import-records still 403 for any role other than Finance. Scoped to the export half of the Stage 3 wireframe’s “MoFA Data Exchange” screen -- its import half is a static stub even in the wireframe, not built here.</w:t>
       </w:r>
     </w:p>
     <w:tbl>
@@ -4413,7 +4413,7 @@
     </w:p>
     <w:p>
       <w:r>
-        <w:t>Added 8 Sep 2026, same audit. One shared entry point for all four internal roles (Stage 3 wireframe: "one shared entry point, but the tiles that render depend on the logged-in role").</w:t>
+        <w:t>Added 8 Sep 2026, same audit. One shared entry point for Internal Operations, now six roles as of 9 Sep 2026 (Stage 3 wireframe: "one shared entry point, but the tiles that render depend on the logged-in role").</w:t>
       </w:r>
     </w:p>
     <w:tbl>

--- a/Farm_Master_API_Documentation_Stage6.docx
+++ b/Farm_Master_API_Documentation_Stage6.docx
@@ -70,7 +70,7 @@
           <w:b w:val="0"/>
           <w:i w:val="0"/>
         </w:rPr>
-        <w:t>Real-time OTP verification via phone and email was added 5 September 2026 (PRD Section 12) -- login is now two calls, not one, and self-registration is new. Delivery is SIMULATED: both codes are echoed in the OTP challenge response rather than actually sent (no SMS/email gateway is chosen yet, PRD Section 1.1/12).</w:t>
+        <w:t>Real-time OTP verification via email was added 5 September 2026 (PRD Section 12) -- login is now two calls, not one, and self-registration is new. Consolidated from phone+email to email-only 10 September 2026 for user-friendliness (SDD Section 31) -- dev_only_phone_code and the phone_code request field are gone, not deprecated. Delivery is SIMULATED: the code is echoed in the OTP challenge response rather than actually sent (no email gateway is chosen yet, PRD Section 1.1/12).</w:t>
       </w:r>
     </w:p>
     <w:p>
@@ -79,7 +79,7 @@
           <w:b w:val="0"/>
           <w:i w:val="0"/>
         </w:rPr>
-        <w:t>POST /auth/register — body {email, phone, full_name, password, role, organisation_name (required for buyer/vendor)} — role must be farmer, buyer, or vendor (422 otherwise; Internal Operations roles are Super-Admin-provisioned, not self-registered). 409 if the email is already registered. Returns an OtpChallengeResponse: {challenge_id, purpose: "registration", expires_at, message, dev_only_phone_code, dev_only_email_code}.</w:t>
+        <w:t>POST /auth/register — body {email, phone, full_name, password, role, organisation_name (required for buyer/vendor)} — role must be farmer, buyer, or vendor (422 otherwise; Internal Operations roles are Super-Admin-provisioned, not self-registered). 409 if the email is already registered. Returns an OtpChallengeResponse: {challenge_id, purpose: "registration", expires_at, message, dev_only_email_code}.</w:t>
       </w:r>
     </w:p>
     <w:p>
@@ -88,7 +88,7 @@
           <w:b w:val="0"/>
           <w:i w:val="0"/>
         </w:rPr>
-        <w:t>POST /auth/register/verify-otp — body {challenge_id, phone_code, email_code} — both codes must match. Farmer accounts go straight to status "active". Buyer/Vendor accounts go to "pending_review" and a RegistrationApproval row is created (see Section 5) -- OTP verification is a precondition to entering that existing queue, not a replacement for it. Returns {status, message}.</w:t>
+        <w:t>POST /auth/register/verify-otp — body {challenge_id, email_code}. Farmer accounts go straight to status "active". Buyer/Vendor accounts go to "pending_review" and a RegistrationApproval row is created (see Section 5) -- OTP verification is a precondition to entering that existing queue, not a replacement for it. Returns {status, message}.</w:t>
       </w:r>
     </w:p>
     <w:p>
@@ -106,7 +106,7 @@
           <w:b w:val="0"/>
           <w:i w:val="0"/>
         </w:rPr>
-        <w:t>POST /auth/login/verify-otp — body {challenge_id, phone_code, email_code} — both codes must match and the challenge must be unused and unexpired (401 / 409 / 410 respectively). Returns {access_token, token_type: "bearer", role, full_name} -- the same shape /auth/login used to return directly. Send the token on every subsequent request as header Authorization: Bearer &lt;token&gt;. Tokens expire after 8 hours (dev default, auth.py). There is no refresh-token endpoint yet.</w:t>
+        <w:t>POST /auth/login/verify-otp — body {challenge_id, email_code} — the code must match and the challenge must be unused and unexpired (401 / 409 / 410 respectively). Returns {access_token, token_type: "bearer", role, full_name} -- the same shape /auth/login used to return directly. Send the token on every subsequent request as header Authorization: Bearer &lt;token&gt;. Tokens expire after 8 hours (dev default, auth.py). There is no refresh-token endpoint yet.</w:t>
       </w:r>
     </w:p>
     <w:p>

--- a/Farm_Master_API_Documentation_Stage6.docx
+++ b/Farm_Master_API_Documentation_Stage6.docx
@@ -4840,6 +4840,1202 @@
         <w:t>Stage 7 is a testing pass, not a build pass: no endpoints were added, removed, or changed from the contract documented in Sections 1-13. Every endpoint listed in this document is now covered by an automated test asserting its happy path, its documented error responses, and its RBAC boundary -- see Stage 6 Build/tests/api/ and Stage 6 Build/TEST_PLAN.md for the endpoint-by-endpoint mapping. The RBAC matrix (tests/api/test_rbac_matrix.py) systematically re-confirms every GET endpoint's role restrictions against all 7 roles rather than the narrative spot-checks this document has relied on through Stage 6. The Section 15 simulated-delivery boundary (OTP, mobile money, USSD/SMS) is now also enforced by a source scan (tests/api/test_simulated_integrations.py) that fails if any real payment/SMS gateway call, SDK import, or live API URL is ever introduced into auth.py, buyer.py, vendor.py, or ussd.py.</w:t>
       </w:r>
     </w:p>
+    <w:p>
+      <w:pPr>
+        <w:pStyle w:val="Heading1"/>
+      </w:pPr>
+      <w:r>
+        <w:t>17. Vendor Product/Service Listing Endpoints (role: vendor)</w:t>
+      </w:r>
+    </w:p>
+    <w:p>
+      <w:pPr/>
+      <w:r>
+        <w:t>Added 10 Sep 2026 (SDD Section 32) — a separate marketplace listing feature from the Product Catalogue above (Section 4): any good or service a vendor wants farmers/buyers to see, gated by Super Admin approval before it's ever visible. All routes require a vendor JWT and are scoped to the caller's own listings (404 on someone else's). price must be &gt;= 0; quantity_available is optional (nullable, typically omitted for services). Submitting requires all required fields plus at least one image (422 otherwise); a listing never goes straight to active. Editing an active/out_of_stock/rejected listing's core fields resets it to pending_review; the status-toggle endpoint is exempt from this and only accepts active/out_of_stock.</w:t>
+      </w:r>
+    </w:p>
+    <w:tbl>
+      <w:tblPr>
+        <w:tblW w:type="auto" w:w="0"/>
+        <w:tblLook w:firstColumn="1" w:firstRow="1" w:lastColumn="0" w:lastRow="0" w:noHBand="0" w:noVBand="1" w:val="04A0"/>
+        <w:tblBorders>
+          <w:top w:val="single" w:color="auto" w:sz="4"/>
+          <w:left w:val="single" w:color="auto" w:sz="4"/>
+          <w:bottom w:val="single" w:color="auto" w:sz="4"/>
+          <w:right w:val="single" w:color="auto" w:sz="4"/>
+          <w:insideH w:val="single" w:color="auto" w:sz="4"/>
+          <w:insideV w:val="single" w:color="auto" w:sz="4"/>
+        </w:tblBorders>
+      </w:tblPr>
+      <w:tblGrid>
+        <w:gridCol w:w="2160"/>
+        <w:gridCol w:w="2160"/>
+        <w:gridCol w:w="2160"/>
+        <w:gridCol w:w="2160"/>
+      </w:tblGrid>
+      <w:tr>
+        <w:tc>
+          <w:tcPr>
+            <w:tcW w:type="dxa" w:w="2160"/>
+          </w:tcPr>
+          <w:p>
+            <w:r/>
+            <w:r>
+              <w:rPr>
+                <w:b/>
+              </w:rPr>
+              <w:t>Method &amp; path</w:t>
+            </w:r>
+          </w:p>
+        </w:tc>
+        <w:tc>
+          <w:tcPr>
+            <w:tcW w:type="dxa" w:w="2160"/>
+          </w:tcPr>
+          <w:p>
+            <w:r/>
+            <w:r>
+              <w:rPr>
+                <w:b/>
+              </w:rPr>
+              <w:t>Request body</w:t>
+            </w:r>
+          </w:p>
+        </w:tc>
+        <w:tc>
+          <w:tcPr>
+            <w:tcW w:type="dxa" w:w="2160"/>
+          </w:tcPr>
+          <w:p>
+            <w:r/>
+            <w:r>
+              <w:rPr>
+                <w:b/>
+              </w:rPr>
+              <w:t>Response</w:t>
+            </w:r>
+          </w:p>
+        </w:tc>
+        <w:tc>
+          <w:tcPr>
+            <w:tcW w:type="dxa" w:w="2160"/>
+          </w:tcPr>
+          <w:p>
+            <w:r/>
+            <w:r>
+              <w:rPr>
+                <w:b/>
+              </w:rPr>
+              <w:t>Notes</w:t>
+            </w:r>
+          </w:p>
+        </w:tc>
+      </w:tr>
+      <w:tr>
+        <w:tc>
+          <w:tcPr>
+            <w:tcW w:type="dxa" w:w="2160"/>
+          </w:tcPr>
+          <w:p>
+            <w:r/>
+            <w:r>
+              <w:t>GET /vendor/listings</w:t>
+            </w:r>
+          </w:p>
+        </w:tc>
+        <w:tc>
+          <w:tcPr>
+            <w:tcW w:type="dxa" w:w="2160"/>
+          </w:tcPr>
+          <w:p>
+            <w:r/>
+            <w:r>
+              <w:t>— (optional ?status= query filter)</w:t>
+            </w:r>
+          </w:p>
+        </w:tc>
+        <w:tc>
+          <w:tcPr>
+            <w:tcW w:type="dxa" w:w="2160"/>
+          </w:tcPr>
+          <w:p>
+            <w:r/>
+            <w:r>
+              <w:t>List[ListingResponse]</w:t>
+            </w:r>
+          </w:p>
+        </w:tc>
+        <w:tc>
+          <w:tcPr>
+            <w:tcW w:type="dxa" w:w="2160"/>
+          </w:tcPr>
+          <w:p>
+            <w:r/>
+            <w:r>
+              <w:t>Every one of the caller's own listings, newest-updated first.</w:t>
+            </w:r>
+          </w:p>
+        </w:tc>
+      </w:tr>
+      <w:tr>
+        <w:tc>
+          <w:tcPr>
+            <w:tcW w:type="dxa" w:w="2160"/>
+          </w:tcPr>
+          <w:p>
+            <w:r/>
+            <w:r>
+              <w:t>POST /vendor/listings</w:t>
+            </w:r>
+          </w:p>
+        </w:tc>
+        <w:tc>
+          <w:tcPr>
+            <w:tcW w:type="dxa" w:w="2160"/>
+          </w:tcPr>
+          <w:p>
+            <w:r/>
+            <w:r>
+              <w:t>ListingCreate: {category_id, title, description, listing_type, price, unit, quantity_available, region}</w:t>
+            </w:r>
+          </w:p>
+        </w:tc>
+        <w:tc>
+          <w:tcPr>
+            <w:tcW w:type="dxa" w:w="2160"/>
+          </w:tcPr>
+          <w:p>
+            <w:r/>
+            <w:r>
+              <w:t>ListingResponse</w:t>
+            </w:r>
+          </w:p>
+        </w:tc>
+        <w:tc>
+          <w:tcPr>
+            <w:tcW w:type="dxa" w:w="2160"/>
+          </w:tcPr>
+          <w:p>
+            <w:r/>
+            <w:r>
+              <w:t>Creates a DRAFT. 422 if price &lt; 0 or category_id is unknown/inactive.</w:t>
+            </w:r>
+          </w:p>
+        </w:tc>
+      </w:tr>
+      <w:tr>
+        <w:tc>
+          <w:tcPr>
+            <w:tcW w:type="dxa" w:w="2160"/>
+          </w:tcPr>
+          <w:p>
+            <w:r/>
+            <w:r>
+              <w:t>GET /vendor/listings/{id}</w:t>
+            </w:r>
+          </w:p>
+        </w:tc>
+        <w:tc>
+          <w:tcPr>
+            <w:tcW w:type="dxa" w:w="2160"/>
+          </w:tcPr>
+          <w:p>
+            <w:r/>
+            <w:r>
+              <w:t>—</w:t>
+            </w:r>
+          </w:p>
+        </w:tc>
+        <w:tc>
+          <w:tcPr>
+            <w:tcW w:type="dxa" w:w="2160"/>
+          </w:tcPr>
+          <w:p>
+            <w:r/>
+            <w:r>
+              <w:t>ListingResponse</w:t>
+            </w:r>
+          </w:p>
+        </w:tc>
+        <w:tc>
+          <w:tcPr>
+            <w:tcW w:type="dxa" w:w="2160"/>
+          </w:tcPr>
+          <w:p>
+            <w:r/>
+            <w:r>
+              <w:t>404 if not owned by the caller.</w:t>
+            </w:r>
+          </w:p>
+        </w:tc>
+      </w:tr>
+      <w:tr>
+        <w:tc>
+          <w:tcPr>
+            <w:tcW w:type="dxa" w:w="2160"/>
+          </w:tcPr>
+          <w:p>
+            <w:r/>
+            <w:r>
+              <w:t>PUT /vendor/listings/{id}</w:t>
+            </w:r>
+          </w:p>
+        </w:tc>
+        <w:tc>
+          <w:tcPr>
+            <w:tcW w:type="dxa" w:w="2160"/>
+          </w:tcPr>
+          <w:p>
+            <w:r/>
+            <w:r>
+              <w:t>ListingUpdate (same shape as ListingCreate)</w:t>
+            </w:r>
+          </w:p>
+        </w:tc>
+        <w:tc>
+          <w:tcPr>
+            <w:tcW w:type="dxa" w:w="2160"/>
+          </w:tcPr>
+          <w:p>
+            <w:r/>
+            <w:r>
+              <w:t>ListingResponse</w:t>
+            </w:r>
+          </w:p>
+        </w:tc>
+        <w:tc>
+          <w:tcPr>
+            <w:tcW w:type="dxa" w:w="2160"/>
+          </w:tcPr>
+          <w:p>
+            <w:r/>
+            <w:r>
+              <w:t>409 if archived. Resets an active/out_of_stock/rejected listing to pending_review on any real core-field change.</w:t>
+            </w:r>
+          </w:p>
+        </w:tc>
+      </w:tr>
+      <w:tr>
+        <w:tc>
+          <w:tcPr>
+            <w:tcW w:type="dxa" w:w="2160"/>
+          </w:tcPr>
+          <w:p>
+            <w:r/>
+            <w:r>
+              <w:t>DELETE /vendor/listings/{id}</w:t>
+            </w:r>
+          </w:p>
+        </w:tc>
+        <w:tc>
+          <w:tcPr>
+            <w:tcW w:type="dxa" w:w="2160"/>
+          </w:tcPr>
+          <w:p>
+            <w:r/>
+            <w:r>
+              <w:t>—</w:t>
+            </w:r>
+          </w:p>
+        </w:tc>
+        <w:tc>
+          <w:tcPr>
+            <w:tcW w:type="dxa" w:w="2160"/>
+          </w:tcPr>
+          <w:p>
+            <w:r/>
+            <w:r>
+              <w:t>ListingResponse</w:t>
+            </w:r>
+          </w:p>
+        </w:tc>
+        <w:tc>
+          <w:tcPr>
+            <w:tcW w:type="dxa" w:w="2160"/>
+          </w:tcPr>
+          <w:p>
+            <w:r/>
+            <w:r>
+              <w:t>Archives (soft delete) from any status. 409 if already archived.</w:t>
+            </w:r>
+          </w:p>
+        </w:tc>
+      </w:tr>
+      <w:tr>
+        <w:tc>
+          <w:tcPr>
+            <w:tcW w:type="dxa" w:w="2160"/>
+          </w:tcPr>
+          <w:p>
+            <w:r/>
+            <w:r>
+              <w:t>POST /vendor/listings/{id}/images</w:t>
+            </w:r>
+          </w:p>
+        </w:tc>
+        <w:tc>
+          <w:tcPr>
+            <w:tcW w:type="dxa" w:w="2160"/>
+          </w:tcPr>
+          <w:p>
+            <w:r/>
+            <w:r>
+              <w:t>multipart/form-data: file</w:t>
+            </w:r>
+          </w:p>
+        </w:tc>
+        <w:tc>
+          <w:tcPr>
+            <w:tcW w:type="dxa" w:w="2160"/>
+          </w:tcPr>
+          <w:p>
+            <w:r/>
+            <w:r>
+              <w:t>ListingResponse</w:t>
+            </w:r>
+          </w:p>
+        </w:tc>
+        <w:tc>
+          <w:tcPr>
+            <w:tcW w:type="dxa" w:w="2160"/>
+          </w:tcPr>
+          <w:p>
+            <w:r/>
+            <w:r>
+              <w:t>422 on a non-JPEG/PNG/WEBP type or a file over 5 MB. First image auto-becomes primary. Triggers the same pending_review reset as a core-field edit.</w:t>
+            </w:r>
+          </w:p>
+        </w:tc>
+      </w:tr>
+      <w:tr>
+        <w:tc>
+          <w:tcPr>
+            <w:tcW w:type="dxa" w:w="2160"/>
+          </w:tcPr>
+          <w:p>
+            <w:r/>
+            <w:r>
+              <w:t>DELETE /vendor/listings/{id}/images/{image_id}</w:t>
+            </w:r>
+          </w:p>
+        </w:tc>
+        <w:tc>
+          <w:tcPr>
+            <w:tcW w:type="dxa" w:w="2160"/>
+          </w:tcPr>
+          <w:p>
+            <w:r/>
+            <w:r>
+              <w:t>—</w:t>
+            </w:r>
+          </w:p>
+        </w:tc>
+        <w:tc>
+          <w:tcPr>
+            <w:tcW w:type="dxa" w:w="2160"/>
+          </w:tcPr>
+          <w:p>
+            <w:r/>
+            <w:r>
+              <w:t>ListingResponse</w:t>
+            </w:r>
+          </w:p>
+        </w:tc>
+        <w:tc>
+          <w:tcPr>
+            <w:tcW w:type="dxa" w:w="2160"/>
+          </w:tcPr>
+          <w:p>
+            <w:r/>
+            <w:r>
+              <w:t>Best-effort disk delete; promotes the next image to primary if the deleted one was primary.</w:t>
+            </w:r>
+          </w:p>
+        </w:tc>
+      </w:tr>
+      <w:tr>
+        <w:tc>
+          <w:tcPr>
+            <w:tcW w:type="dxa" w:w="2160"/>
+          </w:tcPr>
+          <w:p>
+            <w:r/>
+            <w:r>
+              <w:t>POST /vendor/listings/{id}/submit</w:t>
+            </w:r>
+          </w:p>
+        </w:tc>
+        <w:tc>
+          <w:tcPr>
+            <w:tcW w:type="dxa" w:w="2160"/>
+          </w:tcPr>
+          <w:p>
+            <w:r/>
+            <w:r>
+              <w:t>—</w:t>
+            </w:r>
+          </w:p>
+        </w:tc>
+        <w:tc>
+          <w:tcPr>
+            <w:tcW w:type="dxa" w:w="2160"/>
+          </w:tcPr>
+          <w:p>
+            <w:r/>
+            <w:r>
+              <w:t>ListingResponse</w:t>
+            </w:r>
+          </w:p>
+        </w:tc>
+        <w:tc>
+          <w:tcPr>
+            <w:tcW w:type="dxa" w:w="2160"/>
+          </w:tcPr>
+          <w:p>
+            <w:r/>
+            <w:r>
+              <w:t>draft/rejected → pending_review. 409 otherwise. 422 if price &lt; 0 or zero images.</w:t>
+            </w:r>
+          </w:p>
+        </w:tc>
+      </w:tr>
+      <w:tr>
+        <w:tc>
+          <w:tcPr>
+            <w:tcW w:type="dxa" w:w="2160"/>
+          </w:tcPr>
+          <w:p>
+            <w:r/>
+            <w:r>
+              <w:t>POST /vendor/listings/{id}/status</w:t>
+            </w:r>
+          </w:p>
+        </w:tc>
+        <w:tc>
+          <w:tcPr>
+            <w:tcW w:type="dxa" w:w="2160"/>
+          </w:tcPr>
+          <w:p>
+            <w:r/>
+            <w:r>
+              <w:t>ListingStatusToggleRequest: {status: active|out_of_stock}</w:t>
+            </w:r>
+          </w:p>
+        </w:tc>
+        <w:tc>
+          <w:tcPr>
+            <w:tcW w:type="dxa" w:w="2160"/>
+          </w:tcPr>
+          <w:p>
+            <w:r/>
+            <w:r>
+              <w:t>ListingResponse</w:t>
+            </w:r>
+          </w:p>
+        </w:tc>
+        <w:tc>
+          <w:tcPr>
+            <w:tcW w:type="dxa" w:w="2160"/>
+          </w:tcPr>
+          <w:p>
+            <w:r/>
+            <w:r>
+              <w:t>409 unless the listing is currently active or out_of_stock. Does NOT trigger re-review (Emmanuel's decision, 10 Sep 2026).</w:t>
+            </w:r>
+          </w:p>
+        </w:tc>
+      </w:tr>
+      <w:tr>
+        <w:tc>
+          <w:tcPr>
+            <w:tcW w:type="dxa" w:w="2160"/>
+          </w:tcPr>
+          <w:p>
+            <w:r/>
+            <w:r>
+              <w:t>GET /vendor/notifications</w:t>
+            </w:r>
+          </w:p>
+        </w:tc>
+        <w:tc>
+          <w:tcPr>
+            <w:tcW w:type="dxa" w:w="2160"/>
+          </w:tcPr>
+          <w:p>
+            <w:r/>
+            <w:r>
+              <w:t>—</w:t>
+            </w:r>
+          </w:p>
+        </w:tc>
+        <w:tc>
+          <w:tcPr>
+            <w:tcW w:type="dxa" w:w="2160"/>
+          </w:tcPr>
+          <w:p>
+            <w:r/>
+            <w:r>
+              <w:t>List[NotificationResponse]</w:t>
+            </w:r>
+          </w:p>
+        </w:tc>
+        <w:tc>
+          <w:tcPr>
+            <w:tcW w:type="dxa" w:w="2160"/>
+          </w:tcPr>
+          <w:p>
+            <w:r/>
+            <w:r>
+              <w:t>Newest first. Real in-app rows, not simulated — created by admin approve/reject below.</w:t>
+            </w:r>
+          </w:p>
+        </w:tc>
+      </w:tr>
+      <w:tr>
+        <w:tc>
+          <w:tcPr>
+            <w:tcW w:type="dxa" w:w="2160"/>
+          </w:tcPr>
+          <w:p>
+            <w:r/>
+            <w:r>
+              <w:t>POST /vendor/notifications/{id}/read</w:t>
+            </w:r>
+          </w:p>
+        </w:tc>
+        <w:tc>
+          <w:tcPr>
+            <w:tcW w:type="dxa" w:w="2160"/>
+          </w:tcPr>
+          <w:p>
+            <w:r/>
+            <w:r>
+              <w:t>—</w:t>
+            </w:r>
+          </w:p>
+        </w:tc>
+        <w:tc>
+          <w:tcPr>
+            <w:tcW w:type="dxa" w:w="2160"/>
+          </w:tcPr>
+          <w:p>
+            <w:r/>
+            <w:r>
+              <w:t>NotificationResponse</w:t>
+            </w:r>
+          </w:p>
+        </w:tc>
+        <w:tc>
+          <w:tcPr>
+            <w:tcW w:type="dxa" w:w="2160"/>
+          </w:tcPr>
+          <w:p>
+            <w:r/>
+            <w:r>
+              <w:t>Idempotent — a second call on an already-read notification is a no-op, not an error.</w:t>
+            </w:r>
+          </w:p>
+        </w:tc>
+      </w:tr>
+    </w:tbl>
+    <w:p>
+      <w:pPr>
+        <w:pStyle w:val="Heading1"/>
+      </w:pPr>
+      <w:r>
+        <w:t>18. Vendor Listing Approval Endpoints (role: super_admin only)</w:t>
+      </w:r>
+    </w:p>
+    <w:p>
+      <w:pPr/>
+      <w:r>
+        <w:t>The admin side of Section 17's workflow — scoped to Super Admin only, the same precedent as Registration Approval (Section 5); 403 for every other role including the two Internal Ops Staff roles. Both approve and reject write a real Audit Log entry (listing_approved / listing_rejected) and create a real Notification row for the vendor.</w:t>
+      </w:r>
+    </w:p>
+    <w:tbl>
+      <w:tblPr>
+        <w:tblW w:type="auto" w:w="0"/>
+        <w:tblLook w:firstColumn="1" w:firstRow="1" w:lastColumn="0" w:lastRow="0" w:noHBand="0" w:noVBand="1" w:val="04A0"/>
+        <w:tblBorders>
+          <w:top w:val="single" w:color="auto" w:sz="4"/>
+          <w:left w:val="single" w:color="auto" w:sz="4"/>
+          <w:bottom w:val="single" w:color="auto" w:sz="4"/>
+          <w:right w:val="single" w:color="auto" w:sz="4"/>
+          <w:insideH w:val="single" w:color="auto" w:sz="4"/>
+          <w:insideV w:val="single" w:color="auto" w:sz="4"/>
+        </w:tblBorders>
+      </w:tblPr>
+      <w:tblGrid>
+        <w:gridCol w:w="2160"/>
+        <w:gridCol w:w="2160"/>
+        <w:gridCol w:w="2160"/>
+        <w:gridCol w:w="2160"/>
+      </w:tblGrid>
+      <w:tr>
+        <w:tc>
+          <w:tcPr>
+            <w:tcW w:type="dxa" w:w="2160"/>
+          </w:tcPr>
+          <w:p>
+            <w:r/>
+            <w:r>
+              <w:rPr>
+                <w:b/>
+              </w:rPr>
+              <w:t>Method &amp; path</w:t>
+            </w:r>
+          </w:p>
+        </w:tc>
+        <w:tc>
+          <w:tcPr>
+            <w:tcW w:type="dxa" w:w="2160"/>
+          </w:tcPr>
+          <w:p>
+            <w:r/>
+            <w:r>
+              <w:rPr>
+                <w:b/>
+              </w:rPr>
+              <w:t>Request body</w:t>
+            </w:r>
+          </w:p>
+        </w:tc>
+        <w:tc>
+          <w:tcPr>
+            <w:tcW w:type="dxa" w:w="2160"/>
+          </w:tcPr>
+          <w:p>
+            <w:r/>
+            <w:r>
+              <w:rPr>
+                <w:b/>
+              </w:rPr>
+              <w:t>Response</w:t>
+            </w:r>
+          </w:p>
+        </w:tc>
+        <w:tc>
+          <w:tcPr>
+            <w:tcW w:type="dxa" w:w="2160"/>
+          </w:tcPr>
+          <w:p>
+            <w:r/>
+            <w:r>
+              <w:rPr>
+                <w:b/>
+              </w:rPr>
+              <w:t>Notes</w:t>
+            </w:r>
+          </w:p>
+        </w:tc>
+      </w:tr>
+      <w:tr>
+        <w:tc>
+          <w:tcPr>
+            <w:tcW w:type="dxa" w:w="2160"/>
+          </w:tcPr>
+          <w:p>
+            <w:r/>
+            <w:r>
+              <w:t>GET /admin/listings/pending</w:t>
+            </w:r>
+          </w:p>
+        </w:tc>
+        <w:tc>
+          <w:tcPr>
+            <w:tcW w:type="dxa" w:w="2160"/>
+          </w:tcPr>
+          <w:p>
+            <w:r/>
+            <w:r>
+              <w:t>—</w:t>
+            </w:r>
+          </w:p>
+        </w:tc>
+        <w:tc>
+          <w:tcPr>
+            <w:tcW w:type="dxa" w:w="2160"/>
+          </w:tcPr>
+          <w:p>
+            <w:r/>
+            <w:r>
+              <w:t>List[ListingResponse]</w:t>
+            </w:r>
+          </w:p>
+        </w:tc>
+        <w:tc>
+          <w:tcPr>
+            <w:tcW w:type="dxa" w:w="2160"/>
+          </w:tcPr>
+          <w:p>
+            <w:r/>
+            <w:r>
+              <w:t>Every listing at pending_review, oldest-updated first.</w:t>
+            </w:r>
+          </w:p>
+        </w:tc>
+      </w:tr>
+      <w:tr>
+        <w:tc>
+          <w:tcPr>
+            <w:tcW w:type="dxa" w:w="2160"/>
+          </w:tcPr>
+          <w:p>
+            <w:r/>
+            <w:r>
+              <w:t>POST /admin/listings/{id}/approve</w:t>
+            </w:r>
+          </w:p>
+        </w:tc>
+        <w:tc>
+          <w:tcPr>
+            <w:tcW w:type="dxa" w:w="2160"/>
+          </w:tcPr>
+          <w:p>
+            <w:r/>
+            <w:r>
+              <w:t>—</w:t>
+            </w:r>
+          </w:p>
+        </w:tc>
+        <w:tc>
+          <w:tcPr>
+            <w:tcW w:type="dxa" w:w="2160"/>
+          </w:tcPr>
+          <w:p>
+            <w:r/>
+            <w:r>
+              <w:t>ListingResponse</w:t>
+            </w:r>
+          </w:p>
+        </w:tc>
+        <w:tc>
+          <w:tcPr>
+            <w:tcW w:type="dxa" w:w="2160"/>
+          </w:tcPr>
+          <w:p>
+            <w:r/>
+            <w:r>
+              <w:t>pending_review → active. Stamps reviewed_by/reviewed_at. 409 if not pending_review.</w:t>
+            </w:r>
+          </w:p>
+        </w:tc>
+      </w:tr>
+      <w:tr>
+        <w:tc>
+          <w:tcPr>
+            <w:tcW w:type="dxa" w:w="2160"/>
+          </w:tcPr>
+          <w:p>
+            <w:r/>
+            <w:r>
+              <w:t>POST /admin/listings/{id}/reject</w:t>
+            </w:r>
+          </w:p>
+        </w:tc>
+        <w:tc>
+          <w:tcPr>
+            <w:tcW w:type="dxa" w:w="2160"/>
+          </w:tcPr>
+          <w:p>
+            <w:r/>
+            <w:r>
+              <w:t>ListingRejectRequest: {rejection_reason}</w:t>
+            </w:r>
+          </w:p>
+        </w:tc>
+        <w:tc>
+          <w:tcPr>
+            <w:tcW w:type="dxa" w:w="2160"/>
+          </w:tcPr>
+          <w:p>
+            <w:r/>
+            <w:r>
+              <w:t>ListingResponse</w:t>
+            </w:r>
+          </w:p>
+        </w:tc>
+        <w:tc>
+          <w:tcPr>
+            <w:tcW w:type="dxa" w:w="2160"/>
+          </w:tcPr>
+          <w:p>
+            <w:r/>
+            <w:r>
+              <w:t>pending_review → rejected. 422 if rejection_reason is blank. 409 if not pending_review.</w:t>
+            </w:r>
+          </w:p>
+        </w:tc>
+      </w:tr>
+      <w:tr>
+        <w:tc>
+          <w:tcPr>
+            <w:tcW w:type="dxa" w:w="2160"/>
+          </w:tcPr>
+          <w:p>
+            <w:r/>
+            <w:r>
+              <w:t>GET /admin/listing-categories</w:t>
+            </w:r>
+          </w:p>
+        </w:tc>
+        <w:tc>
+          <w:tcPr>
+            <w:tcW w:type="dxa" w:w="2160"/>
+          </w:tcPr>
+          <w:p>
+            <w:r/>
+            <w:r>
+              <w:t>—</w:t>
+            </w:r>
+          </w:p>
+        </w:tc>
+        <w:tc>
+          <w:tcPr>
+            <w:tcW w:type="dxa" w:w="2160"/>
+          </w:tcPr>
+          <w:p>
+            <w:r/>
+            <w:r>
+              <w:t>List[ListingCategoryResponse]</w:t>
+            </w:r>
+          </w:p>
+        </w:tc>
+        <w:tc>
+          <w:tcPr>
+            <w:tcW w:type="dxa" w:w="2160"/>
+          </w:tcPr>
+          <w:p>
+            <w:r/>
+            <w:r>
+              <w:t>Includes inactive categories (unlike the public/vendor-facing GET /listings/categories).</w:t>
+            </w:r>
+          </w:p>
+        </w:tc>
+      </w:tr>
+      <w:tr>
+        <w:tc>
+          <w:tcPr>
+            <w:tcW w:type="dxa" w:w="2160"/>
+          </w:tcPr>
+          <w:p>
+            <w:r/>
+            <w:r>
+              <w:t>POST /admin/listing-categories</w:t>
+            </w:r>
+          </w:p>
+        </w:tc>
+        <w:tc>
+          <w:tcPr>
+            <w:tcW w:type="dxa" w:w="2160"/>
+          </w:tcPr>
+          <w:p>
+            <w:r/>
+            <w:r>
+              <w:t>ListingCategoryCreate: {name}</w:t>
+            </w:r>
+          </w:p>
+        </w:tc>
+        <w:tc>
+          <w:tcPr>
+            <w:tcW w:type="dxa" w:w="2160"/>
+          </w:tcPr>
+          <w:p>
+            <w:r/>
+            <w:r>
+              <w:t>ListingCategoryResponse</w:t>
+            </w:r>
+          </w:p>
+        </w:tc>
+        <w:tc>
+          <w:tcPr>
+            <w:tcW w:type="dxa" w:w="2160"/>
+          </w:tcPr>
+          <w:p>
+            <w:r/>
+            <w:r>
+              <w:t>409 on a duplicate slug (derived from name).</w:t>
+            </w:r>
+          </w:p>
+        </w:tc>
+      </w:tr>
+      <w:tr>
+        <w:tc>
+          <w:tcPr>
+            <w:tcW w:type="dxa" w:w="2160"/>
+          </w:tcPr>
+          <w:p>
+            <w:r/>
+            <w:r>
+              <w:t>POST /admin/listing-categories/{id}/deactivate</w:t>
+            </w:r>
+          </w:p>
+        </w:tc>
+        <w:tc>
+          <w:tcPr>
+            <w:tcW w:type="dxa" w:w="2160"/>
+          </w:tcPr>
+          <w:p>
+            <w:r/>
+            <w:r>
+              <w:t>—</w:t>
+            </w:r>
+          </w:p>
+        </w:tc>
+        <w:tc>
+          <w:tcPr>
+            <w:tcW w:type="dxa" w:w="2160"/>
+          </w:tcPr>
+          <w:p>
+            <w:r/>
+            <w:r>
+              <w:t>ListingCategoryResponse</w:t>
+            </w:r>
+          </w:p>
+        </w:tc>
+        <w:tc>
+          <w:tcPr>
+            <w:tcW w:type="dxa" w:w="2160"/>
+          </w:tcPr>
+          <w:p>
+            <w:r/>
+            <w:r>
+              <w:t>Soft-disable — existing listings referencing it are unaffected.</w:t>
+            </w:r>
+          </w:p>
+        </w:tc>
+      </w:tr>
+    </w:tbl>
+    <w:p>
+      <w:pPr>
+        <w:pStyle w:val="Heading1"/>
+      </w:pPr>
+      <w:r>
+        <w:t>19. Farmer/Buyer Listing Browse Endpoints (roles: farmer, buyer)</w:t>
+      </w:r>
+    </w:p>
+    <w:p>
+      <w:pPr/>
+      <w:r>
+        <w:t>Read-only browse/search over active listings only — draft/pending/rejected/out_of_stock/archived rows never appear here regardless of filters. No caching of any kind: every call queries the database directly, so an admin approval/rejection or a vendor's own status change is reflected on the very next call. GET /listings/categories is also open to Vendor, for the Add New Listing category picker.</w:t>
+      </w:r>
+    </w:p>
+    <w:tbl>
+      <w:tblPr>
+        <w:tblW w:type="auto" w:w="0"/>
+        <w:tblLook w:firstColumn="1" w:firstRow="1" w:lastColumn="0" w:lastRow="0" w:noHBand="0" w:noVBand="1" w:val="04A0"/>
+        <w:tblBorders>
+          <w:top w:val="single" w:color="auto" w:sz="4"/>
+          <w:left w:val="single" w:color="auto" w:sz="4"/>
+          <w:bottom w:val="single" w:color="auto" w:sz="4"/>
+          <w:right w:val="single" w:color="auto" w:sz="4"/>
+          <w:insideH w:val="single" w:color="auto" w:sz="4"/>
+          <w:insideV w:val="single" w:color="auto" w:sz="4"/>
+        </w:tblBorders>
+      </w:tblPr>
+      <w:tblGrid>
+        <w:gridCol w:w="2160"/>
+        <w:gridCol w:w="2160"/>
+        <w:gridCol w:w="2160"/>
+        <w:gridCol w:w="2160"/>
+      </w:tblGrid>
+      <w:tr>
+        <w:tc>
+          <w:tcPr>
+            <w:tcW w:type="dxa" w:w="2160"/>
+          </w:tcPr>
+          <w:p>
+            <w:r/>
+            <w:r>
+              <w:rPr>
+                <w:b/>
+              </w:rPr>
+              <w:t>Method &amp; path</w:t>
+            </w:r>
+          </w:p>
+        </w:tc>
+        <w:tc>
+          <w:tcPr>
+            <w:tcW w:type="dxa" w:w="2160"/>
+          </w:tcPr>
+          <w:p>
+            <w:r/>
+            <w:r>
+              <w:rPr>
+                <w:b/>
+              </w:rPr>
+              <w:t>Request body</w:t>
+            </w:r>
+          </w:p>
+        </w:tc>
+        <w:tc>
+          <w:tcPr>
+            <w:tcW w:type="dxa" w:w="2160"/>
+          </w:tcPr>
+          <w:p>
+            <w:r/>
+            <w:r>
+              <w:rPr>
+                <w:b/>
+              </w:rPr>
+              <w:t>Response</w:t>
+            </w:r>
+          </w:p>
+        </w:tc>
+        <w:tc>
+          <w:tcPr>
+            <w:tcW w:type="dxa" w:w="2160"/>
+          </w:tcPr>
+          <w:p>
+            <w:r/>
+            <w:r>
+              <w:rPr>
+                <w:b/>
+              </w:rPr>
+              <w:t>Notes</w:t>
+            </w:r>
+          </w:p>
+        </w:tc>
+      </w:tr>
+      <w:tr>
+        <w:tc>
+          <w:tcPr>
+            <w:tcW w:type="dxa" w:w="2160"/>
+          </w:tcPr>
+          <w:p>
+            <w:r/>
+            <w:r>
+              <w:t>GET /listings/categories</w:t>
+            </w:r>
+          </w:p>
+        </w:tc>
+        <w:tc>
+          <w:tcPr>
+            <w:tcW w:type="dxa" w:w="2160"/>
+          </w:tcPr>
+          <w:p>
+            <w:r/>
+            <w:r>
+              <w:t>—</w:t>
+            </w:r>
+          </w:p>
+        </w:tc>
+        <w:tc>
+          <w:tcPr>
+            <w:tcW w:type="dxa" w:w="2160"/>
+          </w:tcPr>
+          <w:p>
+            <w:r/>
+            <w:r>
+              <w:t>List[ListingCategoryResponse]</w:t>
+            </w:r>
+          </w:p>
+        </w:tc>
+        <w:tc>
+          <w:tcPr>
+            <w:tcW w:type="dxa" w:w="2160"/>
+          </w:tcPr>
+          <w:p>
+            <w:r/>
+            <w:r>
+              <w:t>Active categories only. Vendor/Farmer/Buyer.</w:t>
+            </w:r>
+          </w:p>
+        </w:tc>
+      </w:tr>
+      <w:tr>
+        <w:tc>
+          <w:tcPr>
+            <w:tcW w:type="dxa" w:w="2160"/>
+          </w:tcPr>
+          <w:p>
+            <w:r/>
+            <w:r>
+              <w:t>GET /listings</w:t>
+            </w:r>
+          </w:p>
+        </w:tc>
+        <w:tc>
+          <w:tcPr>
+            <w:tcW w:type="dxa" w:w="2160"/>
+          </w:tcPr>
+          <w:p>
+            <w:r/>
+            <w:r>
+              <w:t>— (optional ?category_id&amp;region&amp;vendor_id&amp;min_price&amp;max_price&amp;q query params)</w:t>
+            </w:r>
+          </w:p>
+        </w:tc>
+        <w:tc>
+          <w:tcPr>
+            <w:tcW w:type="dxa" w:w="2160"/>
+          </w:tcPr>
+          <w:p>
+            <w:r/>
+            <w:r>
+              <w:t>List[ListingResponse]</w:t>
+            </w:r>
+          </w:p>
+        </w:tc>
+        <w:tc>
+          <w:tcPr>
+            <w:tcW w:type="dxa" w:w="2160"/>
+          </w:tcPr>
+          <w:p>
+            <w:r/>
+            <w:r>
+              <w:t>q searches title + description, case-insensitive. Farmer/Buyer only — 403 for a vendor token.</w:t>
+            </w:r>
+          </w:p>
+        </w:tc>
+      </w:tr>
+      <w:tr>
+        <w:tc>
+          <w:tcPr>
+            <w:tcW w:type="dxa" w:w="2160"/>
+          </w:tcPr>
+          <w:p>
+            <w:r/>
+            <w:r>
+              <w:t>GET /listings/{id}</w:t>
+            </w:r>
+          </w:p>
+        </w:tc>
+        <w:tc>
+          <w:tcPr>
+            <w:tcW w:type="dxa" w:w="2160"/>
+          </w:tcPr>
+          <w:p>
+            <w:r/>
+            <w:r>
+              <w:t>—</w:t>
+            </w:r>
+          </w:p>
+        </w:tc>
+        <w:tc>
+          <w:tcPr>
+            <w:tcW w:type="dxa" w:w="2160"/>
+          </w:tcPr>
+          <w:p>
+            <w:r/>
+            <w:r>
+              <w:t>ListingResponse</w:t>
+            </w:r>
+          </w:p>
+        </w:tc>
+        <w:tc>
+          <w:tcPr>
+            <w:tcW w:type="dxa" w:w="2160"/>
+          </w:tcPr>
+          <w:p>
+            <w:r/>
+            <w:r>
+              <w:t>404 unless the listing is active.</w:t>
+            </w:r>
+          </w:p>
+        </w:tc>
+      </w:tr>
+    </w:tbl>
     <w:sectPr>
       <w:pgSz w:w="12240" w:h="15840"/>
       <w:pgMar w:top="1440" w:right="1800" w:bottom="1440" w:left="1800" w:header="720" w:footer="720" w:gutter="0"/>
